--- a/docs/SmartPot_Technical_Documentation.docx
+++ b/docs/SmartPot_Technical_Documentation.docx
@@ -450,6 +450,7 @@
     </w:p>
     <w:p>
       <w:pPr>
+        <w:keepNext/>
         <w:spacing w:before="60" w:after="0" w:line="240" w:lineRule="auto"/>
         <w:rPr>
           <w:sz w:val="8"/>
@@ -2243,6 +2244,7 @@
     </w:p>
     <w:p>
       <w:pPr>
+        <w:keepNext/>
         <w:spacing w:before="60" w:after="0" w:line="240" w:lineRule="auto"/>
         <w:rPr>
           <w:sz w:val="8"/>
@@ -4062,6 +4064,7 @@
     </w:p>
     <w:p>
       <w:pPr>
+        <w:keepNext/>
         <w:spacing w:before="60" w:after="0" w:line="240" w:lineRule="auto"/>
         <w:rPr>
           <w:sz w:val="8"/>
@@ -5369,6 +5372,7 @@
     </w:p>
     <w:p>
       <w:pPr>
+        <w:keepNext/>
         <w:spacing w:before="60" w:after="0" w:line="240" w:lineRule="auto"/>
         <w:rPr>
           <w:sz w:val="8"/>
@@ -6025,6 +6029,7 @@
     </w:p>
     <w:p>
       <w:pPr>
+        <w:keepNext/>
         <w:spacing w:before="60" w:after="0" w:line="240" w:lineRule="auto"/>
         <w:rPr>
           <w:sz w:val="8"/>
@@ -6923,6 +6928,7 @@
     </w:p>
     <w:p>
       <w:pPr>
+        <w:keepNext/>
         <w:spacing w:before="60" w:after="0" w:line="240" w:lineRule="auto"/>
         <w:rPr>
           <w:sz w:val="8"/>
@@ -7572,6 +7578,7 @@
     </w:p>
     <w:p>
       <w:pPr>
+        <w:keepNext/>
         <w:spacing w:before="60" w:after="0" w:line="240" w:lineRule="auto"/>
         <w:rPr>
           <w:sz w:val="8"/>
@@ -8227,6 +8234,7 @@
     </w:p>
     <w:p>
       <w:pPr>
+        <w:keepNext/>
         <w:spacing w:before="60" w:after="0" w:line="240" w:lineRule="auto"/>
         <w:rPr>
           <w:sz w:val="8"/>
@@ -8783,6 +8791,7 @@
     </w:p>
     <w:p>
       <w:pPr>
+        <w:keepNext/>
         <w:spacing w:before="60" w:after="0" w:line="240" w:lineRule="auto"/>
         <w:rPr>
           <w:sz w:val="8"/>
@@ -11137,6 +11146,7 @@
     </w:p>
     <w:p>
       <w:pPr>
+        <w:keepNext/>
         <w:spacing w:before="60" w:after="0" w:line="240" w:lineRule="auto"/>
         <w:rPr>
           <w:sz w:val="8"/>
@@ -11959,6 +11969,7 @@
     </w:p>
     <w:p>
       <w:pPr>
+        <w:keepNext/>
         <w:spacing w:before="60" w:after="0" w:line="240" w:lineRule="auto"/>
         <w:rPr>
           <w:sz w:val="8"/>
@@ -12855,6 +12866,7 @@
     </w:p>
     <w:p>
       <w:pPr>
+        <w:keepNext/>
         <w:spacing w:before="60" w:after="0" w:line="240" w:lineRule="auto"/>
         <w:rPr>
           <w:sz w:val="8"/>
@@ -13381,6 +13393,7 @@
     </w:p>
     <w:p>
       <w:pPr>
+        <w:keepNext/>
         <w:spacing w:before="60" w:after="0" w:line="240" w:lineRule="auto"/>
         <w:rPr>
           <w:sz w:val="8"/>
@@ -15250,6 +15263,7 @@
     </w:p>
     <w:p>
       <w:pPr>
+        <w:keepNext/>
         <w:spacing w:before="60" w:after="0" w:line="240" w:lineRule="auto"/>
         <w:rPr>
           <w:sz w:val="8"/>
@@ -15843,6 +15857,7 @@
     </w:p>
     <w:p>
       <w:pPr>
+        <w:keepNext/>
         <w:spacing w:before="60" w:after="0" w:line="240" w:lineRule="auto"/>
         <w:rPr>
           <w:sz w:val="8"/>
@@ -16818,6 +16833,7 @@
     </w:p>
     <w:p>
       <w:pPr>
+        <w:keepNext/>
         <w:spacing w:before="60" w:after="0" w:line="240" w:lineRule="auto"/>
         <w:rPr>
           <w:sz w:val="8"/>
@@ -17353,6 +17369,7 @@
     </w:p>
     <w:p>
       <w:pPr>
+        <w:keepNext/>
         <w:spacing w:before="60" w:after="0" w:line="240" w:lineRule="auto"/>
         <w:rPr>
           <w:sz w:val="8"/>
@@ -17852,6 +17869,7 @@
     </w:p>
     <w:p>
       <w:pPr>
+        <w:keepNext/>
         <w:spacing w:before="60" w:after="0" w:line="240" w:lineRule="auto"/>
         <w:rPr>
           <w:sz w:val="8"/>
@@ -18605,6 +18623,7 @@
     </w:p>
     <w:p>
       <w:pPr>
+        <w:keepNext/>
         <w:spacing w:before="60" w:after="0" w:line="240" w:lineRule="auto"/>
         <w:rPr>
           <w:sz w:val="8"/>
@@ -19815,6 +19834,105 @@
     </w:p>
     <w:p>
       <w:pPr>
+        <w:spacing w:before="0" w:after="140" w:line="288" w:lineRule="auto"/>
+      </w:pPr>
+      <w:r>
+        <w:rPr>
+          <w:color w:val="17261F"/>
+          <w:sz w:val="20"/>
+          <w:szCs w:val="20"/>
+        </w:rPr>
+        <w:t xml:space="preserve">Los validadores viven en un solo archivo de SmartPot-DB (</w:t>
+      </w:r>
+      <w:r>
+        <w:rPr>
+          <w:rFonts w:ascii="JetBrains Mono" w:hAnsi="JetBrains Mono" w:eastAsia="JetBrains Mono" w:cs="JetBrains Mono"/>
+          <w:color w:val="0A5A3C"/>
+          <w:sz w:val="18"/>
+          <w:szCs w:val="18"/>
+        </w:rPr>
+        <w:t xml:space="preserve">schemas/collections.js</w:t>
+      </w:r>
+      <w:r>
+        <w:rPr>
+          <w:color w:val="17261F"/>
+          <w:sz w:val="20"/>
+          <w:szCs w:val="20"/>
+        </w:rPr>
+        <w:t xml:space="preserve">). Una base nueva los recibe al crearse; una existente, con la </w:t>
+      </w:r>
+      <w:r>
+        <w:rPr>
+          <w:b/>
+          <w:bCs/>
+          <w:color w:val="17261F"/>
+          <w:sz w:val="20"/>
+          <w:szCs w:val="20"/>
+        </w:rPr>
+        <w:t xml:space="preserve">migración</w:t>
+      </w:r>
+      <w:r>
+        <w:rPr>
+          <w:color w:val="17261F"/>
+          <w:sz w:val="20"/>
+          <w:szCs w:val="20"/>
+        </w:rPr>
+        <w:t xml:space="preserve"> (</w:t>
+      </w:r>
+      <w:r>
+        <w:rPr>
+          <w:rFonts w:ascii="JetBrains Mono" w:hAnsi="JetBrains Mono" w:eastAsia="JetBrains Mono" w:cs="JetBrains Mono"/>
+          <w:color w:val="0A5A3C"/>
+          <w:sz w:val="18"/>
+          <w:szCs w:val="18"/>
+        </w:rPr>
+        <w:t xml:space="preserve">/opt/smartpot/migrate.js</w:t>
+      </w:r>
+      <w:r>
+        <w:rPr>
+          <w:color w:val="17261F"/>
+          <w:sz w:val="20"/>
+          <w:szCs w:val="20"/>
+        </w:rPr>
+        <w:t xml:space="preserve">), que el despliegue ejecuta después de actualizar los contenedores. Es idempotente: crea las colecciones que falten y pone o actualiza cada validador sin tocar los documentos. Si una colección tiene documentos antiguos que no cumplen el esquema, su validación queda en </w:t>
+      </w:r>
+      <w:r>
+        <w:rPr>
+          <w:rFonts w:ascii="JetBrains Mono" w:hAnsi="JetBrains Mono" w:eastAsia="JetBrains Mono" w:cs="JetBrains Mono"/>
+          <w:color w:val="0A5A3C"/>
+          <w:sz w:val="18"/>
+          <w:szCs w:val="18"/>
+        </w:rPr>
+        <w:t xml:space="preserve">moderate</w:t>
+      </w:r>
+      <w:r>
+        <w:rPr>
+          <w:color w:val="17261F"/>
+          <w:sz w:val="20"/>
+          <w:szCs w:val="20"/>
+        </w:rPr>
+        <w:t xml:space="preserve"> para que se puedan seguir actualizando; si no, en </w:t>
+      </w:r>
+      <w:r>
+        <w:rPr>
+          <w:rFonts w:ascii="JetBrains Mono" w:hAnsi="JetBrains Mono" w:eastAsia="JetBrains Mono" w:cs="JetBrains Mono"/>
+          <w:color w:val="0A5A3C"/>
+          <w:sz w:val="18"/>
+          <w:szCs w:val="18"/>
+        </w:rPr>
+        <w:t xml:space="preserve">strict</w:t>
+      </w:r>
+      <w:r>
+        <w:rPr>
+          <w:color w:val="17261F"/>
+          <w:sz w:val="20"/>
+          <w:szCs w:val="20"/>
+        </w:rPr>
+        <w:t xml:space="preserve">.</w:t>
+      </w:r>
+    </w:p>
+    <w:p>
+      <w:pPr>
         <w:keepNext/>
         <w:spacing w:before="360" w:after="40" w:line="288" w:lineRule="auto"/>
       </w:pPr>
@@ -19879,6 +19997,7 @@
     </w:p>
     <w:p>
       <w:pPr>
+        <w:keepNext/>
         <w:spacing w:before="60" w:after="0" w:line="240" w:lineRule="auto"/>
         <w:rPr>
           <w:sz w:val="8"/>
@@ -20825,6 +20944,7 @@
     </w:p>
     <w:p>
       <w:pPr>
+        <w:keepNext/>
         <w:spacing w:before="60" w:after="0" w:line="240" w:lineRule="auto"/>
         <w:rPr>
           <w:sz w:val="8"/>
@@ -22212,6 +22332,7 @@
     </w:p>
     <w:p>
       <w:pPr>
+        <w:keepNext/>
         <w:spacing w:before="60" w:after="0" w:line="240" w:lineRule="auto"/>
         <w:rPr>
           <w:sz w:val="8"/>
@@ -23291,6 +23412,7 @@
     </w:p>
     <w:p>
       <w:pPr>
+        <w:keepNext/>
         <w:spacing w:before="60" w:after="0" w:line="240" w:lineRule="auto"/>
         <w:rPr>
           <w:sz w:val="8"/>
@@ -23881,6 +24003,7 @@
     </w:p>
     <w:p>
       <w:pPr>
+        <w:keepNext/>
         <w:spacing w:before="60" w:after="0" w:line="240" w:lineRule="auto"/>
         <w:rPr>
           <w:sz w:val="8"/>
@@ -24985,6 +25108,7 @@
     </w:p>
     <w:p>
       <w:pPr>
+        <w:keepNext/>
         <w:spacing w:before="60" w:after="0" w:line="240" w:lineRule="auto"/>
         <w:rPr>
           <w:sz w:val="8"/>
@@ -25646,7 +25770,7 @@
       <w:r>
         <w:drawing>
           <wp:inline distT="0" distB="0" distL="0" distR="0">
-            <wp:extent cx="5943600" cy="5174912"/>
+            <wp:extent cx="5943600" cy="5280149"/>
             <wp:docPr id="158" name="SmartPot_06_Deployment"/>
             <wp:cNvGraphicFramePr>
               <a:graphicFrameLocks noChangeAspect="1"/>
@@ -25667,7 +25791,7 @@
                   <pic:spPr>
                     <a:xfrm>
                       <a:off x="0" y="0"/>
-                      <a:ext cx="5943600" cy="5174912"/>
+                      <a:ext cx="5943600" cy="5280149"/>
                     </a:xfrm>
                     <a:prstGeom prst="rect">
                       <a:avLst/>
@@ -25869,7 +25993,7 @@
           <w:sz w:val="20"/>
           <w:szCs w:val="20"/>
         </w:rPr>
-        <w:t xml:space="preserve">, descarga las imágenes desde GHCR, actualiza los contenedores y verifica </w:t>
+        <w:t xml:space="preserve">, descarga las imágenes desde GHCR, actualiza los contenedores, aplica los esquemas de la base con la migración de SmartPot-DB y verifica </w:t>
       </w:r>
       <w:r>
         <w:rPr>
@@ -25908,6 +26032,7 @@
     </w:p>
     <w:p>
       <w:pPr>
+        <w:keepNext/>
         <w:spacing w:before="60" w:after="0" w:line="240" w:lineRule="auto"/>
         <w:rPr>
           <w:sz w:val="8"/>
@@ -26698,6 +26823,7 @@
     </w:p>
     <w:p>
       <w:pPr>
+        <w:keepNext/>
         <w:spacing w:before="60" w:after="0" w:line="240" w:lineRule="auto"/>
         <w:rPr>
           <w:sz w:val="8"/>
@@ -27320,6 +27446,7 @@
     </w:p>
     <w:p>
       <w:pPr>
+        <w:keepNext/>
         <w:spacing w:before="60" w:after="0" w:line="240" w:lineRule="auto"/>
         <w:rPr>
           <w:sz w:val="8"/>
@@ -28167,6 +28294,7 @@
     </w:p>
     <w:p>
       <w:pPr>
+        <w:keepNext/>
         <w:spacing w:before="60" w:after="0" w:line="240" w:lineRule="auto"/>
         <w:rPr>
           <w:sz w:val="8"/>
@@ -28722,7 +28850,7 @@
                 <w:sz w:val="17"/>
                 <w:szCs w:val="17"/>
               </w:rPr>
-              <w:t xml:space="preserve">Renovar el certificado del broker</w:t>
+              <w:t xml:space="preserve">Migrar la base</w:t>
             </w:r>
           </w:p>
         </w:tc>
@@ -28748,7 +28876,7 @@
                 <w:sz w:val="17"/>
                 <w:szCs w:val="17"/>
               </w:rPr>
-              <w:t xml:space="preserve">Antes de 825 días: </w:t>
+              <w:t xml:space="preserve">La ejecuta cada despliegue; a mano: </w:t>
             </w:r>
             <w:r>
               <w:rPr>
@@ -28757,15 +28885,15 @@
                 <w:sz w:val="15"/>
                 <w:szCs w:val="15"/>
               </w:rPr>
-              <w:t xml:space="preserve">generate-certs.sh</w:t>
-            </w:r>
-            <w:r>
-              <w:rPr>
-                <w:color w:val="17261F"/>
-                <w:sz w:val="17"/>
-                <w:szCs w:val="17"/>
-              </w:rPr>
-              <w:t xml:space="preserve"> con la CA existente y actualizar </w:t>
+              <w:t xml:space="preserve">docker exec smartpot-db mongosh --quiet /opt/smartpot/migrate.js</w:t>
+            </w:r>
+            <w:r>
+              <w:rPr>
+                <w:color w:val="17261F"/>
+                <w:sz w:val="17"/>
+                <w:szCs w:val="17"/>
+              </w:rPr>
+              <w:t xml:space="preserve"> (en la demo, </w:t>
             </w:r>
             <w:r>
               <w:rPr>
@@ -28774,24 +28902,15 @@
                 <w:sz w:val="15"/>
                 <w:szCs w:val="15"/>
               </w:rPr>
-              <w:t xml:space="preserve">MQTT_SERVER_CERT</w:t>
-            </w:r>
-            <w:r>
-              <w:rPr>
-                <w:color w:val="17261F"/>
-                <w:sz w:val="17"/>
-                <w:szCs w:val="17"/>
-              </w:rPr>
-              <w:t xml:space="preserve"> y </w:t>
-            </w:r>
-            <w:r>
-              <w:rPr>
-                <w:rFonts w:ascii="JetBrains Mono" w:hAnsi="JetBrains Mono" w:eastAsia="JetBrains Mono" w:cs="JetBrains Mono"/>
-                <w:color w:val="0A5A3C"/>
-                <w:sz w:val="15"/>
-                <w:szCs w:val="15"/>
-              </w:rPr>
-              <w:t xml:space="preserve">MQTT_SERVER_KEY</w:t>
+              <w:t xml:space="preserve">smartpot-demo-db</w:t>
+            </w:r>
+            <w:r>
+              <w:rPr>
+                <w:color w:val="17261F"/>
+                <w:sz w:val="17"/>
+                <w:szCs w:val="17"/>
+              </w:rPr>
+              <w:t xml:space="preserve">)</w:t>
             </w:r>
           </w:p>
         </w:tc>
@@ -28824,7 +28943,7 @@
                 <w:sz w:val="17"/>
                 <w:szCs w:val="17"/>
               </w:rPr>
-              <w:t xml:space="preserve">Rotar la clave de una maceta</w:t>
+              <w:t xml:space="preserve">Renovar el certificado del broker</w:t>
             </w:r>
           </w:p>
         </w:tc>
@@ -28850,7 +28969,50 @@
                 <w:sz w:val="17"/>
                 <w:szCs w:val="17"/>
               </w:rPr>
-              <w:t xml:space="preserve">Desde la PWA, pestaña Dispositivo (la maceta virtual toma la clave nueva sola)</w:t>
+              <w:t xml:space="preserve">Antes de 825 días: </w:t>
+            </w:r>
+            <w:r>
+              <w:rPr>
+                <w:rFonts w:ascii="JetBrains Mono" w:hAnsi="JetBrains Mono" w:eastAsia="JetBrains Mono" w:cs="JetBrains Mono"/>
+                <w:color w:val="0A5A3C"/>
+                <w:sz w:val="15"/>
+                <w:szCs w:val="15"/>
+              </w:rPr>
+              <w:t xml:space="preserve">generate-certs.sh</w:t>
+            </w:r>
+            <w:r>
+              <w:rPr>
+                <w:color w:val="17261F"/>
+                <w:sz w:val="17"/>
+                <w:szCs w:val="17"/>
+              </w:rPr>
+              <w:t xml:space="preserve"> con la CA existente y actualizar </w:t>
+            </w:r>
+            <w:r>
+              <w:rPr>
+                <w:rFonts w:ascii="JetBrains Mono" w:hAnsi="JetBrains Mono" w:eastAsia="JetBrains Mono" w:cs="JetBrains Mono"/>
+                <w:color w:val="0A5A3C"/>
+                <w:sz w:val="15"/>
+                <w:szCs w:val="15"/>
+              </w:rPr>
+              <w:t xml:space="preserve">MQTT_SERVER_CERT</w:t>
+            </w:r>
+            <w:r>
+              <w:rPr>
+                <w:color w:val="17261F"/>
+                <w:sz w:val="17"/>
+                <w:szCs w:val="17"/>
+              </w:rPr>
+              <w:t xml:space="preserve"> y </w:t>
+            </w:r>
+            <w:r>
+              <w:rPr>
+                <w:rFonts w:ascii="JetBrains Mono" w:hAnsi="JetBrains Mono" w:eastAsia="JetBrains Mono" w:cs="JetBrains Mono"/>
+                <w:color w:val="0A5A3C"/>
+                <w:sz w:val="15"/>
+                <w:szCs w:val="15"/>
+              </w:rPr>
+              <w:t xml:space="preserve">MQTT_SERVER_KEY</w:t>
             </w:r>
           </w:p>
         </w:tc>
@@ -28883,7 +29045,7 @@
                 <w:sz w:val="17"/>
                 <w:szCs w:val="17"/>
               </w:rPr>
-              <w:t xml:space="preserve">Aprendizaje</w:t>
+              <w:t xml:space="preserve">Rotar la clave de una maceta</w:t>
             </w:r>
           </w:p>
         </w:tc>
@@ -28909,33 +29071,7 @@
                 <w:sz w:val="17"/>
                 <w:szCs w:val="17"/>
               </w:rPr>
-              <w:t xml:space="preserve">Página Aprendizaje de la PWA; </w:t>
-            </w:r>
-            <w:r>
-              <w:rPr>
-                <w:rFonts w:ascii="JetBrains Mono" w:hAnsi="JetBrains Mono" w:eastAsia="JetBrains Mono" w:cs="JetBrains Mono"/>
-                <w:color w:val="0A5A3C"/>
-                <w:sz w:val="15"/>
-                <w:szCs w:val="15"/>
-              </w:rPr>
-              <w:t xml:space="preserve">docker logs smartpot-ai</w:t>
-            </w:r>
-            <w:r>
-              <w:rPr>
-                <w:color w:val="17261F"/>
-                <w:sz w:val="17"/>
-                <w:szCs w:val="17"/>
-              </w:rPr>
-              <w:t xml:space="preserve"> muestra cada entrenamiento. Lo aprendido vive en el volumen </w:t>
-            </w:r>
-            <w:r>
-              <w:rPr>
-                <w:rFonts w:ascii="JetBrains Mono" w:hAnsi="JetBrains Mono" w:eastAsia="JetBrains Mono" w:cs="JetBrains Mono"/>
-                <w:color w:val="0A5A3C"/>
-                <w:sz w:val="15"/>
-                <w:szCs w:val="15"/>
-              </w:rPr>
-              <w:t xml:space="preserve">ai_data</w:t>
+              <w:t xml:space="preserve">Desde la PWA, pestaña Dispositivo (la maceta virtual toma la clave nueva sola)</w:t>
             </w:r>
           </w:p>
         </w:tc>
@@ -28968,7 +29104,7 @@
                 <w:sz w:val="17"/>
                 <w:szCs w:val="17"/>
               </w:rPr>
-              <w:t xml:space="preserve">Activar Telegram</w:t>
+              <w:t xml:space="preserve">Aprendizaje</w:t>
             </w:r>
           </w:p>
         </w:tc>
@@ -28994,7 +29130,7 @@
                 <w:sz w:val="17"/>
                 <w:szCs w:val="17"/>
               </w:rPr>
-              <w:t xml:space="preserve">Crear el bot con @BotFather, agregar </w:t>
+              <w:t xml:space="preserve">Página Aprendizaje de la PWA; </w:t>
             </w:r>
             <w:r>
               <w:rPr>
@@ -29003,15 +29139,15 @@
                 <w:sz w:val="15"/>
                 <w:szCs w:val="15"/>
               </w:rPr>
-              <w:t xml:space="preserve">TELEGRAM_BOT_TOKEN</w:t>
-            </w:r>
-            <w:r>
-              <w:rPr>
-                <w:color w:val="17261F"/>
-                <w:sz w:val="17"/>
-                <w:szCs w:val="17"/>
-              </w:rPr>
-              <w:t xml:space="preserve">, </w:t>
+              <w:t xml:space="preserve">docker logs smartpot-ai</w:t>
+            </w:r>
+            <w:r>
+              <w:rPr>
+                <w:color w:val="17261F"/>
+                <w:sz w:val="17"/>
+                <w:szCs w:val="17"/>
+              </w:rPr>
+              <w:t xml:space="preserve"> muestra cada entrenamiento. Lo aprendido vive en el volumen </w:t>
             </w:r>
             <w:r>
               <w:rPr>
@@ -29020,49 +29156,7 @@
                 <w:sz w:val="15"/>
                 <w:szCs w:val="15"/>
               </w:rPr>
-              <w:t xml:space="preserve">TELEGRAM_BOT_USERNAME</w:t>
-            </w:r>
-            <w:r>
-              <w:rPr>
-                <w:color w:val="17261F"/>
-                <w:sz w:val="17"/>
-                <w:szCs w:val="17"/>
-              </w:rPr>
-              <w:t xml:space="preserve"> y </w:t>
-            </w:r>
-            <w:r>
-              <w:rPr>
-                <w:rFonts w:ascii="JetBrains Mono" w:hAnsi="JetBrains Mono" w:eastAsia="JetBrains Mono" w:cs="JetBrains Mono"/>
-                <w:color w:val="0A5A3C"/>
-                <w:sz w:val="15"/>
-                <w:szCs w:val="15"/>
-              </w:rPr>
-              <w:t xml:space="preserve">TELEGRAM_WEBHOOK_SECRET</w:t>
-            </w:r>
-            <w:r>
-              <w:rPr>
-                <w:color w:val="17261F"/>
-                <w:sz w:val="17"/>
-                <w:szCs w:val="17"/>
-              </w:rPr>
-              <w:t xml:space="preserve"> a </w:t>
-            </w:r>
-            <w:r>
-              <w:rPr>
-                <w:rFonts w:ascii="JetBrains Mono" w:hAnsi="JetBrains Mono" w:eastAsia="JetBrains Mono" w:cs="JetBrains Mono"/>
-                <w:color w:val="0A5A3C"/>
-                <w:sz w:val="15"/>
-                <w:szCs w:val="15"/>
-              </w:rPr>
-              <w:t xml:space="preserve">ENV_FILE</w:t>
-            </w:r>
-            <w:r>
-              <w:rPr>
-                <w:color w:val="17261F"/>
-                <w:sz w:val="17"/>
-                <w:szCs w:val="17"/>
-              </w:rPr>
-              <w:t xml:space="preserve"> y desplegar</w:t>
+              <w:t xml:space="preserve">ai_data</w:t>
             </w:r>
           </w:p>
         </w:tc>
@@ -29095,6 +29189,133 @@
                 <w:sz w:val="17"/>
                 <w:szCs w:val="17"/>
               </w:rPr>
+              <w:t xml:space="preserve">Activar Telegram</w:t>
+            </w:r>
+          </w:p>
+        </w:tc>
+        <w:tc>
+          <w:tcPr>
+            <w:tcW w:w="6857" w:type="dxa"/>
+            <w:shd w:val="clear" w:color="auto" w:fill="F2F7F4"/>
+            <w:tcMar>
+              <w:top w:w="70" w:type="dxa"/>
+              <w:left w:w="110" w:type="dxa"/>
+              <w:bottom w:w="70" w:type="dxa"/>
+              <w:right w:w="110" w:type="dxa"/>
+            </w:tcMar>
+            <w:vAlign w:val="center"/>
+          </w:tcPr>
+          <w:p>
+            <w:pPr>
+              <w:spacing w:before="0" w:after="0" w:line="252" w:lineRule="auto"/>
+            </w:pPr>
+            <w:r>
+              <w:rPr>
+                <w:color w:val="17261F"/>
+                <w:sz w:val="17"/>
+                <w:szCs w:val="17"/>
+              </w:rPr>
+              <w:t xml:space="preserve">Crear el bot con @BotFather, agregar </w:t>
+            </w:r>
+            <w:r>
+              <w:rPr>
+                <w:rFonts w:ascii="JetBrains Mono" w:hAnsi="JetBrains Mono" w:eastAsia="JetBrains Mono" w:cs="JetBrains Mono"/>
+                <w:color w:val="0A5A3C"/>
+                <w:sz w:val="15"/>
+                <w:szCs w:val="15"/>
+              </w:rPr>
+              <w:t xml:space="preserve">TELEGRAM_BOT_TOKEN</w:t>
+            </w:r>
+            <w:r>
+              <w:rPr>
+                <w:color w:val="17261F"/>
+                <w:sz w:val="17"/>
+                <w:szCs w:val="17"/>
+              </w:rPr>
+              <w:t xml:space="preserve">, </w:t>
+            </w:r>
+            <w:r>
+              <w:rPr>
+                <w:rFonts w:ascii="JetBrains Mono" w:hAnsi="JetBrains Mono" w:eastAsia="JetBrains Mono" w:cs="JetBrains Mono"/>
+                <w:color w:val="0A5A3C"/>
+                <w:sz w:val="15"/>
+                <w:szCs w:val="15"/>
+              </w:rPr>
+              <w:t xml:space="preserve">TELEGRAM_BOT_USERNAME</w:t>
+            </w:r>
+            <w:r>
+              <w:rPr>
+                <w:color w:val="17261F"/>
+                <w:sz w:val="17"/>
+                <w:szCs w:val="17"/>
+              </w:rPr>
+              <w:t xml:space="preserve"> y </w:t>
+            </w:r>
+            <w:r>
+              <w:rPr>
+                <w:rFonts w:ascii="JetBrains Mono" w:hAnsi="JetBrains Mono" w:eastAsia="JetBrains Mono" w:cs="JetBrains Mono"/>
+                <w:color w:val="0A5A3C"/>
+                <w:sz w:val="15"/>
+                <w:szCs w:val="15"/>
+              </w:rPr>
+              <w:t xml:space="preserve">TELEGRAM_WEBHOOK_SECRET</w:t>
+            </w:r>
+            <w:r>
+              <w:rPr>
+                <w:color w:val="17261F"/>
+                <w:sz w:val="17"/>
+                <w:szCs w:val="17"/>
+              </w:rPr>
+              <w:t xml:space="preserve"> a </w:t>
+            </w:r>
+            <w:r>
+              <w:rPr>
+                <w:rFonts w:ascii="JetBrains Mono" w:hAnsi="JetBrains Mono" w:eastAsia="JetBrains Mono" w:cs="JetBrains Mono"/>
+                <w:color w:val="0A5A3C"/>
+                <w:sz w:val="15"/>
+                <w:szCs w:val="15"/>
+              </w:rPr>
+              <w:t xml:space="preserve">ENV_FILE</w:t>
+            </w:r>
+            <w:r>
+              <w:rPr>
+                <w:color w:val="17261F"/>
+                <w:sz w:val="17"/>
+                <w:szCs w:val="17"/>
+              </w:rPr>
+              <w:t xml:space="preserve"> y desplegar</w:t>
+            </w:r>
+          </w:p>
+        </w:tc>
+      </w:tr>
+      <w:tr>
+        <w:trPr>
+          <w:cantSplit/>
+        </w:trPr>
+        <w:tc>
+          <w:tcPr>
+            <w:tcW w:w="2503" w:type="dxa"/>
+            <w:shd w:val="clear" w:color="auto" w:fill="FFFFFF"/>
+            <w:tcMar>
+              <w:top w:w="70" w:type="dxa"/>
+              <w:left w:w="110" w:type="dxa"/>
+              <w:bottom w:w="70" w:type="dxa"/>
+              <w:right w:w="110" w:type="dxa"/>
+            </w:tcMar>
+            <w:vAlign w:val="center"/>
+          </w:tcPr>
+          <w:p>
+            <w:pPr>
+              <w:spacing w:before="0" w:after="0" w:line="252" w:lineRule="auto"/>
+            </w:pPr>
+            <w:r>
+              <w:rPr>
+                <w:b/>
+                <w:bCs/>
+                <w:color w:val="0A5A3C"/>
+                <w:sz w:val="17"/>
+                <w:szCs w:val="17"/>
+              </w:rPr>
               <w:t xml:space="preserve">Actualizar dependencias</w:t>
             </w:r>
           </w:p>
@@ -29102,7 +29323,7 @@
         <w:tc>
           <w:tcPr>
             <w:tcW w:w="6857" w:type="dxa"/>
-            <w:shd w:val="clear" w:color="auto" w:fill="F2F7F4"/>
+            <w:shd w:val="clear" w:color="auto" w:fill="FFFFFF"/>
             <w:tcMar>
               <w:top w:w="70" w:type="dxa"/>
               <w:left w:w="110" w:type="dxa"/>
@@ -29269,6 +29490,7 @@
     </w:p>
     <w:p>
       <w:pPr>
+        <w:keepNext/>
         <w:spacing w:before="60" w:after="0" w:line="240" w:lineRule="auto"/>
         <w:rPr>
           <w:sz w:val="8"/>

--- a/docs/SmartPot_Technical_Documentation.docx
+++ b/docs/SmartPot_Technical_Documentation.docx
@@ -198,7 +198,7 @@
                 <w:sz w:val="21"/>
                 <w:szCs w:val="21"/>
               </w:rPr>
-              <w:t xml:space="preserve">Arquitectura, contratos, asistente de IA con aprendizaje continuo, canales de notificación, macetas virtuales, seguridad, despliegue y operación de la plataforma que conecta las macetas inteligentes con la aplicación de sus dueños.</w:t>
+              <w:t xml:space="preserve">Arquitectura, contratos, asistente de IA con aprendizaje continuo, canales de notificación, cultivos reales y virtuales, seguridad, despliegue y operación de la plataforma que conecta los cultivos hidropónicos con la aplicación de sus dueños.</w:t>
             </w:r>
           </w:p>
         </w:tc>
@@ -359,7 +359,7 @@
                 <w:sz w:val="19"/>
                 <w:szCs w:val="19"/>
               </w:rPr>
-              <w:t xml:space="preserve">1.1 · septiembre 2026</w:t>
+              <w:t xml:space="preserve">1.2 · septiembre 2026</w:t>
             </w:r>
             <w:r>
               <w:rPr>
@@ -785,7 +785,7 @@
                 <w:sz w:val="17"/>
                 <w:szCs w:val="17"/>
               </w:rPr>
-              <w:t xml:space="preserve">1.1 · septiembre 2026</w:t>
+              <w:t xml:space="preserve">1.2 · septiembre 2026</w:t>
             </w:r>
           </w:p>
         </w:tc>
@@ -844,7 +844,7 @@
                 <w:sz w:val="17"/>
                 <w:szCs w:val="17"/>
               </w:rPr>
-              <w:t xml:space="preserve">PWA, API, asistente de IA y su aprendizaje continuo, canales de notificación, broker MQTT, firmware, macetas virtuales, datos, infraestructura y QA</w:t>
+              <w:t xml:space="preserve">PWA, API, asistente de IA y su aprendizaje continuo, canales de notificación, broker MQTT, firmware, cultivos reales y virtuales, datos, infraestructura y QA</w:t>
             </w:r>
           </w:p>
         </w:tc>
@@ -1256,7 +1256,7 @@
             <w:sz w:val="18"/>
             <w:szCs w:val="18"/>
           </w:rPr>
-          <w:t xml:space="preserve">4.2 Conexión de la maceta</w:t>
+          <w:t xml:space="preserve">4.2 Conexión del dispositivo</w:t>
         </w:r>
       </w:hyperlink>
     </w:p>
@@ -1586,7 +1586,7 @@
             <w:sz w:val="21"/>
             <w:szCs w:val="21"/>
           </w:rPr>
-          <w:t xml:space="preserve">9. Firmware y macetas virtuales</w:t>
+          <w:t xml:space="preserve">9. Cultivos reales y virtuales</w:t>
         </w:r>
       </w:hyperlink>
     </w:p>
@@ -1602,7 +1602,7 @@
             <w:sz w:val="18"/>
             <w:szCs w:val="18"/>
           </w:rPr>
-          <w:t xml:space="preserve">9.1 Maceta ESP32</w:t>
+          <w:t xml:space="preserve">9.1 Dispositivo ESP32</w:t>
         </w:r>
       </w:hyperlink>
     </w:p>
@@ -1634,7 +1634,23 @@
             <w:sz w:val="18"/>
             <w:szCs w:val="18"/>
           </w:rPr>
-          <w:t xml:space="preserve">9.3 Macetas virtuales</w:t>
+          <w:t xml:space="preserve">9.3 Cultivos virtuales</w:t>
+        </w:r>
+      </w:hyperlink>
+    </w:p>
+    <w:p>
+      <w:pPr>
+        <w:ind w:left="420"/>
+        <w:spacing w:before="0" w:after="30" w:line="252" w:lineRule="auto"/>
+      </w:pPr>
+      <w:hyperlink w:anchor="sec_153" w:history="1">
+        <w:r>
+          <w:rPr>
+            <w:color w:val="17261F"/>
+            <w:sz w:val="18"/>
+            <w:szCs w:val="18"/>
+          </w:rPr>
+          <w:t xml:space="preserve">9.4 Cultivo en vivo</w:t>
         </w:r>
       </w:hyperlink>
     </w:p>
@@ -1643,7 +1659,7 @@
         <w:ind w:left="0"/>
         <w:spacing w:before="100" w:after="30" w:line="252" w:lineRule="auto"/>
       </w:pPr>
-      <w:hyperlink w:anchor="sec_153" w:history="1">
+      <w:hyperlink w:anchor="sec_154" w:history="1">
         <w:r>
           <w:rPr>
             <w:b/>
@@ -1661,7 +1677,7 @@
         <w:ind w:left="0"/>
         <w:spacing w:before="100" w:after="30" w:line="252" w:lineRule="auto"/>
       </w:pPr>
-      <w:hyperlink w:anchor="sec_155" w:history="1">
+      <w:hyperlink w:anchor="sec_156" w:history="1">
         <w:r>
           <w:rPr>
             <w:b/>
@@ -1679,7 +1695,7 @@
         <w:ind w:left="420"/>
         <w:spacing w:before="0" w:after="30" w:line="252" w:lineRule="auto"/>
       </w:pPr>
-      <w:hyperlink w:anchor="sec_156" w:history="1">
+      <w:hyperlink w:anchor="sec_157" w:history="1">
         <w:r>
           <w:rPr>
             <w:color w:val="17261F"/>
@@ -1695,7 +1711,7 @@
         <w:ind w:left="420"/>
         <w:spacing w:before="0" w:after="30" w:line="252" w:lineRule="auto"/>
       </w:pPr>
-      <w:hyperlink w:anchor="sec_157" w:history="1">
+      <w:hyperlink w:anchor="sec_158" w:history="1">
         <w:r>
           <w:rPr>
             <w:color w:val="17261F"/>
@@ -1711,7 +1727,7 @@
         <w:ind w:left="420"/>
         <w:spacing w:before="0" w:after="30" w:line="252" w:lineRule="auto"/>
       </w:pPr>
-      <w:hyperlink w:anchor="sec_159" w:history="1">
+      <w:hyperlink w:anchor="sec_160" w:history="1">
         <w:r>
           <w:rPr>
             <w:color w:val="17261F"/>
@@ -1727,7 +1743,7 @@
         <w:ind w:left="0"/>
         <w:spacing w:before="100" w:after="30" w:line="252" w:lineRule="auto"/>
       </w:pPr>
-      <w:hyperlink w:anchor="sec_161" w:history="1">
+      <w:hyperlink w:anchor="sec_162" w:history="1">
         <w:r>
           <w:rPr>
             <w:b/>
@@ -1745,7 +1761,7 @@
         <w:ind w:left="0"/>
         <w:spacing w:before="100" w:after="30" w:line="252" w:lineRule="auto"/>
       </w:pPr>
-      <w:hyperlink w:anchor="sec_163" w:history="1">
+      <w:hyperlink w:anchor="sec_164" w:history="1">
         <w:r>
           <w:rPr>
             <w:b/>
@@ -1763,7 +1779,7 @@
         <w:ind w:left="0"/>
         <w:spacing w:before="100" w:after="30" w:line="252" w:lineRule="auto"/>
       </w:pPr>
-      <w:hyperlink w:anchor="sec_164" w:history="1">
+      <w:hyperlink w:anchor="sec_165" w:history="1">
         <w:r>
           <w:rPr>
             <w:b/>
@@ -1928,7 +1944,7 @@
           <w:sz w:val="20"/>
           <w:szCs w:val="20"/>
         </w:rPr>
-        <w:t xml:space="preserve">SmartPot convierte una maceta hidropónica en un cultivo que se cuida casi solo. La maceta mide seis variables (temperatura, humedad del aire, luz, pH, nutrientes y humedad del sustrato) y las envía a internet cada pocos segundos. La plataforma las guarda, las compara con lo que necesita cada especie y le muestra al dueño, en su teléfono, cómo está su cultivo y qué hacer. Si el dueño lo permite, un </w:t>
+        <w:t xml:space="preserve">SmartPot convierte un cultivo hidropónico (una maceta, unos tubos NFT, una torre vertical o una balsa flotante) en un cultivo que se cuida casi solo. Su dispositivo mide seis variables (temperatura, humedad del aire, luz, pH, nutrientes y humedad del sustrato) y las envía a internet cada pocos segundos. La plataforma las guarda, las compara con lo que necesita cada especie y le muestra al dueño, en su teléfono, cómo está su cultivo y qué hacer. Si el dueño lo permite, un </w:t>
       </w:r>
       <w:r>
         <w:rPr>
@@ -1964,7 +1980,7 @@
           <w:sz w:val="20"/>
           <w:szCs w:val="20"/>
         </w:rPr>
-        <w:t xml:space="preserve"> de las lecturas reales de todas las macetas, avisa por </w:t>
+        <w:t xml:space="preserve"> de las lecturas de los cultivos reales, avisa por </w:t>
       </w:r>
       <w:r>
         <w:rPr>
@@ -1982,7 +1998,7 @@
           <w:sz w:val="20"/>
           <w:szCs w:val="20"/>
         </w:rPr>
-        <w:t xml:space="preserve"> si la persona lo pide, y quien no tiene hardware puede encender una </w:t>
+        <w:t xml:space="preserve"> si la persona lo pide, y quien no tiene hardware puede crear un </w:t>
       </w:r>
       <w:r>
         <w:rPr>
@@ -1992,7 +2008,7 @@
           <w:sz w:val="20"/>
           <w:szCs w:val="20"/>
         </w:rPr>
-        <w:t xml:space="preserve">maceta virtual</w:t>
+        <w:t xml:space="preserve">cultivo virtual</w:t>
       </w:r>
       <w:r>
         <w:rPr>
@@ -2000,7 +2016,25 @@
           <w:sz w:val="20"/>
           <w:szCs w:val="20"/>
         </w:rPr>
-        <w:t xml:space="preserve"> que sigue el clima real de su ciudad.</w:t>
+        <w:t xml:space="preserve"> que SmartPot simula con el clima real de su ciudad. Cada cultivo, real o virtual, se ve </w:t>
+      </w:r>
+      <w:r>
+        <w:rPr>
+          <w:b/>
+          <w:bCs/>
+          <w:color w:val="17261F"/>
+          <w:sz w:val="20"/>
+          <w:szCs w:val="20"/>
+        </w:rPr>
+        <w:t xml:space="preserve">en vivo</w:t>
+      </w:r>
+      <w:r>
+        <w:rPr>
+          <w:color w:val="17261F"/>
+          <w:sz w:val="20"/>
+          <w:szCs w:val="20"/>
+        </w:rPr>
+        <w:t xml:space="preserve">: su forma, la planta y cada actuador encendido o apagado.</w:t>
       </w:r>
     </w:p>
     <w:p>
@@ -2035,7 +2069,7 @@
           <w:sz w:val="20"/>
           <w:szCs w:val="20"/>
         </w:rPr>
-        <w:t xml:space="preserve">La arquitectura de la plataforma y cómo viaja una lectura desde la maceta hasta la pantalla.</w:t>
+        <w:t xml:space="preserve">La arquitectura de la plataforma y cómo viaja una lectura desde el dispositivo hasta la pantalla.</w:t>
       </w:r>
     </w:p>
     <w:p>
@@ -2053,7 +2087,7 @@
           <w:sz w:val="20"/>
           <w:szCs w:val="20"/>
         </w:rPr>
-        <w:t xml:space="preserve">Los contratos entre componentes: MQTT para las macetas y REST para la aplicación.</w:t>
+        <w:t xml:space="preserve">Los contratos entre componentes: MQTT para los dispositivos y REST para la aplicación.</w:t>
       </w:r>
     </w:p>
     <w:p>
@@ -2089,7 +2123,7 @@
           <w:sz w:val="20"/>
           <w:szCs w:val="20"/>
         </w:rPr>
-        <w:t xml:space="preserve">Los canales de notificación (Telegram) y las macetas virtuales con clima real.</w:t>
+        <w:t xml:space="preserve">Los canales de notificación (Telegram) y los cultivos reales (ESP32 o Wokwi) y virtuales (con clima real).</w:t>
       </w:r>
     </w:p>
     <w:p>
@@ -2211,7 +2245,7 @@
                 <w:sz w:val="18"/>
                 <w:szCs w:val="18"/>
               </w:rPr>
-              <w:t xml:space="preserve">La maceta nunca habla con la API ni con la base de datos: solo publica y recibe mensajes en el broker MQTT, con una cuenta propia que únicamente accede a sus tópicos. Todo lo demás pasa por la API.</w:t>
+              <w:t xml:space="preserve">El dispositivo de un cultivo, físico, en Wokwi o simulado, nunca habla con la API ni con la base de datos: solo publica y recibe mensajes en el broker MQTT, con una cuenta propia que únicamente accede a sus tópicos. Todo lo demás pasa por la API.</w:t>
             </w:r>
           </w:p>
         </w:tc>
@@ -3901,7 +3935,7 @@
           <w:sz w:val="20"/>
           <w:szCs w:val="20"/>
         </w:rPr>
-        <w:t xml:space="preserve"> es el cartero de las macetas, la </w:t>
+        <w:t xml:space="preserve"> es el cartero de los dispositivos, la </w:t>
       </w:r>
       <w:r>
         <w:rPr>
@@ -3955,7 +3989,7 @@
           <w:sz w:val="20"/>
           <w:szCs w:val="20"/>
         </w:rPr>
-        <w:t xml:space="preserve"> presta macetas virtuales y la </w:t>
+        <w:t xml:space="preserve"> da vida a los cultivos virtuales y la </w:t>
       </w:r>
       <w:r>
         <w:rPr>
@@ -4323,7 +4357,7 @@
                 <w:sz w:val="17"/>
                 <w:szCs w:val="17"/>
               </w:rPr>
-              <w:t xml:space="preserve">Landing pública, panel de cultivos, asistente, control y alertas; instalable</w:t>
+              <w:t xml:space="preserve">Landing pública, creación de cultivos reales o virtuales, cultivo en vivo ilustrado, asistente, control y alertas; instalable</w:t>
             </w:r>
           </w:p>
         </w:tc>
@@ -4434,7 +4468,7 @@
                 <w:sz w:val="17"/>
                 <w:szCs w:val="17"/>
               </w:rPr>
-              <w:t xml:space="preserve">REST con JWT, puente MQTT, cuentas de las macetas, comandos, agente de automatización, canales de notificación (Telegram) y macetas virtuales</w:t>
+              <w:t xml:space="preserve">REST con JWT, puente MQTT, cuentas de los dispositivos, cultivos reales y virtuales, comandos, agente de automatización, canales de notificación (Telegram) y simulaciones</w:t>
             </w:r>
           </w:p>
         </w:tc>
@@ -4656,7 +4690,7 @@
                 <w:sz w:val="17"/>
                 <w:szCs w:val="17"/>
               </w:rPr>
-              <w:t xml:space="preserve">MQTT con TLS 1.2+ y WebSocket; una cuenta por maceta</w:t>
+              <w:t xml:space="preserve">MQTT con TLS 1.2+ y WebSocket; una cuenta por cultivo</w:t>
             </w:r>
           </w:p>
         </w:tc>
@@ -4767,7 +4801,7 @@
                 <w:sz w:val="17"/>
                 <w:szCs w:val="17"/>
               </w:rPr>
-              <w:t xml:space="preserve">Sensores, pantalla, telemetría y actuadores</w:t>
+              <w:t xml:space="preserve">El dispositivo de un cultivo real: sensores, pantalla, telemetría y actuadores</w:t>
             </w:r>
           </w:p>
         </w:tc>
@@ -4878,7 +4912,7 @@
                 <w:sz w:val="17"/>
                 <w:szCs w:val="17"/>
               </w:rPr>
-              <w:t xml:space="preserve">Macetas virtuales siempre encendidas: automáticas, manuales o con el clima real (Open-Meteo); demo y QA</w:t>
+              <w:t xml:space="preserve">Cultivos virtuales siempre encendidos: día y noche, manuales o con el clima real (Open-Meteo); demo y QA</w:t>
             </w:r>
           </w:p>
         </w:tc>
@@ -5398,8 +5432,8 @@
         <w:tblLook w:val="04A0" w:firstRow="1" w:firstColumn="1" w:noVBand="1"/>
       </w:tblPr>
       <w:tblGrid>
-        <w:gridCol w:w="3534"/>
-        <w:gridCol w:w="5826"/>
+        <w:gridCol w:w="3569"/>
+        <w:gridCol w:w="5791"/>
       </w:tblGrid>
       <w:tr>
         <w:trPr>
@@ -5408,7 +5442,7 @@
         </w:trPr>
         <w:tc>
           <w:tcPr>
-            <w:tcW w:w="3534" w:type="dxa"/>
+            <w:tcW w:w="3569" w:type="dxa"/>
             <w:shd w:val="clear" w:color="auto" w:fill="0B3D2B"/>
             <w:tcMar>
               <w:top w:w="70" w:type="dxa"/>
@@ -5437,7 +5471,7 @@
         </w:tc>
         <w:tc>
           <w:tcPr>
-            <w:tcW w:w="5826" w:type="dxa"/>
+            <w:tcW w:w="5791" w:type="dxa"/>
             <w:shd w:val="clear" w:color="auto" w:fill="0B3D2B"/>
             <w:tcMar>
               <w:top w:w="70" w:type="dxa"/>
@@ -5471,55 +5505,55 @@
         </w:trPr>
         <w:tc>
           <w:tcPr>
-            <w:tcW w:w="3534" w:type="dxa"/>
-            <w:shd w:val="clear" w:color="auto" w:fill="FFFFFF"/>
-            <w:tcMar>
-              <w:top w:w="70" w:type="dxa"/>
-              <w:left w:w="110" w:type="dxa"/>
-              <w:bottom w:w="70" w:type="dxa"/>
-              <w:right w:w="110" w:type="dxa"/>
-            </w:tcMar>
-            <w:vAlign w:val="center"/>
-          </w:tcPr>
-          <w:p>
-            <w:pPr>
-              <w:spacing w:before="0" w:after="0" w:line="252" w:lineRule="auto"/>
-            </w:pPr>
-            <w:r>
-              <w:rPr>
-                <w:b/>
-                <w:bCs/>
-                <w:color w:val="0A5A3C"/>
-                <w:sz w:val="17"/>
-                <w:szCs w:val="17"/>
-              </w:rPr>
-              <w:t xml:space="preserve">MQTT entre la maceta y la plataforma</w:t>
-            </w:r>
-          </w:p>
-        </w:tc>
-        <w:tc>
-          <w:tcPr>
-            <w:tcW w:w="5826" w:type="dxa"/>
-            <w:shd w:val="clear" w:color="auto" w:fill="FFFFFF"/>
-            <w:tcMar>
-              <w:top w:w="70" w:type="dxa"/>
-              <w:left w:w="110" w:type="dxa"/>
-              <w:bottom w:w="70" w:type="dxa"/>
-              <w:right w:w="110" w:type="dxa"/>
-            </w:tcMar>
-            <w:vAlign w:val="center"/>
-          </w:tcPr>
-          <w:p>
-            <w:pPr>
-              <w:spacing w:before="0" w:after="0" w:line="252" w:lineRule="auto"/>
-            </w:pPr>
-            <w:r>
-              <w:rPr>
-                <w:color w:val="17261F"/>
-                <w:sz w:val="17"/>
-                <w:szCs w:val="17"/>
-              </w:rPr>
-              <w:t xml:space="preserve">Conexión persistente y liviana para un ESP32, con QoS 1, mensajes retenidos y última voluntad para saber si la maceta está en línea</w:t>
+            <w:tcW w:w="3569" w:type="dxa"/>
+            <w:shd w:val="clear" w:color="auto" w:fill="FFFFFF"/>
+            <w:tcMar>
+              <w:top w:w="70" w:type="dxa"/>
+              <w:left w:w="110" w:type="dxa"/>
+              <w:bottom w:w="70" w:type="dxa"/>
+              <w:right w:w="110" w:type="dxa"/>
+            </w:tcMar>
+            <w:vAlign w:val="center"/>
+          </w:tcPr>
+          <w:p>
+            <w:pPr>
+              <w:spacing w:before="0" w:after="0" w:line="252" w:lineRule="auto"/>
+            </w:pPr>
+            <w:r>
+              <w:rPr>
+                <w:b/>
+                <w:bCs/>
+                <w:color w:val="0A5A3C"/>
+                <w:sz w:val="17"/>
+                <w:szCs w:val="17"/>
+              </w:rPr>
+              <w:t xml:space="preserve">MQTT entre el dispositivo y la plataforma</w:t>
+            </w:r>
+          </w:p>
+        </w:tc>
+        <w:tc>
+          <w:tcPr>
+            <w:tcW w:w="5791" w:type="dxa"/>
+            <w:shd w:val="clear" w:color="auto" w:fill="FFFFFF"/>
+            <w:tcMar>
+              <w:top w:w="70" w:type="dxa"/>
+              <w:left w:w="110" w:type="dxa"/>
+              <w:bottom w:w="70" w:type="dxa"/>
+              <w:right w:w="110" w:type="dxa"/>
+            </w:tcMar>
+            <w:vAlign w:val="center"/>
+          </w:tcPr>
+          <w:p>
+            <w:pPr>
+              <w:spacing w:before="0" w:after="0" w:line="252" w:lineRule="auto"/>
+            </w:pPr>
+            <w:r>
+              <w:rPr>
+                <w:color w:val="17261F"/>
+                <w:sz w:val="17"/>
+                <w:szCs w:val="17"/>
+              </w:rPr>
+              <w:t xml:space="preserve">Conexión persistente y liviana para un ESP32, con QoS 1, mensajes retenidos y última voluntad para saber si el cultivo está en línea</w:t>
             </w:r>
           </w:p>
         </w:tc>
@@ -5530,55 +5564,55 @@
         </w:trPr>
         <w:tc>
           <w:tcPr>
-            <w:tcW w:w="3534" w:type="dxa"/>
-            <w:shd w:val="clear" w:color="auto" w:fill="F2F7F4"/>
-            <w:tcMar>
-              <w:top w:w="70" w:type="dxa"/>
-              <w:left w:w="110" w:type="dxa"/>
-              <w:bottom w:w="70" w:type="dxa"/>
-              <w:right w:w="110" w:type="dxa"/>
-            </w:tcMar>
-            <w:vAlign w:val="center"/>
-          </w:tcPr>
-          <w:p>
-            <w:pPr>
-              <w:spacing w:before="0" w:after="0" w:line="252" w:lineRule="auto"/>
-            </w:pPr>
-            <w:r>
-              <w:rPr>
-                <w:b/>
-                <w:bCs/>
-                <w:color w:val="0A5A3C"/>
-                <w:sz w:val="17"/>
-                <w:szCs w:val="17"/>
-              </w:rPr>
-              <w:t xml:space="preserve">Una cuenta MQTT por maceta (usuario = id del cultivo)</w:t>
-            </w:r>
-          </w:p>
-        </w:tc>
-        <w:tc>
-          <w:tcPr>
-            <w:tcW w:w="5826" w:type="dxa"/>
-            <w:shd w:val="clear" w:color="auto" w:fill="F2F7F4"/>
-            <w:tcMar>
-              <w:top w:w="70" w:type="dxa"/>
-              <w:left w:w="110" w:type="dxa"/>
-              <w:bottom w:w="70" w:type="dxa"/>
-              <w:right w:w="110" w:type="dxa"/>
-            </w:tcMar>
-            <w:vAlign w:val="center"/>
-          </w:tcPr>
-          <w:p>
-            <w:pPr>
-              <w:spacing w:before="0" w:after="0" w:line="252" w:lineRule="auto"/>
-            </w:pPr>
-            <w:r>
-              <w:rPr>
-                <w:color w:val="17261F"/>
-                <w:sz w:val="17"/>
-                <w:szCs w:val="17"/>
-              </w:rPr>
-              <w:t xml:space="preserve">Una maceta comprometida no puede leer ni escribir los tópicos de otra</w:t>
+            <w:tcW w:w="3569" w:type="dxa"/>
+            <w:shd w:val="clear" w:color="auto" w:fill="F2F7F4"/>
+            <w:tcMar>
+              <w:top w:w="70" w:type="dxa"/>
+              <w:left w:w="110" w:type="dxa"/>
+              <w:bottom w:w="70" w:type="dxa"/>
+              <w:right w:w="110" w:type="dxa"/>
+            </w:tcMar>
+            <w:vAlign w:val="center"/>
+          </w:tcPr>
+          <w:p>
+            <w:pPr>
+              <w:spacing w:before="0" w:after="0" w:line="252" w:lineRule="auto"/>
+            </w:pPr>
+            <w:r>
+              <w:rPr>
+                <w:b/>
+                <w:bCs/>
+                <w:color w:val="0A5A3C"/>
+                <w:sz w:val="17"/>
+                <w:szCs w:val="17"/>
+              </w:rPr>
+              <w:t xml:space="preserve">Una cuenta MQTT por cultivo (usuario = id del cultivo)</w:t>
+            </w:r>
+          </w:p>
+        </w:tc>
+        <w:tc>
+          <w:tcPr>
+            <w:tcW w:w="5791" w:type="dxa"/>
+            <w:shd w:val="clear" w:color="auto" w:fill="F2F7F4"/>
+            <w:tcMar>
+              <w:top w:w="70" w:type="dxa"/>
+              <w:left w:w="110" w:type="dxa"/>
+              <w:bottom w:w="70" w:type="dxa"/>
+              <w:right w:w="110" w:type="dxa"/>
+            </w:tcMar>
+            <w:vAlign w:val="center"/>
+          </w:tcPr>
+          <w:p>
+            <w:pPr>
+              <w:spacing w:before="0" w:after="0" w:line="252" w:lineRule="auto"/>
+            </w:pPr>
+            <w:r>
+              <w:rPr>
+                <w:color w:val="17261F"/>
+                <w:sz w:val="17"/>
+                <w:szCs w:val="17"/>
+              </w:rPr>
+              <w:t xml:space="preserve">Un dispositivo comprometido no puede leer ni escribir los tópicos de otro</w:t>
             </w:r>
           </w:p>
         </w:tc>
@@ -5589,7 +5623,7 @@
         </w:trPr>
         <w:tc>
           <w:tcPr>
-            <w:tcW w:w="3534" w:type="dxa"/>
+            <w:tcW w:w="3569" w:type="dxa"/>
             <w:shd w:val="clear" w:color="auto" w:fill="FFFFFF"/>
             <w:tcMar>
               <w:top w:w="70" w:type="dxa"/>
@@ -5617,7 +5651,7 @@
         </w:tc>
         <w:tc>
           <w:tcPr>
-            <w:tcW w:w="5826" w:type="dxa"/>
+            <w:tcW w:w="5791" w:type="dxa"/>
             <w:shd w:val="clear" w:color="auto" w:fill="FFFFFF"/>
             <w:tcMar>
               <w:top w:w="70" w:type="dxa"/>
@@ -5648,7 +5682,7 @@
         </w:trPr>
         <w:tc>
           <w:tcPr>
-            <w:tcW w:w="3534" w:type="dxa"/>
+            <w:tcW w:w="3569" w:type="dxa"/>
             <w:shd w:val="clear" w:color="auto" w:fill="F2F7F4"/>
             <w:tcMar>
               <w:top w:w="70" w:type="dxa"/>
@@ -5676,7 +5710,7 @@
         </w:tc>
         <w:tc>
           <w:tcPr>
-            <w:tcW w:w="5826" w:type="dxa"/>
+            <w:tcW w:w="5791" w:type="dxa"/>
             <w:shd w:val="clear" w:color="auto" w:fill="F2F7F4"/>
             <w:tcMar>
               <w:top w:w="70" w:type="dxa"/>
@@ -5707,7 +5741,7 @@
         </w:trPr>
         <w:tc>
           <w:tcPr>
-            <w:tcW w:w="3534" w:type="dxa"/>
+            <w:tcW w:w="3569" w:type="dxa"/>
             <w:shd w:val="clear" w:color="auto" w:fill="FFFFFF"/>
             <w:tcMar>
               <w:top w:w="70" w:type="dxa"/>
@@ -5735,7 +5769,7 @@
         </w:tc>
         <w:tc>
           <w:tcPr>
-            <w:tcW w:w="5826" w:type="dxa"/>
+            <w:tcW w:w="5791" w:type="dxa"/>
             <w:shd w:val="clear" w:color="auto" w:fill="FFFFFF"/>
             <w:tcMar>
               <w:top w:w="70" w:type="dxa"/>
@@ -5766,55 +5800,55 @@
         </w:trPr>
         <w:tc>
           <w:tcPr>
-            <w:tcW w:w="3534" w:type="dxa"/>
-            <w:shd w:val="clear" w:color="auto" w:fill="F2F7F4"/>
-            <w:tcMar>
-              <w:top w:w="70" w:type="dxa"/>
-              <w:left w:w="110" w:type="dxa"/>
-              <w:bottom w:w="70" w:type="dxa"/>
-              <w:right w:w="110" w:type="dxa"/>
-            </w:tcMar>
-            <w:vAlign w:val="center"/>
-          </w:tcPr>
-          <w:p>
-            <w:pPr>
-              <w:spacing w:before="0" w:after="0" w:line="252" w:lineRule="auto"/>
-            </w:pPr>
-            <w:r>
-              <w:rPr>
-                <w:b/>
-                <w:bCs/>
-                <w:color w:val="0A5A3C"/>
-                <w:sz w:val="17"/>
-                <w:szCs w:val="17"/>
-              </w:rPr>
-              <w:t xml:space="preserve">Telegram en la API, no en la maceta</w:t>
-            </w:r>
-          </w:p>
-        </w:tc>
-        <w:tc>
-          <w:tcPr>
-            <w:tcW w:w="5826" w:type="dxa"/>
-            <w:shd w:val="clear" w:color="auto" w:fill="F2F7F4"/>
-            <w:tcMar>
-              <w:top w:w="70" w:type="dxa"/>
-              <w:left w:w="110" w:type="dxa"/>
-              <w:bottom w:w="70" w:type="dxa"/>
-              <w:right w:w="110" w:type="dxa"/>
-            </w:tcMar>
-            <w:vAlign w:val="center"/>
-          </w:tcPr>
-          <w:p>
-            <w:pPr>
-              <w:spacing w:before="0" w:after="0" w:line="252" w:lineRule="auto"/>
-            </w:pPr>
-            <w:r>
-              <w:rPr>
-                <w:color w:val="17261F"/>
-                <w:sz w:val="17"/>
-                <w:szCs w:val="17"/>
-              </w:rPr>
-              <w:t xml:space="preserve">El bot vive en un solo lugar, con los datos y los permisos de cada cuenta; la maceta solo habla MQTT</w:t>
+            <w:tcW w:w="3569" w:type="dxa"/>
+            <w:shd w:val="clear" w:color="auto" w:fill="F2F7F4"/>
+            <w:tcMar>
+              <w:top w:w="70" w:type="dxa"/>
+              <w:left w:w="110" w:type="dxa"/>
+              <w:bottom w:w="70" w:type="dxa"/>
+              <w:right w:w="110" w:type="dxa"/>
+            </w:tcMar>
+            <w:vAlign w:val="center"/>
+          </w:tcPr>
+          <w:p>
+            <w:pPr>
+              <w:spacing w:before="0" w:after="0" w:line="252" w:lineRule="auto"/>
+            </w:pPr>
+            <w:r>
+              <w:rPr>
+                <w:b/>
+                <w:bCs/>
+                <w:color w:val="0A5A3C"/>
+                <w:sz w:val="17"/>
+                <w:szCs w:val="17"/>
+              </w:rPr>
+              <w:t xml:space="preserve">Telegram en la API, no en el dispositivo</w:t>
+            </w:r>
+          </w:p>
+        </w:tc>
+        <w:tc>
+          <w:tcPr>
+            <w:tcW w:w="5791" w:type="dxa"/>
+            <w:shd w:val="clear" w:color="auto" w:fill="F2F7F4"/>
+            <w:tcMar>
+              <w:top w:w="70" w:type="dxa"/>
+              <w:left w:w="110" w:type="dxa"/>
+              <w:bottom w:w="70" w:type="dxa"/>
+              <w:right w:w="110" w:type="dxa"/>
+            </w:tcMar>
+            <w:vAlign w:val="center"/>
+          </w:tcPr>
+          <w:p>
+            <w:pPr>
+              <w:spacing w:before="0" w:after="0" w:line="252" w:lineRule="auto"/>
+            </w:pPr>
+            <w:r>
+              <w:rPr>
+                <w:color w:val="17261F"/>
+                <w:sz w:val="17"/>
+                <w:szCs w:val="17"/>
+              </w:rPr>
+              <w:t xml:space="preserve">El bot vive en un solo lugar, con los datos y los permisos de cada cuenta; el dispositivo solo habla MQTT</w:t>
             </w:r>
           </w:p>
         </w:tc>
@@ -5825,7 +5859,7 @@
         </w:trPr>
         <w:tc>
           <w:tcPr>
-            <w:tcW w:w="3534" w:type="dxa"/>
+            <w:tcW w:w="3569" w:type="dxa"/>
             <w:shd w:val="clear" w:color="auto" w:fill="FFFFFF"/>
             <w:tcMar>
               <w:top w:w="70" w:type="dxa"/>
@@ -5853,27 +5887,27 @@
         </w:tc>
         <w:tc>
           <w:tcPr>
-            <w:tcW w:w="5826" w:type="dxa"/>
-            <w:shd w:val="clear" w:color="auto" w:fill="FFFFFF"/>
-            <w:tcMar>
-              <w:top w:w="70" w:type="dxa"/>
-              <w:left w:w="110" w:type="dxa"/>
-              <w:bottom w:w="70" w:type="dxa"/>
-              <w:right w:w="110" w:type="dxa"/>
-            </w:tcMar>
-            <w:vAlign w:val="center"/>
-          </w:tcPr>
-          <w:p>
-            <w:pPr>
-              <w:spacing w:before="0" w:after="0" w:line="252" w:lineRule="auto"/>
-            </w:pPr>
-            <w:r>
-              <w:rPr>
-                <w:color w:val="17261F"/>
-                <w:sz w:val="17"/>
-                <w:szCs w:val="17"/>
-              </w:rPr>
-              <w:t xml:space="preserve">Las macetas virtuales corren siempre, sin pestaña abierta, con la clave real que la API entrega por la red interna; la PWA nunca habla con el simulador</w:t>
+            <w:tcW w:w="5791" w:type="dxa"/>
+            <w:shd w:val="clear" w:color="auto" w:fill="FFFFFF"/>
+            <w:tcMar>
+              <w:top w:w="70" w:type="dxa"/>
+              <w:left w:w="110" w:type="dxa"/>
+              <w:bottom w:w="70" w:type="dxa"/>
+              <w:right w:w="110" w:type="dxa"/>
+            </w:tcMar>
+            <w:vAlign w:val="center"/>
+          </w:tcPr>
+          <w:p>
+            <w:pPr>
+              <w:spacing w:before="0" w:after="0" w:line="252" w:lineRule="auto"/>
+            </w:pPr>
+            <w:r>
+              <w:rPr>
+                <w:color w:val="17261F"/>
+                <w:sz w:val="17"/>
+                <w:szCs w:val="17"/>
+              </w:rPr>
+              <w:t xml:space="preserve">Los cultivos virtuales corren siempre, sin pestaña abierta, con la clave que la API entrega por la red interna; la PWA nunca habla con el simulador</w:t>
             </w:r>
           </w:p>
         </w:tc>
@@ -5884,7 +5918,125 @@
         </w:trPr>
         <w:tc>
           <w:tcPr>
-            <w:tcW w:w="3534" w:type="dxa"/>
+            <w:tcW w:w="3569" w:type="dxa"/>
+            <w:shd w:val="clear" w:color="auto" w:fill="F2F7F4"/>
+            <w:tcMar>
+              <w:top w:w="70" w:type="dxa"/>
+              <w:left w:w="110" w:type="dxa"/>
+              <w:bottom w:w="70" w:type="dxa"/>
+              <w:right w:w="110" w:type="dxa"/>
+            </w:tcMar>
+            <w:vAlign w:val="center"/>
+          </w:tcPr>
+          <w:p>
+            <w:pPr>
+              <w:spacing w:before="0" w:after="0" w:line="252" w:lineRule="auto"/>
+            </w:pPr>
+            <w:r>
+              <w:rPr>
+                <w:b/>
+                <w:bCs/>
+                <w:color w:val="0A5A3C"/>
+                <w:sz w:val="17"/>
+                <w:szCs w:val="17"/>
+              </w:rPr>
+              <w:t xml:space="preserve">Real o virtual se elige al crear y no cambia</w:t>
+            </w:r>
+          </w:p>
+        </w:tc>
+        <w:tc>
+          <w:tcPr>
+            <w:tcW w:w="5791" w:type="dxa"/>
+            <w:shd w:val="clear" w:color="auto" w:fill="F2F7F4"/>
+            <w:tcMar>
+              <w:top w:w="70" w:type="dxa"/>
+              <w:left w:w="110" w:type="dxa"/>
+              <w:bottom w:w="70" w:type="dxa"/>
+              <w:right w:w="110" w:type="dxa"/>
+            </w:tcMar>
+            <w:vAlign w:val="center"/>
+          </w:tcPr>
+          <w:p>
+            <w:pPr>
+              <w:spacing w:before="0" w:after="0" w:line="252" w:lineRule="auto"/>
+            </w:pPr>
+            <w:r>
+              <w:rPr>
+                <w:color w:val="17261F"/>
+                <w:sz w:val="17"/>
+                <w:szCs w:val="17"/>
+              </w:rPr>
+              <w:t xml:space="preserve">Un cultivo real recibe sus lecturas de su dispositivo y uno virtual, del simulador; mezclarlos confundiría el historial, el aprendizaje y la clave. Para cambiar, se crea otro cultivo</w:t>
+            </w:r>
+          </w:p>
+        </w:tc>
+      </w:tr>
+      <w:tr>
+        <w:trPr>
+          <w:cantSplit/>
+        </w:trPr>
+        <w:tc>
+          <w:tcPr>
+            <w:tcW w:w="3569" w:type="dxa"/>
+            <w:shd w:val="clear" w:color="auto" w:fill="FFFFFF"/>
+            <w:tcMar>
+              <w:top w:w="70" w:type="dxa"/>
+              <w:left w:w="110" w:type="dxa"/>
+              <w:bottom w:w="70" w:type="dxa"/>
+              <w:right w:w="110" w:type="dxa"/>
+            </w:tcMar>
+            <w:vAlign w:val="center"/>
+          </w:tcPr>
+          <w:p>
+            <w:pPr>
+              <w:spacing w:before="0" w:after="0" w:line="252" w:lineRule="auto"/>
+            </w:pPr>
+            <w:r>
+              <w:rPr>
+                <w:b/>
+                <w:bCs/>
+                <w:color w:val="0A5A3C"/>
+                <w:sz w:val="17"/>
+                <w:szCs w:val="17"/>
+              </w:rPr>
+              <w:t xml:space="preserve">El aprendizaje solo usa cultivos reales</w:t>
+            </w:r>
+          </w:p>
+        </w:tc>
+        <w:tc>
+          <w:tcPr>
+            <w:tcW w:w="5791" w:type="dxa"/>
+            <w:shd w:val="clear" w:color="auto" w:fill="FFFFFF"/>
+            <w:tcMar>
+              <w:top w:w="70" w:type="dxa"/>
+              <w:left w:w="110" w:type="dxa"/>
+              <w:bottom w:w="70" w:type="dxa"/>
+              <w:right w:w="110" w:type="dxa"/>
+            </w:tcMar>
+            <w:vAlign w:val="center"/>
+          </w:tcPr>
+          <w:p>
+            <w:pPr>
+              <w:spacing w:before="0" w:after="0" w:line="252" w:lineRule="auto"/>
+            </w:pPr>
+            <w:r>
+              <w:rPr>
+                <w:color w:val="17261F"/>
+                <w:sz w:val="17"/>
+                <w:szCs w:val="17"/>
+              </w:rPr>
+              <w:t xml:space="preserve">Las lecturas de los virtuales son sintéticas: sirven para aprender a usar SmartPot, no para entrenar los modelos</w:t>
+            </w:r>
+          </w:p>
+        </w:tc>
+      </w:tr>
+      <w:tr>
+        <w:trPr>
+          <w:cantSplit/>
+        </w:trPr>
+        <w:tc>
+          <w:tcPr>
+            <w:tcW w:w="3569" w:type="dxa"/>
             <w:shd w:val="clear" w:color="auto" w:fill="F2F7F4"/>
             <w:tcMar>
               <w:top w:w="70" w:type="dxa"/>
@@ -5912,27 +6064,27 @@
         </w:tc>
         <w:tc>
           <w:tcPr>
-            <w:tcW w:w="5826" w:type="dxa"/>
-            <w:shd w:val="clear" w:color="auto" w:fill="F2F7F4"/>
-            <w:tcMar>
-              <w:top w:w="70" w:type="dxa"/>
-              <w:left w:w="110" w:type="dxa"/>
-              <w:bottom w:w="70" w:type="dxa"/>
-              <w:right w:w="110" w:type="dxa"/>
-            </w:tcMar>
-            <w:vAlign w:val="center"/>
-          </w:tcPr>
-          <w:p>
-            <w:pPr>
-              <w:spacing w:before="0" w:after="0" w:line="252" w:lineRule="auto"/>
-            </w:pPr>
-            <w:r>
-              <w:rPr>
-                <w:color w:val="17261F"/>
-                <w:sz w:val="17"/>
-                <w:szCs w:val="17"/>
-              </w:rPr>
-              <w:t xml:space="preserve">La IA aprende de la serie de cada maceta sin saber a qué cuenta pertenece</w:t>
+            <w:tcW w:w="5791" w:type="dxa"/>
+            <w:shd w:val="clear" w:color="auto" w:fill="F2F7F4"/>
+            <w:tcMar>
+              <w:top w:w="70" w:type="dxa"/>
+              <w:left w:w="110" w:type="dxa"/>
+              <w:bottom w:w="70" w:type="dxa"/>
+              <w:right w:w="110" w:type="dxa"/>
+            </w:tcMar>
+            <w:vAlign w:val="center"/>
+          </w:tcPr>
+          <w:p>
+            <w:pPr>
+              <w:spacing w:before="0" w:after="0" w:line="252" w:lineRule="auto"/>
+            </w:pPr>
+            <w:r>
+              <w:rPr>
+                <w:color w:val="17261F"/>
+                <w:sz w:val="17"/>
+                <w:szCs w:val="17"/>
+              </w:rPr>
+              <w:t xml:space="preserve">La IA aprende de la serie de cada cultivo real sin saber a qué cuenta pertenece</w:t>
             </w:r>
           </w:p>
         </w:tc>
@@ -6007,7 +6159,7 @@
           <w:sz w:val="20"/>
           <w:szCs w:val="20"/>
         </w:rPr>
-        <w:t xml:space="preserve">Cuando la maceta mide, la lectura llega al broker, la API la guarda y le pregunta al asistente cómo va el cultivo. Si hay algo que corregir y el modo automático está activo, la API manda el comando a la maceta, que lo ejecuta y lo confirma.</w:t>
+        <w:t xml:space="preserve">Cuando el dispositivo mide, la lectura llega al broker, la API la guarda y le pregunta al asistente cómo va el cultivo. Si hay algo que corregir y el modo automático está activo, la API manda el comando al dispositivo, que lo ejecuta y lo confirma.</w:t>
       </w:r>
     </w:p>
     <w:p>
@@ -6150,7 +6302,7 @@
                 <w:sz w:val="17"/>
                 <w:szCs w:val="17"/>
               </w:rPr>
-              <w:t xml:space="preserve">Frecuencia de la maceta</w:t>
+              <w:t xml:space="preserve">Frecuencia del dispositivo</w:t>
             </w:r>
           </w:p>
         </w:tc>
@@ -6176,7 +6328,7 @@
                 <w:sz w:val="17"/>
                 <w:szCs w:val="17"/>
               </w:rPr>
-              <w:t xml:space="preserve">Cada 30 s (firmware) o 15–60 s (simulador)</w:t>
+              <w:t xml:space="preserve">Cada 30 s (firmware) o 15–120 s (simulación)</w:t>
             </w:r>
           </w:p>
         </w:tc>
@@ -6580,7 +6732,7 @@
                 <w:sz w:val="17"/>
                 <w:szCs w:val="17"/>
               </w:rPr>
-              <w:t xml:space="preserve">Maceta desconectada</w:t>
+              <w:t xml:space="preserve">Cultivo desconectado</w:t>
             </w:r>
           </w:p>
         </w:tc>
@@ -6889,7 +7041,7 @@
           <w:sz w:val="20"/>
           <w:szCs w:val="20"/>
         </w:rPr>
-        <w:t xml:space="preserve">Cada maceta tiene una "dirección" propia en el broker, </w:t>
+        <w:t xml:space="preserve">Cada cultivo tiene una "dirección" propia en el broker, </w:t>
       </w:r>
       <w:r>
         <w:rPr>
@@ -6906,7 +7058,7 @@
           <w:sz w:val="20"/>
           <w:szCs w:val="20"/>
         </w:rPr>
-        <w:t xml:space="preserve">, y solo puede usar la suya. Por ahí publica lo que mide y recibe las órdenes.</w:t>
+        <w:t xml:space="preserve">, y su dispositivo solo puede usar la suya. Por ahí publica lo que mide y recibe las órdenes.</w:t>
       </w:r>
     </w:p>
     <w:p>
@@ -6955,9 +7107,9 @@
       </w:tblPr>
       <w:tblGrid>
         <w:gridCol w:w="3606"/>
-        <w:gridCol w:w="1175"/>
+        <w:gridCol w:w="1364"/>
         <w:gridCol w:w="600"/>
-        <w:gridCol w:w="3979"/>
+        <w:gridCol w:w="3790"/>
       </w:tblGrid>
       <w:tr>
         <w:trPr>
@@ -6995,7 +7147,7 @@
         </w:tc>
         <w:tc>
           <w:tcPr>
-            <w:tcW w:w="1175" w:type="dxa"/>
+            <w:tcW w:w="1364" w:type="dxa"/>
             <w:shd w:val="clear" w:color="auto" w:fill="0B3D2B"/>
             <w:tcMar>
               <w:top w:w="70" w:type="dxa"/>
@@ -7053,7 +7205,7 @@
         </w:tc>
         <w:tc>
           <w:tcPr>
-            <w:tcW w:w="3979" w:type="dxa"/>
+            <w:tcW w:w="3790" w:type="dxa"/>
             <w:shd w:val="clear" w:color="auto" w:fill="0B3D2B"/>
             <w:tcMar>
               <w:top w:w="70" w:type="dxa"/>
@@ -7116,27 +7268,27 @@
         </w:tc>
         <w:tc>
           <w:tcPr>
-            <w:tcW w:w="1175" w:type="dxa"/>
-            <w:shd w:val="clear" w:color="auto" w:fill="FFFFFF"/>
-            <w:tcMar>
-              <w:top w:w="70" w:type="dxa"/>
-              <w:left w:w="110" w:type="dxa"/>
-              <w:bottom w:w="70" w:type="dxa"/>
-              <w:right w:w="110" w:type="dxa"/>
-            </w:tcMar>
-            <w:vAlign w:val="center"/>
-          </w:tcPr>
-          <w:p>
-            <w:pPr>
-              <w:spacing w:before="0" w:after="0" w:line="252" w:lineRule="auto"/>
-            </w:pPr>
-            <w:r>
-              <w:rPr>
-                <w:color w:val="17261F"/>
-                <w:sz w:val="17"/>
-                <w:szCs w:val="17"/>
-              </w:rPr>
-              <w:t xml:space="preserve">Maceta → API</w:t>
+            <w:tcW w:w="1364" w:type="dxa"/>
+            <w:shd w:val="clear" w:color="auto" w:fill="FFFFFF"/>
+            <w:tcMar>
+              <w:top w:w="70" w:type="dxa"/>
+              <w:left w:w="110" w:type="dxa"/>
+              <w:bottom w:w="70" w:type="dxa"/>
+              <w:right w:w="110" w:type="dxa"/>
+            </w:tcMar>
+            <w:vAlign w:val="center"/>
+          </w:tcPr>
+          <w:p>
+            <w:pPr>
+              <w:spacing w:before="0" w:after="0" w:line="252" w:lineRule="auto"/>
+            </w:pPr>
+            <w:r>
+              <w:rPr>
+                <w:color w:val="17261F"/>
+                <w:sz w:val="17"/>
+                <w:szCs w:val="17"/>
+              </w:rPr>
+              <w:t xml:space="preserve">Dispositivo → API</w:t>
             </w:r>
           </w:p>
         </w:tc>
@@ -7168,7 +7320,7 @@
         </w:tc>
         <w:tc>
           <w:tcPr>
-            <w:tcW w:w="3979" w:type="dxa"/>
+            <w:tcW w:w="3790" w:type="dxa"/>
             <w:shd w:val="clear" w:color="auto" w:fill="FFFFFF"/>
             <w:tcMar>
               <w:top w:w="70" w:type="dxa"/>
@@ -7229,27 +7381,27 @@
         </w:tc>
         <w:tc>
           <w:tcPr>
-            <w:tcW w:w="1175" w:type="dxa"/>
-            <w:shd w:val="clear" w:color="auto" w:fill="F2F7F4"/>
-            <w:tcMar>
-              <w:top w:w="70" w:type="dxa"/>
-              <w:left w:w="110" w:type="dxa"/>
-              <w:bottom w:w="70" w:type="dxa"/>
-              <w:right w:w="110" w:type="dxa"/>
-            </w:tcMar>
-            <w:vAlign w:val="center"/>
-          </w:tcPr>
-          <w:p>
-            <w:pPr>
-              <w:spacing w:before="0" w:after="0" w:line="252" w:lineRule="auto"/>
-            </w:pPr>
-            <w:r>
-              <w:rPr>
-                <w:color w:val="17261F"/>
-                <w:sz w:val="17"/>
-                <w:szCs w:val="17"/>
-              </w:rPr>
-              <w:t xml:space="preserve">API → maceta</w:t>
+            <w:tcW w:w="1364" w:type="dxa"/>
+            <w:shd w:val="clear" w:color="auto" w:fill="F2F7F4"/>
+            <w:tcMar>
+              <w:top w:w="70" w:type="dxa"/>
+              <w:left w:w="110" w:type="dxa"/>
+              <w:bottom w:w="70" w:type="dxa"/>
+              <w:right w:w="110" w:type="dxa"/>
+            </w:tcMar>
+            <w:vAlign w:val="center"/>
+          </w:tcPr>
+          <w:p>
+            <w:pPr>
+              <w:spacing w:before="0" w:after="0" w:line="252" w:lineRule="auto"/>
+            </w:pPr>
+            <w:r>
+              <w:rPr>
+                <w:color w:val="17261F"/>
+                <w:sz w:val="17"/>
+                <w:szCs w:val="17"/>
+              </w:rPr>
+              <w:t xml:space="preserve">API → dispositivo</w:t>
             </w:r>
           </w:p>
         </w:tc>
@@ -7281,7 +7433,7 @@
         </w:tc>
         <w:tc>
           <w:tcPr>
-            <w:tcW w:w="3979" w:type="dxa"/>
+            <w:tcW w:w="3790" w:type="dxa"/>
             <w:shd w:val="clear" w:color="auto" w:fill="F2F7F4"/>
             <w:tcMar>
               <w:top w:w="70" w:type="dxa"/>
@@ -7342,27 +7494,27 @@
         </w:tc>
         <w:tc>
           <w:tcPr>
-            <w:tcW w:w="1175" w:type="dxa"/>
-            <w:shd w:val="clear" w:color="auto" w:fill="FFFFFF"/>
-            <w:tcMar>
-              <w:top w:w="70" w:type="dxa"/>
-              <w:left w:w="110" w:type="dxa"/>
-              <w:bottom w:w="70" w:type="dxa"/>
-              <w:right w:w="110" w:type="dxa"/>
-            </w:tcMar>
-            <w:vAlign w:val="center"/>
-          </w:tcPr>
-          <w:p>
-            <w:pPr>
-              <w:spacing w:before="0" w:after="0" w:line="252" w:lineRule="auto"/>
-            </w:pPr>
-            <w:r>
-              <w:rPr>
-                <w:color w:val="17261F"/>
-                <w:sz w:val="17"/>
-                <w:szCs w:val="17"/>
-              </w:rPr>
-              <w:t xml:space="preserve">Maceta → API</w:t>
+            <w:tcW w:w="1364" w:type="dxa"/>
+            <w:shd w:val="clear" w:color="auto" w:fill="FFFFFF"/>
+            <w:tcMar>
+              <w:top w:w="70" w:type="dxa"/>
+              <w:left w:w="110" w:type="dxa"/>
+              <w:bottom w:w="70" w:type="dxa"/>
+              <w:right w:w="110" w:type="dxa"/>
+            </w:tcMar>
+            <w:vAlign w:val="center"/>
+          </w:tcPr>
+          <w:p>
+            <w:pPr>
+              <w:spacing w:before="0" w:after="0" w:line="252" w:lineRule="auto"/>
+            </w:pPr>
+            <w:r>
+              <w:rPr>
+                <w:color w:val="17261F"/>
+                <w:sz w:val="17"/>
+                <w:szCs w:val="17"/>
+              </w:rPr>
+              <w:t xml:space="preserve">Dispositivo → API</w:t>
             </w:r>
           </w:p>
         </w:tc>
@@ -7394,7 +7546,7 @@
         </w:tc>
         <w:tc>
           <w:tcPr>
-            <w:tcW w:w="3979" w:type="dxa"/>
+            <w:tcW w:w="3790" w:type="dxa"/>
             <w:shd w:val="clear" w:color="auto" w:fill="FFFFFF"/>
             <w:tcMar>
               <w:top w:w="70" w:type="dxa"/>
@@ -7455,27 +7607,27 @@
         </w:tc>
         <w:tc>
           <w:tcPr>
-            <w:tcW w:w="1175" w:type="dxa"/>
-            <w:shd w:val="clear" w:color="auto" w:fill="F2F7F4"/>
-            <w:tcMar>
-              <w:top w:w="70" w:type="dxa"/>
-              <w:left w:w="110" w:type="dxa"/>
-              <w:bottom w:w="70" w:type="dxa"/>
-              <w:right w:w="110" w:type="dxa"/>
-            </w:tcMar>
-            <w:vAlign w:val="center"/>
-          </w:tcPr>
-          <w:p>
-            <w:pPr>
-              <w:spacing w:before="0" w:after="0" w:line="252" w:lineRule="auto"/>
-            </w:pPr>
-            <w:r>
-              <w:rPr>
-                <w:color w:val="17261F"/>
-                <w:sz w:val="17"/>
-                <w:szCs w:val="17"/>
-              </w:rPr>
-              <w:t xml:space="preserve">Maceta, retenido y última voluntad</w:t>
+            <w:tcW w:w="1364" w:type="dxa"/>
+            <w:shd w:val="clear" w:color="auto" w:fill="F2F7F4"/>
+            <w:tcMar>
+              <w:top w:w="70" w:type="dxa"/>
+              <w:left w:w="110" w:type="dxa"/>
+              <w:bottom w:w="70" w:type="dxa"/>
+              <w:right w:w="110" w:type="dxa"/>
+            </w:tcMar>
+            <w:vAlign w:val="center"/>
+          </w:tcPr>
+          <w:p>
+            <w:pPr>
+              <w:spacing w:before="0" w:after="0" w:line="252" w:lineRule="auto"/>
+            </w:pPr>
+            <w:r>
+              <w:rPr>
+                <w:color w:val="17261F"/>
+                <w:sz w:val="17"/>
+                <w:szCs w:val="17"/>
+              </w:rPr>
+              <w:t xml:space="preserve">Dispositivo, retenido y última voluntad</w:t>
             </w:r>
           </w:p>
         </w:tc>
@@ -7507,7 +7659,7 @@
         </w:tc>
         <w:tc>
           <w:tcPr>
-            <w:tcW w:w="3979" w:type="dxa"/>
+            <w:tcW w:w="3790" w:type="dxa"/>
             <w:shd w:val="clear" w:color="auto" w:fill="F2F7F4"/>
             <w:tcMar>
               <w:top w:w="70" w:type="dxa"/>
@@ -7572,7 +7724,7 @@
           <w:sz w:val="25"/>
           <w:szCs w:val="25"/>
         </w:rPr>
-        <w:t xml:space="preserve">4.2 Conexión de la maceta</w:t>
+        <w:t xml:space="preserve">4.2 Conexión del dispositivo</w:t>
       </w:r>
       <w:bookmarkEnd w:id="120"/>
     </w:p>
@@ -7793,7 +7945,7 @@
                 <w:sz w:val="17"/>
                 <w:szCs w:val="17"/>
               </w:rPr>
-              <w:t xml:space="preserve">Firmado por la CA propia de SmartPot; la maceta lo verifica con </w:t>
+              <w:t xml:space="preserve">Firmado por la CA propia de SmartPot; el dispositivo lo verifica con </w:t>
             </w:r>
             <w:r>
               <w:rPr>
@@ -7928,7 +8080,7 @@
                 <w:sz w:val="17"/>
                 <w:szCs w:val="17"/>
               </w:rPr>
-              <w:t xml:space="preserve">La clave del dispositivo: 24 bytes aleatorios en Base64 URL, mostrada una sola vez al crear el cultivo o al rotarla</w:t>
+              <w:t xml:space="preserve">La clave del dispositivo: 24 bytes aleatorios en Base64 URL, mostrada una sola vez al crear un cultivo real o al rotarla; la de un cultivo virtual solo la conocen la API y el simulador</w:t>
             </w:r>
           </w:p>
         </w:tc>
@@ -8817,9 +8969,9 @@
         <w:tblLook w:val="04A0" w:firstRow="1" w:firstColumn="1" w:noVBand="1"/>
       </w:tblPr>
       <w:tblGrid>
-        <w:gridCol w:w="1389"/>
-        <w:gridCol w:w="5966"/>
-        <w:gridCol w:w="2005"/>
+        <w:gridCol w:w="1341"/>
+        <w:gridCol w:w="6118"/>
+        <w:gridCol w:w="1901"/>
       </w:tblGrid>
       <w:tr>
         <w:trPr>
@@ -8828,7 +8980,7 @@
         </w:trPr>
         <w:tc>
           <w:tcPr>
-            <w:tcW w:w="1389" w:type="dxa"/>
+            <w:tcW w:w="1341" w:type="dxa"/>
             <w:shd w:val="clear" w:color="auto" w:fill="0B3D2B"/>
             <w:tcMar>
               <w:top w:w="70" w:type="dxa"/>
@@ -8857,7 +9009,7 @@
         </w:tc>
         <w:tc>
           <w:tcPr>
-            <w:tcW w:w="5966" w:type="dxa"/>
+            <w:tcW w:w="6118" w:type="dxa"/>
             <w:shd w:val="clear" w:color="auto" w:fill="0B3D2B"/>
             <w:tcMar>
               <w:top w:w="70" w:type="dxa"/>
@@ -8886,7 +9038,7 @@
         </w:tc>
         <w:tc>
           <w:tcPr>
-            <w:tcW w:w="2005" w:type="dxa"/>
+            <w:tcW w:w="1901" w:type="dxa"/>
             <w:shd w:val="clear" w:color="auto" w:fill="0B3D2B"/>
             <w:tcMar>
               <w:top w:w="70" w:type="dxa"/>
@@ -8920,7 +9072,7 @@
         </w:trPr>
         <w:tc>
           <w:tcPr>
-            <w:tcW w:w="1389" w:type="dxa"/>
+            <w:tcW w:w="1341" w:type="dxa"/>
             <w:shd w:val="clear" w:color="auto" w:fill="FFFFFF"/>
             <w:tcMar>
               <w:top w:w="70" w:type="dxa"/>
@@ -8948,7 +9100,7 @@
         </w:tc>
         <w:tc>
           <w:tcPr>
-            <w:tcW w:w="5966" w:type="dxa"/>
+            <w:tcW w:w="6118" w:type="dxa"/>
             <w:shd w:val="clear" w:color="auto" w:fill="FFFFFF"/>
             <w:tcMar>
               <w:top w:w="70" w:type="dxa"/>
@@ -8975,7 +9127,7 @@
         </w:tc>
         <w:tc>
           <w:tcPr>
-            <w:tcW w:w="2005" w:type="dxa"/>
+            <w:tcW w:w="1901" w:type="dxa"/>
             <w:shd w:val="clear" w:color="auto" w:fill="FFFFFF"/>
             <w:tcMar>
               <w:top w:w="70" w:type="dxa"/>
@@ -9006,7 +9158,7 @@
         </w:trPr>
         <w:tc>
           <w:tcPr>
-            <w:tcW w:w="1389" w:type="dxa"/>
+            <w:tcW w:w="1341" w:type="dxa"/>
             <w:shd w:val="clear" w:color="auto" w:fill="F2F7F4"/>
             <w:tcMar>
               <w:top w:w="70" w:type="dxa"/>
@@ -9034,7 +9186,7 @@
         </w:tc>
         <w:tc>
           <w:tcPr>
-            <w:tcW w:w="5966" w:type="dxa"/>
+            <w:tcW w:w="6118" w:type="dxa"/>
             <w:shd w:val="clear" w:color="auto" w:fill="F2F7F4"/>
             <w:tcMar>
               <w:top w:w="70" w:type="dxa"/>
@@ -9078,7 +9230,7 @@
         </w:tc>
         <w:tc>
           <w:tcPr>
-            <w:tcW w:w="2005" w:type="dxa"/>
+            <w:tcW w:w="1901" w:type="dxa"/>
             <w:shd w:val="clear" w:color="auto" w:fill="F2F7F4"/>
             <w:tcMar>
               <w:top w:w="70" w:type="dxa"/>
@@ -9109,7 +9261,7 @@
         </w:trPr>
         <w:tc>
           <w:tcPr>
-            <w:tcW w:w="1389" w:type="dxa"/>
+            <w:tcW w:w="1341" w:type="dxa"/>
             <w:shd w:val="clear" w:color="auto" w:fill="FFFFFF"/>
             <w:tcMar>
               <w:top w:w="70" w:type="dxa"/>
@@ -9137,7 +9289,7 @@
         </w:tc>
         <w:tc>
           <w:tcPr>
-            <w:tcW w:w="5966" w:type="dxa"/>
+            <w:tcW w:w="6118" w:type="dxa"/>
             <w:shd w:val="clear" w:color="auto" w:fill="FFFFFF"/>
             <w:tcMar>
               <w:top w:w="70" w:type="dxa"/>
@@ -9181,7 +9333,7 @@
         </w:tc>
         <w:tc>
           <w:tcPr>
-            <w:tcW w:w="2005" w:type="dxa"/>
+            <w:tcW w:w="1901" w:type="dxa"/>
             <w:shd w:val="clear" w:color="auto" w:fill="FFFFFF"/>
             <w:tcMar>
               <w:top w:w="70" w:type="dxa"/>
@@ -9212,7 +9364,7 @@
         </w:trPr>
         <w:tc>
           <w:tcPr>
-            <w:tcW w:w="1389" w:type="dxa"/>
+            <w:tcW w:w="1341" w:type="dxa"/>
             <w:shd w:val="clear" w:color="auto" w:fill="F2F7F4"/>
             <w:tcMar>
               <w:top w:w="70" w:type="dxa"/>
@@ -9240,7 +9392,7 @@
         </w:tc>
         <w:tc>
           <w:tcPr>
-            <w:tcW w:w="5966" w:type="dxa"/>
+            <w:tcW w:w="6118" w:type="dxa"/>
             <w:shd w:val="clear" w:color="auto" w:fill="F2F7F4"/>
             <w:tcMar>
               <w:top w:w="70" w:type="dxa"/>
@@ -9267,7 +9419,7 @@
         </w:tc>
         <w:tc>
           <w:tcPr>
-            <w:tcW w:w="2005" w:type="dxa"/>
+            <w:tcW w:w="1901" w:type="dxa"/>
             <w:shd w:val="clear" w:color="auto" w:fill="F2F7F4"/>
             <w:tcMar>
               <w:top w:w="70" w:type="dxa"/>
@@ -9298,7 +9450,7 @@
         </w:trPr>
         <w:tc>
           <w:tcPr>
-            <w:tcW w:w="1389" w:type="dxa"/>
+            <w:tcW w:w="1341" w:type="dxa"/>
             <w:shd w:val="clear" w:color="auto" w:fill="FFFFFF"/>
             <w:tcMar>
               <w:top w:w="70" w:type="dxa"/>
@@ -9326,7 +9478,7 @@
         </w:tc>
         <w:tc>
           <w:tcPr>
-            <w:tcW w:w="5966" w:type="dxa"/>
+            <w:tcW w:w="6118" w:type="dxa"/>
             <w:shd w:val="clear" w:color="auto" w:fill="FFFFFF"/>
             <w:tcMar>
               <w:top w:w="70" w:type="dxa"/>
@@ -9370,7 +9522,7 @@
         </w:tc>
         <w:tc>
           <w:tcPr>
-            <w:tcW w:w="2005" w:type="dxa"/>
+            <w:tcW w:w="1901" w:type="dxa"/>
             <w:shd w:val="clear" w:color="auto" w:fill="FFFFFF"/>
             <w:tcMar>
               <w:top w:w="70" w:type="dxa"/>
@@ -9401,7 +9553,7 @@
         </w:trPr>
         <w:tc>
           <w:tcPr>
-            <w:tcW w:w="1389" w:type="dxa"/>
+            <w:tcW w:w="1341" w:type="dxa"/>
             <w:shd w:val="clear" w:color="auto" w:fill="F2F7F4"/>
             <w:tcMar>
               <w:top w:w="70" w:type="dxa"/>
@@ -9429,7 +9581,7 @@
         </w:tc>
         <w:tc>
           <w:tcPr>
-            <w:tcW w:w="5966" w:type="dxa"/>
+            <w:tcW w:w="6118" w:type="dxa"/>
             <w:shd w:val="clear" w:color="auto" w:fill="F2F7F4"/>
             <w:tcMar>
               <w:top w:w="70" w:type="dxa"/>
@@ -9452,11 +9604,104 @@
               </w:rPr>
               <w:t xml:space="preserve">/api/v1/crops</w:t>
             </w:r>
-          </w:p>
-        </w:tc>
-        <w:tc>
-          <w:tcPr>
-            <w:tcW w:w="2005" w:type="dxa"/>
+            <w:r>
+              <w:rPr>
+                <w:color w:val="17261F"/>
+                <w:sz w:val="17"/>
+                <w:szCs w:val="17"/>
+              </w:rPr>
+              <w:t xml:space="preserve"> (al crear: </w:t>
+            </w:r>
+            <w:r>
+              <w:rPr>
+                <w:rFonts w:ascii="JetBrains Mono" w:hAnsi="JetBrains Mono" w:eastAsia="JetBrains Mono" w:cs="JetBrains Mono"/>
+                <w:color w:val="0A5A3C"/>
+                <w:sz w:val="15"/>
+                <w:szCs w:val="15"/>
+              </w:rPr>
+              <w:t xml:space="preserve">kind</w:t>
+            </w:r>
+            <w:r>
+              <w:rPr>
+                <w:color w:val="17261F"/>
+                <w:sz w:val="17"/>
+                <w:szCs w:val="17"/>
+              </w:rPr>
+              <w:t xml:space="preserve"> </w:t>
+            </w:r>
+            <w:r>
+              <w:rPr>
+                <w:rFonts w:ascii="JetBrains Mono" w:hAnsi="JetBrains Mono" w:eastAsia="JetBrains Mono" w:cs="JetBrains Mono"/>
+                <w:color w:val="0A5A3C"/>
+                <w:sz w:val="15"/>
+                <w:szCs w:val="15"/>
+              </w:rPr>
+              <w:t xml:space="preserve">REAL</w:t>
+            </w:r>
+            <w:r>
+              <w:rPr>
+                <w:color w:val="17261F"/>
+                <w:sz w:val="17"/>
+                <w:szCs w:val="17"/>
+              </w:rPr>
+              <w:t xml:space="preserve"> o </w:t>
+            </w:r>
+            <w:r>
+              <w:rPr>
+                <w:rFonts w:ascii="JetBrains Mono" w:hAnsi="JetBrains Mono" w:eastAsia="JetBrains Mono" w:cs="JetBrains Mono"/>
+                <w:color w:val="0A5A3C"/>
+                <w:sz w:val="15"/>
+                <w:szCs w:val="15"/>
+              </w:rPr>
+              <w:t xml:space="preserve">VIRTUAL</w:t>
+            </w:r>
+            <w:r>
+              <w:rPr>
+                <w:color w:val="17261F"/>
+                <w:sz w:val="17"/>
+                <w:szCs w:val="17"/>
+              </w:rPr>
+              <w:t xml:space="preserve">, </w:t>
+            </w:r>
+            <w:r>
+              <w:rPr>
+                <w:rFonts w:ascii="JetBrains Mono" w:hAnsi="JetBrains Mono" w:eastAsia="JetBrains Mono" w:cs="JetBrains Mono"/>
+                <w:color w:val="0A5A3C"/>
+                <w:sz w:val="15"/>
+                <w:szCs w:val="15"/>
+              </w:rPr>
+              <w:t xml:space="preserve">form</w:t>
+            </w:r>
+            <w:r>
+              <w:rPr>
+                <w:color w:val="17261F"/>
+                <w:sz w:val="17"/>
+                <w:szCs w:val="17"/>
+              </w:rPr>
+              <w:t xml:space="preserve"> y, si es virtual, </w:t>
+            </w:r>
+            <w:r>
+              <w:rPr>
+                <w:rFonts w:ascii="JetBrains Mono" w:hAnsi="JetBrains Mono" w:eastAsia="JetBrains Mono" w:cs="JetBrains Mono"/>
+                <w:color w:val="0A5A3C"/>
+                <w:sz w:val="15"/>
+                <w:szCs w:val="15"/>
+              </w:rPr>
+              <w:t xml:space="preserve">virtual</w:t>
+            </w:r>
+            <w:r>
+              <w:rPr>
+                <w:color w:val="17261F"/>
+                <w:sz w:val="17"/>
+                <w:szCs w:val="17"/>
+              </w:rPr>
+              <w:t xml:space="preserve"> con el modo inicial)</w:t>
+            </w:r>
+          </w:p>
+        </w:tc>
+        <w:tc>
+          <w:tcPr>
+            <w:tcW w:w="1901" w:type="dxa"/>
             <w:shd w:val="clear" w:color="auto" w:fill="F2F7F4"/>
             <w:tcMar>
               <w:top w:w="70" w:type="dxa"/>
@@ -9487,7 +9732,7 @@
         </w:trPr>
         <w:tc>
           <w:tcPr>
-            <w:tcW w:w="1389" w:type="dxa"/>
+            <w:tcW w:w="1341" w:type="dxa"/>
             <w:shd w:val="clear" w:color="auto" w:fill="FFFFFF"/>
             <w:tcMar>
               <w:top w:w="70" w:type="dxa"/>
@@ -9515,7 +9760,7 @@
         </w:tc>
         <w:tc>
           <w:tcPr>
-            <w:tcW w:w="5966" w:type="dxa"/>
+            <w:tcW w:w="6118" w:type="dxa"/>
             <w:shd w:val="clear" w:color="auto" w:fill="FFFFFF"/>
             <w:tcMar>
               <w:top w:w="70" w:type="dxa"/>
@@ -9550,7 +9795,7 @@
         </w:tc>
         <w:tc>
           <w:tcPr>
-            <w:tcW w:w="2005" w:type="dxa"/>
+            <w:tcW w:w="1901" w:type="dxa"/>
             <w:shd w:val="clear" w:color="auto" w:fill="FFFFFF"/>
             <w:tcMar>
               <w:top w:w="70" w:type="dxa"/>
@@ -9581,7 +9826,7 @@
         </w:trPr>
         <w:tc>
           <w:tcPr>
-            <w:tcW w:w="1389" w:type="dxa"/>
+            <w:tcW w:w="1341" w:type="dxa"/>
             <w:shd w:val="clear" w:color="auto" w:fill="F2F7F4"/>
             <w:tcMar>
               <w:top w:w="70" w:type="dxa"/>
@@ -9609,7 +9854,7 @@
         </w:tc>
         <w:tc>
           <w:tcPr>
-            <w:tcW w:w="5966" w:type="dxa"/>
+            <w:tcW w:w="6118" w:type="dxa"/>
             <w:shd w:val="clear" w:color="auto" w:fill="F2F7F4"/>
             <w:tcMar>
               <w:top w:w="70" w:type="dxa"/>
@@ -9653,7 +9898,7 @@
         </w:tc>
         <w:tc>
           <w:tcPr>
-            <w:tcW w:w="2005" w:type="dxa"/>
+            <w:tcW w:w="1901" w:type="dxa"/>
             <w:shd w:val="clear" w:color="auto" w:fill="F2F7F4"/>
             <w:tcMar>
               <w:top w:w="70" w:type="dxa"/>
@@ -9684,7 +9929,7 @@
         </w:trPr>
         <w:tc>
           <w:tcPr>
-            <w:tcW w:w="1389" w:type="dxa"/>
+            <w:tcW w:w="1341" w:type="dxa"/>
             <w:shd w:val="clear" w:color="auto" w:fill="FFFFFF"/>
             <w:tcMar>
               <w:top w:w="70" w:type="dxa"/>
@@ -9712,7 +9957,7 @@
         </w:tc>
         <w:tc>
           <w:tcPr>
-            <w:tcW w:w="5966" w:type="dxa"/>
+            <w:tcW w:w="6118" w:type="dxa"/>
             <w:shd w:val="clear" w:color="auto" w:fill="FFFFFF"/>
             <w:tcMar>
               <w:top w:w="70" w:type="dxa"/>
@@ -9752,11 +9997,19 @@
               </w:rPr>
               <w:t xml:space="preserve">/device/key</w:t>
             </w:r>
-          </w:p>
-        </w:tc>
-        <w:tc>
-          <w:tcPr>
-            <w:tcW w:w="2005" w:type="dxa"/>
+            <w:r>
+              <w:rPr>
+                <w:color w:val="17261F"/>
+                <w:sz w:val="17"/>
+                <w:szCs w:val="17"/>
+              </w:rPr>
+              <w:t xml:space="preserve"> (solo cultivos reales)</w:t>
+            </w:r>
+          </w:p>
+        </w:tc>
+        <w:tc>
+          <w:tcPr>
+            <w:tcW w:w="1901" w:type="dxa"/>
             <w:shd w:val="clear" w:color="auto" w:fill="FFFFFF"/>
             <w:tcMar>
               <w:top w:w="70" w:type="dxa"/>
@@ -9787,7 +10040,7 @@
         </w:trPr>
         <w:tc>
           <w:tcPr>
-            <w:tcW w:w="1389" w:type="dxa"/>
+            <w:tcW w:w="1341" w:type="dxa"/>
             <w:shd w:val="clear" w:color="auto" w:fill="F2F7F4"/>
             <w:tcMar>
               <w:top w:w="70" w:type="dxa"/>
@@ -9815,7 +10068,7 @@
         </w:tc>
         <w:tc>
           <w:tcPr>
-            <w:tcW w:w="5966" w:type="dxa"/>
+            <w:tcW w:w="6118" w:type="dxa"/>
             <w:shd w:val="clear" w:color="auto" w:fill="F2F7F4"/>
             <w:tcMar>
               <w:top w:w="70" w:type="dxa"/>
@@ -9893,7 +10146,7 @@
         </w:tc>
         <w:tc>
           <w:tcPr>
-            <w:tcW w:w="2005" w:type="dxa"/>
+            <w:tcW w:w="1901" w:type="dxa"/>
             <w:shd w:val="clear" w:color="auto" w:fill="F2F7F4"/>
             <w:tcMar>
               <w:top w:w="70" w:type="dxa"/>
@@ -9924,7 +10177,7 @@
         </w:trPr>
         <w:tc>
           <w:tcPr>
-            <w:tcW w:w="1389" w:type="dxa"/>
+            <w:tcW w:w="1341" w:type="dxa"/>
             <w:shd w:val="clear" w:color="auto" w:fill="FFFFFF"/>
             <w:tcMar>
               <w:top w:w="70" w:type="dxa"/>
@@ -9952,7 +10205,7 @@
         </w:tc>
         <w:tc>
           <w:tcPr>
-            <w:tcW w:w="5966" w:type="dxa"/>
+            <w:tcW w:w="6118" w:type="dxa"/>
             <w:shd w:val="clear" w:color="auto" w:fill="FFFFFF"/>
             <w:tcMar>
               <w:top w:w="70" w:type="dxa"/>
@@ -9979,7 +10232,7 @@
         </w:tc>
         <w:tc>
           <w:tcPr>
-            <w:tcW w:w="2005" w:type="dxa"/>
+            <w:tcW w:w="1901" w:type="dxa"/>
             <w:shd w:val="clear" w:color="auto" w:fill="FFFFFF"/>
             <w:tcMar>
               <w:top w:w="70" w:type="dxa"/>
@@ -10010,7 +10263,7 @@
         </w:trPr>
         <w:tc>
           <w:tcPr>
-            <w:tcW w:w="1389" w:type="dxa"/>
+            <w:tcW w:w="1341" w:type="dxa"/>
             <w:shd w:val="clear" w:color="auto" w:fill="F2F7F4"/>
             <w:tcMar>
               <w:top w:w="70" w:type="dxa"/>
@@ -10038,7 +10291,7 @@
         </w:tc>
         <w:tc>
           <w:tcPr>
-            <w:tcW w:w="5966" w:type="dxa"/>
+            <w:tcW w:w="6118" w:type="dxa"/>
             <w:shd w:val="clear" w:color="auto" w:fill="F2F7F4"/>
             <w:tcMar>
               <w:top w:w="70" w:type="dxa"/>
@@ -10065,7 +10318,7 @@
         </w:tc>
         <w:tc>
           <w:tcPr>
-            <w:tcW w:w="2005" w:type="dxa"/>
+            <w:tcW w:w="1901" w:type="dxa"/>
             <w:shd w:val="clear" w:color="auto" w:fill="F2F7F4"/>
             <w:tcMar>
               <w:top w:w="70" w:type="dxa"/>
@@ -10096,7 +10349,7 @@
         </w:trPr>
         <w:tc>
           <w:tcPr>
-            <w:tcW w:w="1389" w:type="dxa"/>
+            <w:tcW w:w="1341" w:type="dxa"/>
             <w:shd w:val="clear" w:color="auto" w:fill="FFFFFF"/>
             <w:tcMar>
               <w:top w:w="70" w:type="dxa"/>
@@ -10124,7 +10377,7 @@
         </w:tc>
         <w:tc>
           <w:tcPr>
-            <w:tcW w:w="5966" w:type="dxa"/>
+            <w:tcW w:w="6118" w:type="dxa"/>
             <w:shd w:val="clear" w:color="auto" w:fill="FFFFFF"/>
             <w:tcMar>
               <w:top w:w="70" w:type="dxa"/>
@@ -10151,7 +10404,7 @@
         </w:tc>
         <w:tc>
           <w:tcPr>
-            <w:tcW w:w="2005" w:type="dxa"/>
+            <w:tcW w:w="1901" w:type="dxa"/>
             <w:shd w:val="clear" w:color="auto" w:fill="FFFFFF"/>
             <w:tcMar>
               <w:top w:w="70" w:type="dxa"/>
@@ -10182,7 +10435,7 @@
         </w:trPr>
         <w:tc>
           <w:tcPr>
-            <w:tcW w:w="1389" w:type="dxa"/>
+            <w:tcW w:w="1341" w:type="dxa"/>
             <w:shd w:val="clear" w:color="auto" w:fill="F2F7F4"/>
             <w:tcMar>
               <w:top w:w="70" w:type="dxa"/>
@@ -10210,7 +10463,7 @@
         </w:tc>
         <w:tc>
           <w:tcPr>
-            <w:tcW w:w="5966" w:type="dxa"/>
+            <w:tcW w:w="6118" w:type="dxa"/>
             <w:shd w:val="clear" w:color="auto" w:fill="F2F7F4"/>
             <w:tcMar>
               <w:top w:w="70" w:type="dxa"/>
@@ -10279,7 +10532,7 @@
         </w:tc>
         <w:tc>
           <w:tcPr>
-            <w:tcW w:w="2005" w:type="dxa"/>
+            <w:tcW w:w="1901" w:type="dxa"/>
             <w:shd w:val="clear" w:color="auto" w:fill="F2F7F4"/>
             <w:tcMar>
               <w:top w:w="70" w:type="dxa"/>
@@ -10310,7 +10563,7 @@
         </w:trPr>
         <w:tc>
           <w:tcPr>
-            <w:tcW w:w="1389" w:type="dxa"/>
+            <w:tcW w:w="1341" w:type="dxa"/>
             <w:shd w:val="clear" w:color="auto" w:fill="FFFFFF"/>
             <w:tcMar>
               <w:top w:w="70" w:type="dxa"/>
@@ -10338,7 +10591,7 @@
         </w:tc>
         <w:tc>
           <w:tcPr>
-            <w:tcW w:w="5966" w:type="dxa"/>
+            <w:tcW w:w="6118" w:type="dxa"/>
             <w:shd w:val="clear" w:color="auto" w:fill="FFFFFF"/>
             <w:tcMar>
               <w:top w:w="70" w:type="dxa"/>
@@ -10390,7 +10643,7 @@
         </w:tc>
         <w:tc>
           <w:tcPr>
-            <w:tcW w:w="2005" w:type="dxa"/>
+            <w:tcW w:w="1901" w:type="dxa"/>
             <w:shd w:val="clear" w:color="auto" w:fill="FFFFFF"/>
             <w:tcMar>
               <w:top w:w="70" w:type="dxa"/>
@@ -10421,7 +10674,7 @@
         </w:trPr>
         <w:tc>
           <w:tcPr>
-            <w:tcW w:w="1389" w:type="dxa"/>
+            <w:tcW w:w="1341" w:type="dxa"/>
             <w:shd w:val="clear" w:color="auto" w:fill="F2F7F4"/>
             <w:tcMar>
               <w:top w:w="70" w:type="dxa"/>
@@ -10449,7 +10702,7 @@
         </w:tc>
         <w:tc>
           <w:tcPr>
-            <w:tcW w:w="5966" w:type="dxa"/>
+            <w:tcW w:w="6118" w:type="dxa"/>
             <w:shd w:val="clear" w:color="auto" w:fill="F2F7F4"/>
             <w:tcMar>
               <w:top w:w="70" w:type="dxa"/>
@@ -10527,7 +10780,7 @@
         </w:tc>
         <w:tc>
           <w:tcPr>
-            <w:tcW w:w="2005" w:type="dxa"/>
+            <w:tcW w:w="1901" w:type="dxa"/>
             <w:shd w:val="clear" w:color="auto" w:fill="F2F7F4"/>
             <w:tcMar>
               <w:top w:w="70" w:type="dxa"/>
@@ -10558,7 +10811,7 @@
         </w:trPr>
         <w:tc>
           <w:tcPr>
-            <w:tcW w:w="1389" w:type="dxa"/>
+            <w:tcW w:w="1341" w:type="dxa"/>
             <w:shd w:val="clear" w:color="auto" w:fill="FFFFFF"/>
             <w:tcMar>
               <w:top w:w="70" w:type="dxa"/>
@@ -10586,7 +10839,7 @@
         </w:tc>
         <w:tc>
           <w:tcPr>
-            <w:tcW w:w="5966" w:type="dxa"/>
+            <w:tcW w:w="6118" w:type="dxa"/>
             <w:shd w:val="clear" w:color="auto" w:fill="FFFFFF"/>
             <w:tcMar>
               <w:top w:w="70" w:type="dxa"/>
@@ -10638,7 +10891,7 @@
         </w:tc>
         <w:tc>
           <w:tcPr>
-            <w:tcW w:w="2005" w:type="dxa"/>
+            <w:tcW w:w="1901" w:type="dxa"/>
             <w:shd w:val="clear" w:color="auto" w:fill="FFFFFF"/>
             <w:tcMar>
               <w:top w:w="70" w:type="dxa"/>
@@ -10669,7 +10922,7 @@
         </w:trPr>
         <w:tc>
           <w:tcPr>
-            <w:tcW w:w="1389" w:type="dxa"/>
+            <w:tcW w:w="1341" w:type="dxa"/>
             <w:shd w:val="clear" w:color="auto" w:fill="F2F7F4"/>
             <w:tcMar>
               <w:top w:w="70" w:type="dxa"/>
@@ -10697,7 +10950,7 @@
         </w:tc>
         <w:tc>
           <w:tcPr>
-            <w:tcW w:w="5966" w:type="dxa"/>
+            <w:tcW w:w="6118" w:type="dxa"/>
             <w:shd w:val="clear" w:color="auto" w:fill="F2F7F4"/>
             <w:tcMar>
               <w:top w:w="70" w:type="dxa"/>
@@ -10741,7 +10994,7 @@
         </w:tc>
         <w:tc>
           <w:tcPr>
-            <w:tcW w:w="2005" w:type="dxa"/>
+            <w:tcW w:w="1901" w:type="dxa"/>
             <w:shd w:val="clear" w:color="auto" w:fill="F2F7F4"/>
             <w:tcMar>
               <w:top w:w="70" w:type="dxa"/>
@@ -10772,7 +11025,7 @@
         </w:trPr>
         <w:tc>
           <w:tcPr>
-            <w:tcW w:w="1389" w:type="dxa"/>
+            <w:tcW w:w="1341" w:type="dxa"/>
             <w:shd w:val="clear" w:color="auto" w:fill="FFFFFF"/>
             <w:tcMar>
               <w:top w:w="70" w:type="dxa"/>
@@ -10800,7 +11053,7 @@
         </w:tc>
         <w:tc>
           <w:tcPr>
-            <w:tcW w:w="5966" w:type="dxa"/>
+            <w:tcW w:w="6118" w:type="dxa"/>
             <w:shd w:val="clear" w:color="auto" w:fill="FFFFFF"/>
             <w:tcMar>
               <w:top w:w="70" w:type="dxa"/>
@@ -10827,7 +11080,7 @@
         </w:tc>
         <w:tc>
           <w:tcPr>
-            <w:tcW w:w="2005" w:type="dxa"/>
+            <w:tcW w:w="1901" w:type="dxa"/>
             <w:shd w:val="clear" w:color="auto" w:fill="FFFFFF"/>
             <w:tcMar>
               <w:top w:w="70" w:type="dxa"/>
@@ -10858,7 +11111,7 @@
         </w:trPr>
         <w:tc>
           <w:tcPr>
-            <w:tcW w:w="1389" w:type="dxa"/>
+            <w:tcW w:w="1341" w:type="dxa"/>
             <w:shd w:val="clear" w:color="auto" w:fill="F2F7F4"/>
             <w:tcMar>
               <w:top w:w="70" w:type="dxa"/>
@@ -10886,7 +11139,7 @@
         </w:tc>
         <w:tc>
           <w:tcPr>
-            <w:tcW w:w="5966" w:type="dxa"/>
+            <w:tcW w:w="6118" w:type="dxa"/>
             <w:shd w:val="clear" w:color="auto" w:fill="F2F7F4"/>
             <w:tcMar>
               <w:top w:w="70" w:type="dxa"/>
@@ -10909,11 +11162,19 @@
               </w:rPr>
               <w:t xml:space="preserve">/api/v1/crops/{id}/virtual-device</w:t>
             </w:r>
-          </w:p>
-        </w:tc>
-        <w:tc>
-          <w:tcPr>
-            <w:tcW w:w="2005" w:type="dxa"/>
+            <w:r>
+              <w:rPr>
+                <w:color w:val="17261F"/>
+                <w:sz w:val="17"/>
+                <w:szCs w:val="17"/>
+              </w:rPr>
+              <w:t xml:space="preserve"> (solo cultivos virtuales; PUT cambia o reanuda, DELETE pausa)</w:t>
+            </w:r>
+          </w:p>
+        </w:tc>
+        <w:tc>
+          <w:tcPr>
+            <w:tcW w:w="1901" w:type="dxa"/>
             <w:shd w:val="clear" w:color="auto" w:fill="F2F7F4"/>
             <w:tcMar>
               <w:top w:w="70" w:type="dxa"/>
@@ -10944,7 +11205,7 @@
         </w:trPr>
         <w:tc>
           <w:tcPr>
-            <w:tcW w:w="1389" w:type="dxa"/>
+            <w:tcW w:w="1341" w:type="dxa"/>
             <w:shd w:val="clear" w:color="auto" w:fill="FFFFFF"/>
             <w:tcMar>
               <w:top w:w="70" w:type="dxa"/>
@@ -10972,7 +11233,7 @@
         </w:tc>
         <w:tc>
           <w:tcPr>
-            <w:tcW w:w="5966" w:type="dxa"/>
+            <w:tcW w:w="6118" w:type="dxa"/>
             <w:shd w:val="clear" w:color="auto" w:fill="FFFFFF"/>
             <w:tcMar>
               <w:top w:w="70" w:type="dxa"/>
@@ -10999,7 +11260,7 @@
         </w:tc>
         <w:tc>
           <w:tcPr>
-            <w:tcW w:w="2005" w:type="dxa"/>
+            <w:tcW w:w="1901" w:type="dxa"/>
             <w:shd w:val="clear" w:color="auto" w:fill="FFFFFF"/>
             <w:tcMar>
               <w:top w:w="70" w:type="dxa"/>
@@ -11030,7 +11291,7 @@
         </w:trPr>
         <w:tc>
           <w:tcPr>
-            <w:tcW w:w="1389" w:type="dxa"/>
+            <w:tcW w:w="1341" w:type="dxa"/>
             <w:shd w:val="clear" w:color="auto" w:fill="F2F7F4"/>
             <w:tcMar>
               <w:top w:w="70" w:type="dxa"/>
@@ -11058,7 +11319,7 @@
         </w:tc>
         <w:tc>
           <w:tcPr>
-            <w:tcW w:w="5966" w:type="dxa"/>
+            <w:tcW w:w="6118" w:type="dxa"/>
             <w:shd w:val="clear" w:color="auto" w:fill="F2F7F4"/>
             <w:tcMar>
               <w:top w:w="70" w:type="dxa"/>
@@ -11093,7 +11354,7 @@
         </w:tc>
         <w:tc>
           <w:tcPr>
-            <w:tcW w:w="2005" w:type="dxa"/>
+            <w:tcW w:w="1901" w:type="dxa"/>
             <w:shd w:val="clear" w:color="auto" w:fill="F2F7F4"/>
             <w:tcMar>
               <w:top w:w="70" w:type="dxa"/>
@@ -11581,7 +11842,7 @@
                 <w:sz w:val="17"/>
                 <w:szCs w:val="17"/>
               </w:rPr>
-              <w:t xml:space="preserve">Máximo 20, y hasta 5 macetas virtuales</w:t>
+              <w:t xml:space="preserve">Máximo 20, y hasta 5 virtuales</w:t>
             </w:r>
           </w:p>
         </w:tc>
@@ -11614,7 +11875,7 @@
                 <w:sz w:val="17"/>
                 <w:szCs w:val="17"/>
               </w:rPr>
-              <w:t xml:space="preserve">Errores</w:t>
+              <w:t xml:space="preserve">Tipo del cultivo</w:t>
             </w:r>
           </w:p>
         </w:tc>
@@ -11634,14 +11895,6 @@
             <w:pPr>
               <w:spacing w:before="0" w:after="0" w:line="252" w:lineRule="auto"/>
             </w:pPr>
-            <w:r>
-              <w:rPr>
-                <w:color w:val="17261F"/>
-                <w:sz w:val="17"/>
-                <w:szCs w:val="17"/>
-              </w:rPr>
-              <w:t xml:space="preserve">JSON en español: </w:t>
-            </w:r>
             <w:r>
               <w:rPr>
                 <w:rFonts w:ascii="JetBrains Mono" w:hAnsi="JetBrains Mono" w:eastAsia="JetBrains Mono" w:cs="JetBrains Mono"/>
@@ -11649,15 +11902,15 @@
                 <w:sz w:val="15"/>
                 <w:szCs w:val="15"/>
               </w:rPr>
-              <w:t xml:space="preserve">{"status","error","message","path","timestamp","fields"}</w:t>
-            </w:r>
-            <w:r>
-              <w:rPr>
-                <w:color w:val="17261F"/>
-                <w:sz w:val="17"/>
-                <w:szCs w:val="17"/>
-              </w:rPr>
-              <w:t xml:space="preserve">; </w:t>
+              <w:t xml:space="preserve">REAL</w:t>
+            </w:r>
+            <w:r>
+              <w:rPr>
+                <w:color w:val="17261F"/>
+                <w:sz w:val="17"/>
+                <w:szCs w:val="17"/>
+              </w:rPr>
+              <w:t xml:space="preserve"> o </w:t>
             </w:r>
             <w:r>
               <w:rPr>
@@ -11666,15 +11919,15 @@
                 <w:sz w:val="15"/>
                 <w:szCs w:val="15"/>
               </w:rPr>
-              <w:t xml:space="preserve">fields</w:t>
-            </w:r>
-            <w:r>
-              <w:rPr>
-                <w:color w:val="17261F"/>
-                <w:sz w:val="17"/>
-                <w:szCs w:val="17"/>
-              </w:rPr>
-              <w:t xml:space="preserve"> detalla cada campo inválido</w:t>
+              <w:t xml:space="preserve">VIRTUAL</w:t>
+            </w:r>
+            <w:r>
+              <w:rPr>
+                <w:color w:val="17261F"/>
+                <w:sz w:val="17"/>
+                <w:szCs w:val="17"/>
+              </w:rPr>
+              <w:t xml:space="preserve"> al crearlo; cambiarlo después responde 400 («Un cultivo no puede pasar de real a virtual ni al revés: crea uno nuevo»). La forma sí se puede editar</w:t>
             </w:r>
           </w:p>
         </w:tc>
@@ -11707,6 +11960,99 @@
                 <w:sz w:val="17"/>
                 <w:szCs w:val="17"/>
               </w:rPr>
+              <w:t xml:space="preserve">Errores</w:t>
+            </w:r>
+          </w:p>
+        </w:tc>
+        <w:tc>
+          <w:tcPr>
+            <w:tcW w:w="7220" w:type="dxa"/>
+            <w:shd w:val="clear" w:color="auto" w:fill="FFFFFF"/>
+            <w:tcMar>
+              <w:top w:w="70" w:type="dxa"/>
+              <w:left w:w="110" w:type="dxa"/>
+              <w:bottom w:w="70" w:type="dxa"/>
+              <w:right w:w="110" w:type="dxa"/>
+            </w:tcMar>
+            <w:vAlign w:val="center"/>
+          </w:tcPr>
+          <w:p>
+            <w:pPr>
+              <w:spacing w:before="0" w:after="0" w:line="252" w:lineRule="auto"/>
+            </w:pPr>
+            <w:r>
+              <w:rPr>
+                <w:color w:val="17261F"/>
+                <w:sz w:val="17"/>
+                <w:szCs w:val="17"/>
+              </w:rPr>
+              <w:t xml:space="preserve">JSON en español: </w:t>
+            </w:r>
+            <w:r>
+              <w:rPr>
+                <w:rFonts w:ascii="JetBrains Mono" w:hAnsi="JetBrains Mono" w:eastAsia="JetBrains Mono" w:cs="JetBrains Mono"/>
+                <w:color w:val="0A5A3C"/>
+                <w:sz w:val="15"/>
+                <w:szCs w:val="15"/>
+              </w:rPr>
+              <w:t xml:space="preserve">{"status","error","message","path","timestamp","fields"}</w:t>
+            </w:r>
+            <w:r>
+              <w:rPr>
+                <w:color w:val="17261F"/>
+                <w:sz w:val="17"/>
+                <w:szCs w:val="17"/>
+              </w:rPr>
+              <w:t xml:space="preserve">; </w:t>
+            </w:r>
+            <w:r>
+              <w:rPr>
+                <w:rFonts w:ascii="JetBrains Mono" w:hAnsi="JetBrains Mono" w:eastAsia="JetBrains Mono" w:cs="JetBrains Mono"/>
+                <w:color w:val="0A5A3C"/>
+                <w:sz w:val="15"/>
+                <w:szCs w:val="15"/>
+              </w:rPr>
+              <w:t xml:space="preserve">fields</w:t>
+            </w:r>
+            <w:r>
+              <w:rPr>
+                <w:color w:val="17261F"/>
+                <w:sz w:val="17"/>
+                <w:szCs w:val="17"/>
+              </w:rPr>
+              <w:t xml:space="preserve"> detalla cada campo inválido</w:t>
+            </w:r>
+          </w:p>
+        </w:tc>
+      </w:tr>
+      <w:tr>
+        <w:trPr>
+          <w:cantSplit/>
+        </w:trPr>
+        <w:tc>
+          <w:tcPr>
+            <w:tcW w:w="2140" w:type="dxa"/>
+            <w:shd w:val="clear" w:color="auto" w:fill="F2F7F4"/>
+            <w:tcMar>
+              <w:top w:w="70" w:type="dxa"/>
+              <w:left w:w="110" w:type="dxa"/>
+              <w:bottom w:w="70" w:type="dxa"/>
+              <w:right w:w="110" w:type="dxa"/>
+            </w:tcMar>
+            <w:vAlign w:val="center"/>
+          </w:tcPr>
+          <w:p>
+            <w:pPr>
+              <w:spacing w:before="0" w:after="0" w:line="252" w:lineRule="auto"/>
+            </w:pPr>
+            <w:r>
+              <w:rPr>
+                <w:b/>
+                <w:bCs/>
+                <w:color w:val="0A5A3C"/>
+                <w:sz w:val="17"/>
+                <w:szCs w:val="17"/>
+              </w:rPr>
               <w:t xml:space="preserve">Recuperación de contraseña</w:t>
             </w:r>
           </w:p>
@@ -11714,7 +12060,7 @@
         <w:tc>
           <w:tcPr>
             <w:tcW w:w="7220" w:type="dxa"/>
-            <w:shd w:val="clear" w:color="auto" w:fill="FFFFFF"/>
+            <w:shd w:val="clear" w:color="auto" w:fill="F2F7F4"/>
             <w:tcMar>
               <w:top w:w="70" w:type="dxa"/>
               <w:left w:w="110" w:type="dxa"/>
@@ -11773,7 +12119,7 @@
       <w:r>
         <w:drawing>
           <wp:inline distT="0" distB="0" distL="0" distR="0">
-            <wp:extent cx="5943600" cy="4895311"/>
+            <wp:extent cx="5943600" cy="4980293"/>
             <wp:docPr id="127" name="SmartPot_05_Command_States"/>
             <wp:cNvGraphicFramePr>
               <a:graphicFrameLocks noChangeAspect="1"/>
@@ -11794,7 +12140,7 @@
                   <pic:spPr>
                     <a:xfrm>
                       <a:off x="0" y="0"/>
-                      <a:ext cx="5943600" cy="4895311"/>
+                      <a:ext cx="5943600" cy="4980293"/>
                     </a:xfrm>
                     <a:prstGeom prst="rect">
                       <a:avLst/>
@@ -11878,7 +12224,7 @@
           <w:sz w:val="20"/>
           <w:szCs w:val="20"/>
         </w:rPr>
-        <w:t xml:space="preserve"> que la persona vinculó y solo con los tipos que eligió (alertas del cultivo, maceta desconectada, acciones del asistente, comandos, novedades). Los canales implementan la interfaz </w:t>
+        <w:t xml:space="preserve"> que la persona vinculó y solo con los tipos que eligió (alertas del cultivo, cultivo desconectado, acciones del asistente, comandos, novedades). Los canales implementan la interfaz </w:t>
       </w:r>
       <w:r>
         <w:rPr>
@@ -12522,7 +12868,7 @@
           <w:sz w:val="20"/>
           <w:szCs w:val="20"/>
         </w:rPr>
-        <w:t xml:space="preserve">El asistente se comporta como un agrónomo que mira la última lectura y el historial reciente. Primero revisa variable por variable, después razona con reglas de experto, calcula un índice de salud de 0 a 100 y propone acciones concretas que la maceta puede ejecutar. Además, aprende con cada lectura real que llega de las macetas de la misma especie.</w:t>
+        <w:t xml:space="preserve">El asistente se comporta como un agrónomo que mira la última lectura y el historial reciente. Primero revisa variable por variable, después razona con reglas de experto, calcula un índice de salud de 0 a 100 y propone acciones concretas que el dispositivo puede ejecutar. Además, aprende con cada lectura que llega de los cultivos reales de la misma especie.</w:t>
       </w:r>
     </w:p>
     <w:p>
@@ -17575,7 +17921,7 @@
                 <w:sz w:val="17"/>
                 <w:szCs w:val="17"/>
               </w:rPr>
-              <w:t xml:space="preserve">La misma variable fuera de rango en la mitad o más de los cultivos: probablemente es el entorno (la habitación, el agua, la solución) y no una maceta</w:t>
+              <w:t xml:space="preserve">La misma variable fuera de rango en la mitad o más de los cultivos: probablemente es el entorno (la habitación, el agua, la solución) y no un cultivo</w:t>
             </w:r>
           </w:p>
         </w:tc>
@@ -17743,7 +18089,7 @@
           <w:sz w:val="20"/>
           <w:szCs w:val="20"/>
         </w:rPr>
-        <w:t xml:space="preserve">Los modelos base nacen de datos sintéticos; el aprendizaje continuo los complementa con lo que de verdad pasa en las macetas. Cada lectura que llega por MQTT se encola en la API y viaja a la IA en lotes cada minuto (</w:t>
+        <w:t xml:space="preserve">Los modelos base nacen de datos sintéticos; el aprendizaje continuo los complementa con lo que de verdad pasa en los cultivos reales. Cada lectura de un cultivo real que llega por MQTT se encola en la API (las de los virtuales no) y viaja a la IA en lotes cada minuto (</w:t>
       </w:r>
       <w:r>
         <w:rPr>
@@ -18420,7 +18766,7 @@
           <w:sz w:val="20"/>
           <w:szCs w:val="20"/>
         </w:rPr>
-        <w:t xml:space="preserve">Cada especie entrena por separado desde 200 lecturas etiquetadas y se reentrena cada 300 lecturas nuevas, en un proceso aparte para no frenar las evaluaciones. Una tarea queda pendiente, con su razón, mientras falten datos o casos: si una maceta nunca ha tenido calor, todavía no se puede aprender a anticiparlo. Los modelos se guardan con joblib y se cargan al arrancar; si cambia la versión de scikit-learn, se reentrenan.</w:t>
+        <w:t xml:space="preserve">Cada especie entrena por separado desde 200 lecturas etiquetadas y se reentrena cada 300 lecturas nuevas, en un proceso aparte para no frenar las evaluaciones. Una tarea queda pendiente, con su razón, mientras falten datos o casos: si ningún cultivo ha tenido calor, todavía no se puede aprender a anticiparlo. Los modelos se guardan con joblib y se cargan al arrancar; si cambia la versión de scikit-learn, se reentrenan.</w:t>
       </w:r>
     </w:p>
     <w:p>
@@ -18546,7 +18892,7 @@
       <w:r>
         <w:drawing>
           <wp:inline distT="0" distB="0" distL="0" distR="0">
-            <wp:extent cx="6307578" cy="4318000"/>
+            <wp:extent cx="5833598" cy="4318000"/>
             <wp:docPr id="143" name="SmartPot_04_Data_Model"/>
             <wp:cNvGraphicFramePr>
               <a:graphicFrameLocks noChangeAspect="1"/>
@@ -18567,7 +18913,7 @@
                   <pic:spPr>
                     <a:xfrm>
                       <a:off x="0" y="0"/>
-                      <a:ext cx="6307578" cy="4318000"/>
+                      <a:ext cx="5833598" cy="4318000"/>
                     </a:xfrm>
                     <a:prstGeom prst="rect">
                       <a:avLst/>
@@ -18650,8 +18996,8 @@
       </w:tblPr>
       <w:tblGrid>
         <w:gridCol w:w="2382"/>
-        <w:gridCol w:w="3240"/>
-        <w:gridCol w:w="3738"/>
+        <w:gridCol w:w="3204"/>
+        <w:gridCol w:w="3774"/>
       </w:tblGrid>
       <w:tr>
         <w:trPr>
@@ -18689,7 +19035,7 @@
         </w:tc>
         <w:tc>
           <w:tcPr>
-            <w:tcW w:w="3240" w:type="dxa"/>
+            <w:tcW w:w="3204" w:type="dxa"/>
             <w:shd w:val="clear" w:color="auto" w:fill="0B3D2B"/>
             <w:tcMar>
               <w:top w:w="70" w:type="dxa"/>
@@ -18718,7 +19064,7 @@
         </w:tc>
         <w:tc>
           <w:tcPr>
-            <w:tcW w:w="3738" w:type="dxa"/>
+            <w:tcW w:w="3774" w:type="dxa"/>
             <w:shd w:val="clear" w:color="auto" w:fill="0B3D2B"/>
             <w:tcMar>
               <w:top w:w="70" w:type="dxa"/>
@@ -18781,7 +19127,7 @@
         </w:tc>
         <w:tc>
           <w:tcPr>
-            <w:tcW w:w="3240" w:type="dxa"/>
+            <w:tcW w:w="3204" w:type="dxa"/>
             <w:shd w:val="clear" w:color="auto" w:fill="FFFFFF"/>
             <w:tcMar>
               <w:top w:w="70" w:type="dxa"/>
@@ -18807,7 +19153,7 @@
         </w:tc>
         <w:tc>
           <w:tcPr>
-            <w:tcW w:w="3738" w:type="dxa"/>
+            <w:tcW w:w="3774" w:type="dxa"/>
             <w:shd w:val="clear" w:color="auto" w:fill="FFFFFF"/>
             <w:tcMar>
               <w:top w:w="70" w:type="dxa"/>
@@ -18901,7 +19247,7 @@
         </w:tc>
         <w:tc>
           <w:tcPr>
-            <w:tcW w:w="3240" w:type="dxa"/>
+            <w:tcW w:w="3204" w:type="dxa"/>
             <w:shd w:val="clear" w:color="auto" w:fill="F2F7F4"/>
             <w:tcMar>
               <w:top w:w="70" w:type="dxa"/>
@@ -18927,27 +19273,155 @@
         </w:tc>
         <w:tc>
           <w:tcPr>
-            <w:tcW w:w="3738" w:type="dxa"/>
-            <w:shd w:val="clear" w:color="auto" w:fill="F2F7F4"/>
-            <w:tcMar>
-              <w:top w:w="70" w:type="dxa"/>
-              <w:left w:w="110" w:type="dxa"/>
-              <w:bottom w:w="70" w:type="dxa"/>
-              <w:right w:w="110" w:type="dxa"/>
-            </w:tcMar>
-            <w:vAlign w:val="center"/>
-          </w:tcPr>
-          <w:p>
-            <w:pPr>
-              <w:spacing w:before="0" w:after="0" w:line="252" w:lineRule="auto"/>
-            </w:pPr>
-            <w:r>
-              <w:rPr>
-                <w:color w:val="17261F"/>
-                <w:sz w:val="17"/>
-                <w:szCs w:val="17"/>
-              </w:rPr>
-              <w:t xml:space="preserve">Dueño, nombre, tipo del catálogo y modo automático obligatorios</w:t>
+            <w:tcW w:w="3774" w:type="dxa"/>
+            <w:shd w:val="clear" w:color="auto" w:fill="F2F7F4"/>
+            <w:tcMar>
+              <w:top w:w="70" w:type="dxa"/>
+              <w:left w:w="110" w:type="dxa"/>
+              <w:bottom w:w="70" w:type="dxa"/>
+              <w:right w:w="110" w:type="dxa"/>
+            </w:tcMar>
+            <w:vAlign w:val="center"/>
+          </w:tcPr>
+          <w:p>
+            <w:pPr>
+              <w:spacing w:before="0" w:after="0" w:line="252" w:lineRule="auto"/>
+            </w:pPr>
+            <w:r>
+              <w:rPr>
+                <w:color w:val="17261F"/>
+                <w:sz w:val="17"/>
+                <w:szCs w:val="17"/>
+              </w:rPr>
+              <w:t xml:space="preserve">Dueño, nombre, especie del catálogo y modo automático obligatorios; </w:t>
+            </w:r>
+            <w:r>
+              <w:rPr>
+                <w:rFonts w:ascii="JetBrains Mono" w:hAnsi="JetBrains Mono" w:eastAsia="JetBrains Mono" w:cs="JetBrains Mono"/>
+                <w:color w:val="0A5A3C"/>
+                <w:sz w:val="15"/>
+                <w:szCs w:val="15"/>
+              </w:rPr>
+              <w:t xml:space="preserve">kind</w:t>
+            </w:r>
+            <w:r>
+              <w:rPr>
+                <w:color w:val="17261F"/>
+                <w:sz w:val="17"/>
+                <w:szCs w:val="17"/>
+              </w:rPr>
+              <w:t xml:space="preserve"> </w:t>
+            </w:r>
+            <w:r>
+              <w:rPr>
+                <w:rFonts w:ascii="JetBrains Mono" w:hAnsi="JetBrains Mono" w:eastAsia="JetBrains Mono" w:cs="JetBrains Mono"/>
+                <w:color w:val="0A5A3C"/>
+                <w:sz w:val="15"/>
+                <w:szCs w:val="15"/>
+              </w:rPr>
+              <w:t xml:space="preserve">REAL</w:t>
+            </w:r>
+            <w:r>
+              <w:rPr>
+                <w:color w:val="17261F"/>
+                <w:sz w:val="17"/>
+                <w:szCs w:val="17"/>
+              </w:rPr>
+              <w:t xml:space="preserve"> o </w:t>
+            </w:r>
+            <w:r>
+              <w:rPr>
+                <w:rFonts w:ascii="JetBrains Mono" w:hAnsi="JetBrains Mono" w:eastAsia="JetBrains Mono" w:cs="JetBrains Mono"/>
+                <w:color w:val="0A5A3C"/>
+                <w:sz w:val="15"/>
+                <w:szCs w:val="15"/>
+              </w:rPr>
+              <w:t xml:space="preserve">VIRTUAL</w:t>
+            </w:r>
+            <w:r>
+              <w:rPr>
+                <w:color w:val="17261F"/>
+                <w:sz w:val="17"/>
+                <w:szCs w:val="17"/>
+              </w:rPr>
+              <w:t xml:space="preserve"> y </w:t>
+            </w:r>
+            <w:r>
+              <w:rPr>
+                <w:rFonts w:ascii="JetBrains Mono" w:hAnsi="JetBrains Mono" w:eastAsia="JetBrains Mono" w:cs="JetBrains Mono"/>
+                <w:color w:val="0A5A3C"/>
+                <w:sz w:val="15"/>
+                <w:szCs w:val="15"/>
+              </w:rPr>
+              <w:t xml:space="preserve">form</w:t>
+            </w:r>
+            <w:r>
+              <w:rPr>
+                <w:color w:val="17261F"/>
+                <w:sz w:val="17"/>
+                <w:szCs w:val="17"/>
+              </w:rPr>
+              <w:t xml:space="preserve"> </w:t>
+            </w:r>
+            <w:r>
+              <w:rPr>
+                <w:rFonts w:ascii="JetBrains Mono" w:hAnsi="JetBrains Mono" w:eastAsia="JetBrains Mono" w:cs="JetBrains Mono"/>
+                <w:color w:val="0A5A3C"/>
+                <w:sz w:val="15"/>
+                <w:szCs w:val="15"/>
+              </w:rPr>
+              <w:t xml:space="preserve">POT</w:t>
+            </w:r>
+            <w:r>
+              <w:rPr>
+                <w:color w:val="17261F"/>
+                <w:sz w:val="17"/>
+                <w:szCs w:val="17"/>
+              </w:rPr>
+              <w:t xml:space="preserve">, </w:t>
+            </w:r>
+            <w:r>
+              <w:rPr>
+                <w:rFonts w:ascii="JetBrains Mono" w:hAnsi="JetBrains Mono" w:eastAsia="JetBrains Mono" w:cs="JetBrains Mono"/>
+                <w:color w:val="0A5A3C"/>
+                <w:sz w:val="15"/>
+                <w:szCs w:val="15"/>
+              </w:rPr>
+              <w:t xml:space="preserve">NFT</w:t>
+            </w:r>
+            <w:r>
+              <w:rPr>
+                <w:color w:val="17261F"/>
+                <w:sz w:val="17"/>
+                <w:szCs w:val="17"/>
+              </w:rPr>
+              <w:t xml:space="preserve">, </w:t>
+            </w:r>
+            <w:r>
+              <w:rPr>
+                <w:rFonts w:ascii="JetBrains Mono" w:hAnsi="JetBrains Mono" w:eastAsia="JetBrains Mono" w:cs="JetBrains Mono"/>
+                <w:color w:val="0A5A3C"/>
+                <w:sz w:val="15"/>
+                <w:szCs w:val="15"/>
+              </w:rPr>
+              <w:t xml:space="preserve">TOWER</w:t>
+            </w:r>
+            <w:r>
+              <w:rPr>
+                <w:color w:val="17261F"/>
+                <w:sz w:val="17"/>
+                <w:szCs w:val="17"/>
+              </w:rPr>
+              <w:t xml:space="preserve"> o </w:t>
+            </w:r>
+            <w:r>
+              <w:rPr>
+                <w:rFonts w:ascii="JetBrains Mono" w:hAnsi="JetBrains Mono" w:eastAsia="JetBrains Mono" w:cs="JetBrains Mono"/>
+                <w:color w:val="0A5A3C"/>
+                <w:sz w:val="15"/>
+                <w:szCs w:val="15"/>
+              </w:rPr>
+              <w:t xml:space="preserve">RAFT</w:t>
             </w:r>
           </w:p>
         </w:tc>
@@ -18987,7 +19461,7 @@
         </w:tc>
         <w:tc>
           <w:tcPr>
-            <w:tcW w:w="3240" w:type="dxa"/>
+            <w:tcW w:w="3204" w:type="dxa"/>
             <w:shd w:val="clear" w:color="auto" w:fill="FFFFFF"/>
             <w:tcMar>
               <w:top w:w="70" w:type="dxa"/>
@@ -19013,7 +19487,7 @@
         </w:tc>
         <w:tc>
           <w:tcPr>
-            <w:tcW w:w="3738" w:type="dxa"/>
+            <w:tcW w:w="3774" w:type="dxa"/>
             <w:shd w:val="clear" w:color="auto" w:fill="FFFFFF"/>
             <w:tcMar>
               <w:top w:w="70" w:type="dxa"/>
@@ -19107,7 +19581,7 @@
         </w:tc>
         <w:tc>
           <w:tcPr>
-            <w:tcW w:w="3240" w:type="dxa"/>
+            <w:tcW w:w="3204" w:type="dxa"/>
             <w:shd w:val="clear" w:color="auto" w:fill="F2F7F4"/>
             <w:tcMar>
               <w:top w:w="70" w:type="dxa"/>
@@ -19133,7 +19607,7 @@
         </w:tc>
         <w:tc>
           <w:tcPr>
-            <w:tcW w:w="3738" w:type="dxa"/>
+            <w:tcW w:w="3774" w:type="dxa"/>
             <w:shd w:val="clear" w:color="auto" w:fill="F2F7F4"/>
             <w:tcMar>
               <w:top w:w="70" w:type="dxa"/>
@@ -19193,7 +19667,7 @@
         </w:tc>
         <w:tc>
           <w:tcPr>
-            <w:tcW w:w="3240" w:type="dxa"/>
+            <w:tcW w:w="3204" w:type="dxa"/>
             <w:shd w:val="clear" w:color="auto" w:fill="FFFFFF"/>
             <w:tcMar>
               <w:top w:w="70" w:type="dxa"/>
@@ -19219,7 +19693,7 @@
         </w:tc>
         <w:tc>
           <w:tcPr>
-            <w:tcW w:w="3738" w:type="dxa"/>
+            <w:tcW w:w="3774" w:type="dxa"/>
             <w:shd w:val="clear" w:color="auto" w:fill="FFFFFF"/>
             <w:tcMar>
               <w:top w:w="70" w:type="dxa"/>
@@ -19313,7 +19787,7 @@
         </w:tc>
         <w:tc>
           <w:tcPr>
-            <w:tcW w:w="3240" w:type="dxa"/>
+            <w:tcW w:w="3204" w:type="dxa"/>
             <w:shd w:val="clear" w:color="auto" w:fill="F2F7F4"/>
             <w:tcMar>
               <w:top w:w="70" w:type="dxa"/>
@@ -19339,7 +19813,7 @@
         </w:tc>
         <w:tc>
           <w:tcPr>
-            <w:tcW w:w="3738" w:type="dxa"/>
+            <w:tcW w:w="3774" w:type="dxa"/>
             <w:shd w:val="clear" w:color="auto" w:fill="F2F7F4"/>
             <w:tcMar>
               <w:top w:w="70" w:type="dxa"/>
@@ -19476,7 +19950,7 @@
         </w:tc>
         <w:tc>
           <w:tcPr>
-            <w:tcW w:w="3240" w:type="dxa"/>
+            <w:tcW w:w="3204" w:type="dxa"/>
             <w:shd w:val="clear" w:color="auto" w:fill="FFFFFF"/>
             <w:tcMar>
               <w:top w:w="70" w:type="dxa"/>
@@ -19502,7 +19976,7 @@
         </w:tc>
         <w:tc>
           <w:tcPr>
-            <w:tcW w:w="3738" w:type="dxa"/>
+            <w:tcW w:w="3774" w:type="dxa"/>
             <w:shd w:val="clear" w:color="auto" w:fill="FFFFFF"/>
             <w:tcMar>
               <w:top w:w="70" w:type="dxa"/>
@@ -19579,7 +20053,7 @@
         </w:tc>
         <w:tc>
           <w:tcPr>
-            <w:tcW w:w="3240" w:type="dxa"/>
+            <w:tcW w:w="3204" w:type="dxa"/>
             <w:shd w:val="clear" w:color="auto" w:fill="F2F7F4"/>
             <w:tcMar>
               <w:top w:w="70" w:type="dxa"/>
@@ -19605,27 +20079,27 @@
         </w:tc>
         <w:tc>
           <w:tcPr>
-            <w:tcW w:w="3738" w:type="dxa"/>
-            <w:shd w:val="clear" w:color="auto" w:fill="F2F7F4"/>
-            <w:tcMar>
-              <w:top w:w="70" w:type="dxa"/>
-              <w:left w:w="110" w:type="dxa"/>
-              <w:bottom w:w="70" w:type="dxa"/>
-              <w:right w:w="110" w:type="dxa"/>
-            </w:tcMar>
-            <w:vAlign w:val="center"/>
-          </w:tcPr>
-          <w:p>
-            <w:pPr>
-              <w:spacing w:before="0" w:after="0" w:line="252" w:lineRule="auto"/>
-            </w:pPr>
-            <w:r>
-              <w:rPr>
-                <w:color w:val="17261F"/>
-                <w:sz w:val="17"/>
-                <w:szCs w:val="17"/>
-              </w:rPr>
-              <w:t xml:space="preserve">Modo </w:t>
+            <w:tcW w:w="3774" w:type="dxa"/>
+            <w:shd w:val="clear" w:color="auto" w:fill="F2F7F4"/>
+            <w:tcMar>
+              <w:top w:w="70" w:type="dxa"/>
+              <w:left w:w="110" w:type="dxa"/>
+              <w:bottom w:w="70" w:type="dxa"/>
+              <w:right w:w="110" w:type="dxa"/>
+            </w:tcMar>
+            <w:vAlign w:val="center"/>
+          </w:tcPr>
+          <w:p>
+            <w:pPr>
+              <w:spacing w:before="0" w:after="0" w:line="252" w:lineRule="auto"/>
+            </w:pPr>
+            <w:r>
+              <w:rPr>
+                <w:color w:val="17261F"/>
+                <w:sz w:val="17"/>
+                <w:szCs w:val="17"/>
+              </w:rPr>
+              <w:t xml:space="preserve">Solo de cultivos virtuales: modo </w:t>
             </w:r>
             <w:r>
               <w:rPr>
@@ -19676,7 +20150,41 @@
                 <w:sz w:val="17"/>
                 <w:szCs w:val="17"/>
               </w:rPr>
-              <w:t xml:space="preserve">, medidores y ubicación</w:t>
+              <w:t xml:space="preserve">, medidores, ubicación y </w:t>
+            </w:r>
+            <w:r>
+              <w:rPr>
+                <w:rFonts w:ascii="JetBrains Mono" w:hAnsi="JetBrains Mono" w:eastAsia="JetBrains Mono" w:cs="JetBrains Mono"/>
+                <w:color w:val="0A5A3C"/>
+                <w:sz w:val="15"/>
+                <w:szCs w:val="15"/>
+              </w:rPr>
+              <w:t xml:space="preserve">active</w:t>
+            </w:r>
+            <w:r>
+              <w:rPr>
+                <w:color w:val="17261F"/>
+                <w:sz w:val="17"/>
+                <w:szCs w:val="17"/>
+              </w:rPr>
+              <w:t xml:space="preserve"> (</w:t>
+            </w:r>
+            <w:r>
+              <w:rPr>
+                <w:rFonts w:ascii="JetBrains Mono" w:hAnsi="JetBrains Mono" w:eastAsia="JetBrains Mono" w:cs="JetBrains Mono"/>
+                <w:color w:val="0A5A3C"/>
+                <w:sz w:val="15"/>
+                <w:szCs w:val="15"/>
+              </w:rPr>
+              <w:t xml:space="preserve">false</w:t>
+            </w:r>
+            <w:r>
+              <w:rPr>
+                <w:color w:val="17261F"/>
+                <w:sz w:val="17"/>
+                <w:szCs w:val="17"/>
+              </w:rPr>
+              <w:t xml:space="preserve"> en pausa)</w:t>
             </w:r>
           </w:p>
         </w:tc>
@@ -19716,7 +20224,7 @@
         </w:tc>
         <w:tc>
           <w:tcPr>
-            <w:tcW w:w="3240" w:type="dxa"/>
+            <w:tcW w:w="3204" w:type="dxa"/>
             <w:shd w:val="clear" w:color="auto" w:fill="FFFFFF"/>
             <w:tcMar>
               <w:top w:w="70" w:type="dxa"/>
@@ -19751,7 +20259,7 @@
         </w:tc>
         <w:tc>
           <w:tcPr>
-            <w:tcW w:w="3738" w:type="dxa"/>
+            <w:tcW w:w="3774" w:type="dxa"/>
             <w:shd w:val="clear" w:color="auto" w:fill="FFFFFF"/>
             <w:tcMar>
               <w:top w:w="70" w:type="dxa"/>
@@ -19929,6 +20437,36 @@
           <w:szCs w:val="20"/>
         </w:rPr>
         <w:t xml:space="preserve">.</w:t>
+      </w:r>
+    </w:p>
+    <w:p>
+      <w:pPr>
+        <w:spacing w:before="0" w:after="140" w:line="288" w:lineRule="auto"/>
+      </w:pPr>
+      <w:r>
+        <w:rPr>
+          <w:color w:val="17261F"/>
+          <w:sz w:val="20"/>
+          <w:szCs w:val="20"/>
+        </w:rPr>
+        <w:t xml:space="preserve">Los cultivos creados antes de existir el tipo y la forma se completan solos al arrancar la API (</w:t>
+      </w:r>
+      <w:r>
+        <w:rPr>
+          <w:rFonts w:ascii="JetBrains Mono" w:hAnsi="JetBrains Mono" w:eastAsia="JetBrains Mono" w:cs="JetBrains Mono"/>
+          <w:color w:val="0A5A3C"/>
+          <w:sz w:val="18"/>
+          <w:szCs w:val="18"/>
+        </w:rPr>
+        <w:t xml:space="preserve">CropKindBackfill</w:t>
+      </w:r>
+      <w:r>
+        <w:rPr>
+          <w:color w:val="17261F"/>
+          <w:sz w:val="20"/>
+          <w:szCs w:val="20"/>
+        </w:rPr>
+        <w:t xml:space="preserve">, idempotente): los que tenían una simulación pasan a virtuales, el resto a reales, y los que no tienen forma quedan como maceta.</w:t>
       </w:r>
     </w:p>
     <w:p>
@@ -19992,7 +20530,7 @@
           <w:sz w:val="20"/>
           <w:szCs w:val="20"/>
         </w:rPr>
-        <w:t xml:space="preserve">La PWA es lo que ve el usuario: una página pública que explica SmartPot y, tras ingresar, un panel general con todos sus cultivos, el detalle de cada uno, un control general, un centro de acciones y lo que ha aprendido el asistente. Se instala como una app en Android, iOS y escritorio.</w:t>
+        <w:t xml:space="preserve">La PWA es lo que ve el usuario: una página pública que explica SmartPot y, tras ingresar, un panel general con todos sus cultivos, el detalle de cada uno con su vista en vivo, un control general, un centro de acciones y lo que ha aprendido el asistente. Se instala como una app en Android, iOS y escritorio.</w:t>
       </w:r>
     </w:p>
     <w:p>
@@ -20262,7 +20800,7 @@
                 <w:sz w:val="17"/>
                 <w:szCs w:val="17"/>
               </w:rPr>
-              <w:t xml:space="preserve">Salud promedio, macetas en línea y comandos del día; ranking de salud, análisis de la IA de todos los cultivos, comparación de una variable entre cultivos y tabla de últimas lecturas frente al rango ideal</w:t>
+              <w:t xml:space="preserve">Salud promedio, cultivos en línea y comandos del día; ranking de salud, análisis de la IA de todos los cultivos, comparación de una variable entre cultivos y tabla de últimas lecturas frente al rango ideal</w:t>
             </w:r>
           </w:p>
         </w:tc>
@@ -20321,7 +20859,7 @@
                 <w:sz w:val="17"/>
                 <w:szCs w:val="17"/>
               </w:rPr>
-              <w:t xml:space="preserve">Tarjetas con estado en línea, salud y últimas lecturas</w:t>
+              <w:t xml:space="preserve">Tarjetas con tipo (real o virtual), especie y forma, estado en línea, salud y últimas lecturas</w:t>
             </w:r>
           </w:p>
         </w:tc>
@@ -20354,7 +20892,7 @@
                 <w:sz w:val="17"/>
                 <w:szCs w:val="17"/>
               </w:rPr>
-              <w:t xml:space="preserve">Control general</w:t>
+              <w:t xml:space="preserve">Nuevo cultivo</w:t>
             </w:r>
           </w:p>
         </w:tc>
@@ -20380,7 +20918,7 @@
                 <w:sz w:val="17"/>
                 <w:szCs w:val="17"/>
               </w:rPr>
-              <w:t xml:space="preserve">Modo automático por cultivo o para todos, atajos (regar, ventilar, luz) y órdenes personalizadas a varios cultivos con el resultado de cada uno</w:t>
+              <w:t xml:space="preserve">Tres pasos: real o virtual (se avisa que no cambia después); nombre, especie y forma con la vista previa de la ilustración y, si es virtual, cómo arranca la simulación; si es real, la clave y la guía de conexión</w:t>
             </w:r>
           </w:p>
         </w:tc>
@@ -20413,7 +20951,7 @@
                 <w:sz w:val="17"/>
                 <w:szCs w:val="17"/>
               </w:rPr>
-              <w:t xml:space="preserve">Acciones</w:t>
+              <w:t xml:space="preserve">Control general</w:t>
             </w:r>
           </w:p>
         </w:tc>
@@ -20439,7 +20977,7 @@
                 <w:sz w:val="17"/>
                 <w:szCs w:val="17"/>
               </w:rPr>
-              <w:t xml:space="preserve">Acciones sugeridas por la IA aplicables en bloque e historial de todas las órdenes, filtrado por estado y origen (persona o agente)</w:t>
+              <w:t xml:space="preserve">Modo automático por cultivo o para todos, atajos (regar, ventilar, luz) y órdenes personalizadas a varios cultivos con el resultado de cada uno</w:t>
             </w:r>
           </w:p>
         </w:tc>
@@ -20472,7 +21010,7 @@
                 <w:sz w:val="17"/>
                 <w:szCs w:val="17"/>
               </w:rPr>
-              <w:t xml:space="preserve">Detalle · Resumen</w:t>
+              <w:t xml:space="preserve">Acciones</w:t>
             </w:r>
           </w:p>
         </w:tc>
@@ -20498,7 +21036,7 @@
                 <w:sz w:val="17"/>
                 <w:szCs w:val="17"/>
               </w:rPr>
-              <w:t xml:space="preserve">Lecturas actuales frente al rango ideal y gráfico de 24 h con la banda ideal</w:t>
+              <w:t xml:space="preserve">Acciones sugeridas por la IA aplicables en bloque e historial de todas las órdenes, filtrado por estado y origen (persona o agente)</w:t>
             </w:r>
           </w:p>
         </w:tc>
@@ -20531,7 +21069,7 @@
                 <w:sz w:val="17"/>
                 <w:szCs w:val="17"/>
               </w:rPr>
-              <w:t xml:space="preserve">Aprendizaje</w:t>
+              <w:t xml:space="preserve">Detalle · Resumen</w:t>
             </w:r>
           </w:p>
         </w:tc>
@@ -20557,7 +21095,7 @@
                 <w:sz w:val="17"/>
                 <w:szCs w:val="17"/>
               </w:rPr>
-              <w:t xml:space="preserve">Lecturas reales por especie, calidad de los datos, comparación de modelos con su puntaje frente a la línea base, estados de operación y detector de atípicos</w:t>
+              <w:t xml:space="preserve">Lecturas actuales frente al rango ideal y gráfico de 24 h con la banda ideal</w:t>
             </w:r>
           </w:p>
         </w:tc>
@@ -20590,7 +21128,7 @@
                 <w:sz w:val="17"/>
                 <w:szCs w:val="17"/>
               </w:rPr>
-              <w:t xml:space="preserve">Detalle · Asistente IA</w:t>
+              <w:t xml:space="preserve">Aprendizaje</w:t>
             </w:r>
           </w:p>
         </w:tc>
@@ -20616,7 +21154,7 @@
                 <w:sz w:val="17"/>
                 <w:szCs w:val="17"/>
               </w:rPr>
-              <w:t xml:space="preserve">Índice de salud y de qué depende, diagnóstico, conclusiones, predicciones, pronóstico de las próximas horas, lo aprendido de macetas reales y acciones ejecutables</w:t>
+              <w:t xml:space="preserve">Lecturas reales por especie, calidad de los datos, comparación de modelos con su puntaje frente a la línea base, estados de operación y detector de atípicos</w:t>
             </w:r>
           </w:p>
         </w:tc>
@@ -20649,7 +21187,7 @@
                 <w:sz w:val="17"/>
                 <w:szCs w:val="17"/>
               </w:rPr>
-              <w:t xml:space="preserve">Detalle · Control</w:t>
+              <w:t xml:space="preserve">Detalle · Asistente IA</w:t>
             </w:r>
           </w:p>
         </w:tc>
@@ -20675,7 +21213,7 @@
                 <w:sz w:val="17"/>
                 <w:szCs w:val="17"/>
               </w:rPr>
-              <w:t xml:space="preserve">Modo automático, actuadores y últimos comandos</w:t>
+              <w:t xml:space="preserve">Índice de salud y de qué depende, diagnóstico, conclusiones, predicciones, pronóstico de las próximas horas, lo aprendido de cultivos reales y acciones ejecutables</w:t>
             </w:r>
           </w:p>
         </w:tc>
@@ -20708,7 +21246,7 @@
                 <w:sz w:val="17"/>
                 <w:szCs w:val="17"/>
               </w:rPr>
-              <w:t xml:space="preserve">Detalle · Historial</w:t>
+              <w:t xml:space="preserve">Detalle · Control</w:t>
             </w:r>
           </w:p>
         </w:tc>
@@ -20734,7 +21272,7 @@
                 <w:sz w:val="17"/>
                 <w:szCs w:val="17"/>
               </w:rPr>
-              <w:t xml:space="preserve">6 h, 24 h o 7 días por variable y exportación CSV</w:t>
+              <w:t xml:space="preserve">Modo automático, actuadores y últimos comandos</w:t>
             </w:r>
           </w:p>
         </w:tc>
@@ -20767,7 +21305,7 @@
                 <w:sz w:val="17"/>
                 <w:szCs w:val="17"/>
               </w:rPr>
-              <w:t xml:space="preserve">Detalle · Dispositivo</w:t>
+              <w:t xml:space="preserve">Detalle · Historial</w:t>
             </w:r>
           </w:p>
         </w:tc>
@@ -20793,7 +21331,7 @@
                 <w:sz w:val="17"/>
                 <w:szCs w:val="17"/>
               </w:rPr>
-              <w:t xml:space="preserve">Estado, datos de conexión MQTT, configuración para el firmware y rotación de la clave</w:t>
+              <w:t xml:space="preserve">6 h, 24 h o 7 días por variable y exportación CSV</w:t>
             </w:r>
           </w:p>
         </w:tc>
@@ -20826,7 +21364,7 @@
                 <w:sz w:val="17"/>
                 <w:szCs w:val="17"/>
               </w:rPr>
-              <w:t xml:space="preserve">Detalle · Maceta virtual</w:t>
+              <w:t xml:space="preserve">Detalle · Cultivo en vivo</w:t>
             </w:r>
           </w:p>
         </w:tc>
@@ -20852,7 +21390,142 @@
                 <w:sz w:val="17"/>
                 <w:szCs w:val="17"/>
               </w:rPr>
-              <w:t xml:space="preserve">Encender o apagar la maceta virtual; clima real con buscador de lugares o la ubicación del dispositivo, medidores manuales o día y noche; escena ilustrada (sol, nubes, niebla, llovizna, lluvia, tormenta, nieve o noche) con los actuadores encendidos</w:t>
+              <w:t xml:space="preserve">Para reales y virtuales: la forma del cultivo (maceta, tubos NFT, torre o balsa) con la especie y el color de su salud, el entorno (interior de día o de noche, o el clima del lugar) y cada actuador animado mientras está encendido, con su botón. Si el cultivo no está conectado no se ilustra. En los virtuales suma los controles de la simulación: modo, lugar, medidores, frecuencia, pausa y reanudación</w:t>
+            </w:r>
+          </w:p>
+        </w:tc>
+      </w:tr>
+      <w:tr>
+        <w:trPr>
+          <w:cantSplit/>
+        </w:trPr>
+        <w:tc>
+          <w:tcPr>
+            <w:tcW w:w="2572" w:type="dxa"/>
+            <w:shd w:val="clear" w:color="auto" w:fill="F2F7F4"/>
+            <w:tcMar>
+              <w:top w:w="70" w:type="dxa"/>
+              <w:left w:w="110" w:type="dxa"/>
+              <w:bottom w:w="70" w:type="dxa"/>
+              <w:right w:w="110" w:type="dxa"/>
+            </w:tcMar>
+            <w:vAlign w:val="center"/>
+          </w:tcPr>
+          <w:p>
+            <w:pPr>
+              <w:spacing w:before="0" w:after="0" w:line="252" w:lineRule="auto"/>
+            </w:pPr>
+            <w:r>
+              <w:rPr>
+                <w:b/>
+                <w:bCs/>
+                <w:color w:val="0A5A3C"/>
+                <w:sz w:val="17"/>
+                <w:szCs w:val="17"/>
+              </w:rPr>
+              <w:t xml:space="preserve">Detalle · Dispositivo</w:t>
+            </w:r>
+          </w:p>
+        </w:tc>
+        <w:tc>
+          <w:tcPr>
+            <w:tcW w:w="6788" w:type="dxa"/>
+            <w:shd w:val="clear" w:color="auto" w:fill="F2F7F4"/>
+            <w:tcMar>
+              <w:top w:w="70" w:type="dxa"/>
+              <w:left w:w="110" w:type="dxa"/>
+              <w:bottom w:w="70" w:type="dxa"/>
+              <w:right w:w="110" w:type="dxa"/>
+            </w:tcMar>
+            <w:vAlign w:val="center"/>
+          </w:tcPr>
+          <w:p>
+            <w:pPr>
+              <w:spacing w:before="0" w:after="0" w:line="252" w:lineRule="auto"/>
+            </w:pPr>
+            <w:r>
+              <w:rPr>
+                <w:color w:val="17261F"/>
+                <w:sz w:val="17"/>
+                <w:szCs w:val="17"/>
+              </w:rPr>
+              <w:t xml:space="preserve">Solo cultivos reales: estado, guía para el ESP32 físico (circuito, firmware y </w:t>
+            </w:r>
+            <w:r>
+              <w:rPr>
+                <w:rFonts w:ascii="JetBrains Mono" w:hAnsi="JetBrains Mono" w:eastAsia="JetBrains Mono" w:cs="JetBrains Mono"/>
+                <w:color w:val="0A5A3C"/>
+                <w:sz w:val="15"/>
+                <w:szCs w:val="15"/>
+              </w:rPr>
+              <w:t xml:space="preserve">config.py</w:t>
+            </w:r>
+            <w:r>
+              <w:rPr>
+                <w:color w:val="17261F"/>
+                <w:sz w:val="17"/>
+                <w:szCs w:val="17"/>
+              </w:rPr>
+              <w:t xml:space="preserve">) o para Wokwi, datos de conexión MQTT y rotación de la clave</w:t>
+            </w:r>
+          </w:p>
+        </w:tc>
+      </w:tr>
+      <w:tr>
+        <w:trPr>
+          <w:cantSplit/>
+        </w:trPr>
+        <w:tc>
+          <w:tcPr>
+            <w:tcW w:w="2572" w:type="dxa"/>
+            <w:shd w:val="clear" w:color="auto" w:fill="FFFFFF"/>
+            <w:tcMar>
+              <w:top w:w="70" w:type="dxa"/>
+              <w:left w:w="110" w:type="dxa"/>
+              <w:bottom w:w="70" w:type="dxa"/>
+              <w:right w:w="110" w:type="dxa"/>
+            </w:tcMar>
+            <w:vAlign w:val="center"/>
+          </w:tcPr>
+          <w:p>
+            <w:pPr>
+              <w:spacing w:before="0" w:after="0" w:line="252" w:lineRule="auto"/>
+            </w:pPr>
+            <w:r>
+              <w:rPr>
+                <w:b/>
+                <w:bCs/>
+                <w:color w:val="0A5A3C"/>
+                <w:sz w:val="17"/>
+                <w:szCs w:val="17"/>
+              </w:rPr>
+              <w:t xml:space="preserve">Detalle · Ajustes</w:t>
+            </w:r>
+          </w:p>
+        </w:tc>
+        <w:tc>
+          <w:tcPr>
+            <w:tcW w:w="6788" w:type="dxa"/>
+            <w:shd w:val="clear" w:color="auto" w:fill="FFFFFF"/>
+            <w:tcMar>
+              <w:top w:w="70" w:type="dxa"/>
+              <w:left w:w="110" w:type="dxa"/>
+              <w:bottom w:w="70" w:type="dxa"/>
+              <w:right w:w="110" w:type="dxa"/>
+            </w:tcMar>
+            <w:vAlign w:val="center"/>
+          </w:tcPr>
+          <w:p>
+            <w:pPr>
+              <w:spacing w:before="0" w:after="0" w:line="252" w:lineRule="auto"/>
+            </w:pPr>
+            <w:r>
+              <w:rPr>
+                <w:color w:val="17261F"/>
+                <w:sz w:val="17"/>
+                <w:szCs w:val="17"/>
+              </w:rPr>
+              <w:t xml:space="preserve">Nombre, especie y forma; el tipo real o virtual se muestra y no se puede cambiar</w:t>
             </w:r>
           </w:p>
         </w:tc>
@@ -21584,7 +22257,7 @@
                 <w:sz w:val="17"/>
                 <w:szCs w:val="17"/>
               </w:rPr>
-              <w:t xml:space="preserve">La maceta y la temperatura</w:t>
+              <w:t xml:space="preserve">La maceta de la ilustración y la temperatura</w:t>
             </w:r>
           </w:p>
         </w:tc>
@@ -22309,9 +22982,602 @@
           <w:sz w:val="34"/>
           <w:szCs w:val="34"/>
         </w:rPr>
-        <w:t xml:space="preserve">Firmware y macetas virtuales</w:t>
+        <w:t xml:space="preserve">Cultivos reales y virtuales</w:t>
       </w:r>
       <w:bookmarkEnd w:id="148"/>
+    </w:p>
+    <w:p>
+      <w:pPr>
+        <w:spacing w:before="0" w:after="140" w:line="288" w:lineRule="auto"/>
+      </w:pPr>
+      <w:r>
+        <w:rPr>
+          <w:color w:val="17261F"/>
+          <w:sz w:val="20"/>
+          <w:szCs w:val="20"/>
+        </w:rPr>
+        <w:t xml:space="preserve">Al crear un cultivo se elige una sola vez de dónde vienen sus lecturas:</w:t>
+      </w:r>
+    </w:p>
+    <w:p>
+      <w:pPr>
+        <w:keepNext/>
+        <w:spacing w:before="60" w:after="0" w:line="240" w:lineRule="auto"/>
+        <w:rPr>
+          <w:sz w:val="8"/>
+        </w:rPr>
+      </w:pPr>
+    </w:p>
+    <w:tbl>
+      <w:tblPr>
+        <w:tblW w:w="9360" w:type="dxa"/>
+        <w:tblBorders>
+          <w:top w:val="single" w:sz="4" w:space="0" w:color="D5E3DC"/>
+          <w:left w:val="single" w:sz="4" w:space="0" w:color="D5E3DC"/>
+          <w:bottom w:val="single" w:sz="4" w:space="0" w:color="D5E3DC"/>
+          <w:right w:val="single" w:sz="4" w:space="0" w:color="D5E3DC"/>
+          <w:insideH w:val="single" w:sz="4" w:space="0" w:color="D5E3DC"/>
+          <w:insideV w:val="single" w:sz="4" w:space="0" w:color="D5E3DC"/>
+        </w:tblBorders>
+        <w:tblLayout w:type="fixed"/>
+        <w:tblCellMar>
+          <w:left w:w="0" w:type="dxa"/>
+          <w:right w:w="0" w:type="dxa"/>
+        </w:tblCellMar>
+        <w:tblLook w:val="04A0" w:firstRow="1" w:firstColumn="1" w:noVBand="1"/>
+      </w:tblPr>
+      <w:tblGrid>
+        <w:gridCol w:w="1299"/>
+        <w:gridCol w:w="3264"/>
+        <w:gridCol w:w="2514"/>
+        <w:gridCol w:w="2283"/>
+      </w:tblGrid>
+      <w:tr>
+        <w:trPr>
+          <w:cantSplit/>
+          <w:tblHeader/>
+        </w:trPr>
+        <w:tc>
+          <w:tcPr>
+            <w:tcW w:w="1299" w:type="dxa"/>
+            <w:shd w:val="clear" w:color="auto" w:fill="0B3D2B"/>
+            <w:tcMar>
+              <w:top w:w="70" w:type="dxa"/>
+              <w:left w:w="110" w:type="dxa"/>
+              <w:bottom w:w="70" w:type="dxa"/>
+              <w:right w:w="110" w:type="dxa"/>
+            </w:tcMar>
+            <w:vAlign w:val="center"/>
+          </w:tcPr>
+          <w:p>
+            <w:pPr>
+              <w:spacing w:before="0" w:after="0" w:line="252" w:lineRule="auto"/>
+            </w:pPr>
+            <w:r>
+              <w:rPr>
+                <w:b/>
+                <w:bCs/>
+                <w:color w:val="FFFFFF"/>
+                <w:spacing w:val="10"/>
+                <w:sz w:val="16"/>
+                <w:szCs w:val="16"/>
+              </w:rPr>
+              <w:t xml:space="preserve">TIPO</w:t>
+            </w:r>
+          </w:p>
+        </w:tc>
+        <w:tc>
+          <w:tcPr>
+            <w:tcW w:w="3264" w:type="dxa"/>
+            <w:shd w:val="clear" w:color="auto" w:fill="0B3D2B"/>
+            <w:tcMar>
+              <w:top w:w="70" w:type="dxa"/>
+              <w:left w:w="110" w:type="dxa"/>
+              <w:bottom w:w="70" w:type="dxa"/>
+              <w:right w:w="110" w:type="dxa"/>
+            </w:tcMar>
+            <w:vAlign w:val="center"/>
+          </w:tcPr>
+          <w:p>
+            <w:pPr>
+              <w:spacing w:before="0" w:after="0" w:line="252" w:lineRule="auto"/>
+            </w:pPr>
+            <w:r>
+              <w:rPr>
+                <w:b/>
+                <w:bCs/>
+                <w:color w:val="FFFFFF"/>
+                <w:spacing w:val="10"/>
+                <w:sz w:val="16"/>
+                <w:szCs w:val="16"/>
+              </w:rPr>
+              <w:t xml:space="preserve">DISPOSITIVO</w:t>
+            </w:r>
+          </w:p>
+        </w:tc>
+        <w:tc>
+          <w:tcPr>
+            <w:tcW w:w="2514" w:type="dxa"/>
+            <w:shd w:val="clear" w:color="auto" w:fill="0B3D2B"/>
+            <w:tcMar>
+              <w:top w:w="70" w:type="dxa"/>
+              <w:left w:w="110" w:type="dxa"/>
+              <w:bottom w:w="70" w:type="dxa"/>
+              <w:right w:w="110" w:type="dxa"/>
+            </w:tcMar>
+            <w:vAlign w:val="center"/>
+          </w:tcPr>
+          <w:p>
+            <w:pPr>
+              <w:spacing w:before="0" w:after="0" w:line="252" w:lineRule="auto"/>
+            </w:pPr>
+            <w:r>
+              <w:rPr>
+                <w:b/>
+                <w:bCs/>
+                <w:color w:val="FFFFFF"/>
+                <w:spacing w:val="10"/>
+                <w:sz w:val="16"/>
+                <w:szCs w:val="16"/>
+              </w:rPr>
+              <w:t xml:space="preserve">CREDENCIALES</w:t>
+            </w:r>
+          </w:p>
+        </w:tc>
+        <w:tc>
+          <w:tcPr>
+            <w:tcW w:w="2283" w:type="dxa"/>
+            <w:shd w:val="clear" w:color="auto" w:fill="0B3D2B"/>
+            <w:tcMar>
+              <w:top w:w="70" w:type="dxa"/>
+              <w:left w:w="110" w:type="dxa"/>
+              <w:bottom w:w="70" w:type="dxa"/>
+              <w:right w:w="110" w:type="dxa"/>
+            </w:tcMar>
+            <w:vAlign w:val="center"/>
+          </w:tcPr>
+          <w:p>
+            <w:pPr>
+              <w:spacing w:before="0" w:after="0" w:line="252" w:lineRule="auto"/>
+            </w:pPr>
+            <w:r>
+              <w:rPr>
+                <w:b/>
+                <w:bCs/>
+                <w:color w:val="FFFFFF"/>
+                <w:spacing w:val="10"/>
+                <w:sz w:val="16"/>
+                <w:szCs w:val="16"/>
+              </w:rPr>
+              <w:t xml:space="preserve">QUÉ OFRECE LA PWA</w:t>
+            </w:r>
+          </w:p>
+        </w:tc>
+      </w:tr>
+      <w:tr>
+        <w:trPr>
+          <w:cantSplit/>
+        </w:trPr>
+        <w:tc>
+          <w:tcPr>
+            <w:tcW w:w="1299" w:type="dxa"/>
+            <w:shd w:val="clear" w:color="auto" w:fill="FFFFFF"/>
+            <w:tcMar>
+              <w:top w:w="70" w:type="dxa"/>
+              <w:left w:w="110" w:type="dxa"/>
+              <w:bottom w:w="70" w:type="dxa"/>
+              <w:right w:w="110" w:type="dxa"/>
+            </w:tcMar>
+            <w:vAlign w:val="center"/>
+          </w:tcPr>
+          <w:p>
+            <w:pPr>
+              <w:spacing w:before="0" w:after="0" w:line="252" w:lineRule="auto"/>
+            </w:pPr>
+            <w:r>
+              <w:rPr>
+                <w:b/>
+                <w:bCs/>
+                <w:color w:val="0A5A3C"/>
+                <w:sz w:val="17"/>
+                <w:szCs w:val="17"/>
+              </w:rPr>
+              <w:t xml:space="preserve">Real · ESP32 físico</w:t>
+            </w:r>
+          </w:p>
+        </w:tc>
+        <w:tc>
+          <w:tcPr>
+            <w:tcW w:w="3264" w:type="dxa"/>
+            <w:shd w:val="clear" w:color="auto" w:fill="FFFFFF"/>
+            <w:tcMar>
+              <w:top w:w="70" w:type="dxa"/>
+              <w:left w:w="110" w:type="dxa"/>
+              <w:bottom w:w="70" w:type="dxa"/>
+              <w:right w:w="110" w:type="dxa"/>
+            </w:tcMar>
+            <w:vAlign w:val="center"/>
+          </w:tcPr>
+          <w:p>
+            <w:pPr>
+              <w:spacing w:before="0" w:after="0" w:line="252" w:lineRule="auto"/>
+            </w:pPr>
+            <w:r>
+              <w:rPr>
+                <w:color w:val="17261F"/>
+                <w:sz w:val="17"/>
+                <w:szCs w:val="17"/>
+              </w:rPr>
+              <w:t xml:space="preserve">Una placa con el firmware de SmartPot-IoT, sus sensores y actuadores</w:t>
+            </w:r>
+          </w:p>
+        </w:tc>
+        <w:tc>
+          <w:tcPr>
+            <w:tcW w:w="2514" w:type="dxa"/>
+            <w:shd w:val="clear" w:color="auto" w:fill="FFFFFF"/>
+            <w:tcMar>
+              <w:top w:w="70" w:type="dxa"/>
+              <w:left w:w="110" w:type="dxa"/>
+              <w:bottom w:w="70" w:type="dxa"/>
+              <w:right w:w="110" w:type="dxa"/>
+            </w:tcMar>
+            <w:vAlign w:val="center"/>
+          </w:tcPr>
+          <w:p>
+            <w:pPr>
+              <w:spacing w:before="0" w:after="0" w:line="252" w:lineRule="auto"/>
+            </w:pPr>
+            <w:r>
+              <w:rPr>
+                <w:color w:val="17261F"/>
+                <w:sz w:val="17"/>
+                <w:szCs w:val="17"/>
+              </w:rPr>
+              <w:t xml:space="preserve">Clave mostrada una vez; rotación desde Dispositivo</w:t>
+            </w:r>
+          </w:p>
+        </w:tc>
+        <w:tc>
+          <w:tcPr>
+            <w:tcW w:w="2283" w:type="dxa"/>
+            <w:shd w:val="clear" w:color="auto" w:fill="FFFFFF"/>
+            <w:tcMar>
+              <w:top w:w="70" w:type="dxa"/>
+              <w:left w:w="110" w:type="dxa"/>
+              <w:bottom w:w="70" w:type="dxa"/>
+              <w:right w:w="110" w:type="dxa"/>
+            </w:tcMar>
+            <w:vAlign w:val="center"/>
+          </w:tcPr>
+          <w:p>
+            <w:pPr>
+              <w:spacing w:before="0" w:after="0" w:line="252" w:lineRule="auto"/>
+            </w:pPr>
+            <w:r>
+              <w:rPr>
+                <w:color w:val="17261F"/>
+                <w:sz w:val="17"/>
+                <w:szCs w:val="17"/>
+              </w:rPr>
+              <w:t xml:space="preserve">Guía del circuito, </w:t>
+            </w:r>
+            <w:r>
+              <w:rPr>
+                <w:rFonts w:ascii="JetBrains Mono" w:hAnsi="JetBrains Mono" w:eastAsia="JetBrains Mono" w:cs="JetBrains Mono"/>
+                <w:color w:val="0A5A3C"/>
+                <w:sz w:val="15"/>
+                <w:szCs w:val="15"/>
+              </w:rPr>
+              <w:t xml:space="preserve">config.py</w:t>
+            </w:r>
+            <w:r>
+              <w:rPr>
+                <w:color w:val="17261F"/>
+                <w:sz w:val="17"/>
+                <w:szCs w:val="17"/>
+              </w:rPr>
+              <w:t xml:space="preserve"> con la red WiFi y </w:t>
+            </w:r>
+            <w:r>
+              <w:rPr>
+                <w:rFonts w:ascii="JetBrains Mono" w:hAnsi="JetBrains Mono" w:eastAsia="JetBrains Mono" w:cs="JetBrains Mono"/>
+                <w:color w:val="0A5A3C"/>
+                <w:sz w:val="15"/>
+                <w:szCs w:val="15"/>
+              </w:rPr>
+              <w:t xml:space="preserve">ca.crt</w:t>
+            </w:r>
+          </w:p>
+        </w:tc>
+      </w:tr>
+      <w:tr>
+        <w:trPr>
+          <w:cantSplit/>
+        </w:trPr>
+        <w:tc>
+          <w:tcPr>
+            <w:tcW w:w="1299" w:type="dxa"/>
+            <w:shd w:val="clear" w:color="auto" w:fill="F2F7F4"/>
+            <w:tcMar>
+              <w:top w:w="70" w:type="dxa"/>
+              <w:left w:w="110" w:type="dxa"/>
+              <w:bottom w:w="70" w:type="dxa"/>
+              <w:right w:w="110" w:type="dxa"/>
+            </w:tcMar>
+            <w:vAlign w:val="center"/>
+          </w:tcPr>
+          <w:p>
+            <w:pPr>
+              <w:spacing w:before="0" w:after="0" w:line="252" w:lineRule="auto"/>
+            </w:pPr>
+            <w:r>
+              <w:rPr>
+                <w:b/>
+                <w:bCs/>
+                <w:color w:val="0A5A3C"/>
+                <w:sz w:val="17"/>
+                <w:szCs w:val="17"/>
+              </w:rPr>
+              <w:t xml:space="preserve">Real · simulado en Wokwi</w:t>
+            </w:r>
+          </w:p>
+        </w:tc>
+        <w:tc>
+          <w:tcPr>
+            <w:tcW w:w="3264" w:type="dxa"/>
+            <w:shd w:val="clear" w:color="auto" w:fill="F2F7F4"/>
+            <w:tcMar>
+              <w:top w:w="70" w:type="dxa"/>
+              <w:left w:w="110" w:type="dxa"/>
+              <w:bottom w:w="70" w:type="dxa"/>
+              <w:right w:w="110" w:type="dxa"/>
+            </w:tcMar>
+            <w:vAlign w:val="center"/>
+          </w:tcPr>
+          <w:p>
+            <w:pPr>
+              <w:spacing w:before="0" w:after="0" w:line="252" w:lineRule="auto"/>
+            </w:pPr>
+            <w:r>
+              <w:rPr>
+                <w:color w:val="17261F"/>
+                <w:sz w:val="17"/>
+                <w:szCs w:val="17"/>
+              </w:rPr>
+              <w:t xml:space="preserve">El mismo firmware en un ESP32 del navegador</w:t>
+            </w:r>
+          </w:p>
+        </w:tc>
+        <w:tc>
+          <w:tcPr>
+            <w:tcW w:w="2514" w:type="dxa"/>
+            <w:shd w:val="clear" w:color="auto" w:fill="F2F7F4"/>
+            <w:tcMar>
+              <w:top w:w="70" w:type="dxa"/>
+              <w:left w:w="110" w:type="dxa"/>
+              <w:bottom w:w="70" w:type="dxa"/>
+              <w:right w:w="110" w:type="dxa"/>
+            </w:tcMar>
+            <w:vAlign w:val="center"/>
+          </w:tcPr>
+          <w:p>
+            <w:pPr>
+              <w:spacing w:before="0" w:after="0" w:line="252" w:lineRule="auto"/>
+            </w:pPr>
+            <w:r>
+              <w:rPr>
+                <w:color w:val="17261F"/>
+                <w:sz w:val="17"/>
+                <w:szCs w:val="17"/>
+              </w:rPr>
+              <w:t xml:space="preserve">Las mismas del cultivo real</w:t>
+            </w:r>
+          </w:p>
+        </w:tc>
+        <w:tc>
+          <w:tcPr>
+            <w:tcW w:w="2283" w:type="dxa"/>
+            <w:shd w:val="clear" w:color="auto" w:fill="F2F7F4"/>
+            <w:tcMar>
+              <w:top w:w="70" w:type="dxa"/>
+              <w:left w:w="110" w:type="dxa"/>
+              <w:bottom w:w="70" w:type="dxa"/>
+              <w:right w:w="110" w:type="dxa"/>
+            </w:tcMar>
+            <w:vAlign w:val="center"/>
+          </w:tcPr>
+          <w:p>
+            <w:pPr>
+              <w:spacing w:before="0" w:after="0" w:line="252" w:lineRule="auto"/>
+            </w:pPr>
+            <w:r>
+              <w:rPr>
+                <w:color w:val="17261F"/>
+                <w:sz w:val="17"/>
+                <w:szCs w:val="17"/>
+              </w:rPr>
+              <w:t xml:space="preserve">Enlace al proyecto de Wokwi y </w:t>
+            </w:r>
+            <w:r>
+              <w:rPr>
+                <w:rFonts w:ascii="JetBrains Mono" w:hAnsi="JetBrains Mono" w:eastAsia="JetBrains Mono" w:cs="JetBrains Mono"/>
+                <w:color w:val="0A5A3C"/>
+                <w:sz w:val="15"/>
+                <w:szCs w:val="15"/>
+              </w:rPr>
+              <w:t xml:space="preserve">config.py</w:t>
+            </w:r>
+            <w:r>
+              <w:rPr>
+                <w:color w:val="17261F"/>
+                <w:sz w:val="17"/>
+                <w:szCs w:val="17"/>
+              </w:rPr>
+              <w:t xml:space="preserve"> con la red </w:t>
+            </w:r>
+            <w:r>
+              <w:rPr>
+                <w:rFonts w:ascii="JetBrains Mono" w:hAnsi="JetBrains Mono" w:eastAsia="JetBrains Mono" w:cs="JetBrains Mono"/>
+                <w:color w:val="0A5A3C"/>
+                <w:sz w:val="15"/>
+                <w:szCs w:val="15"/>
+              </w:rPr>
+              <w:t xml:space="preserve">Wokwi-GUEST</w:t>
+            </w:r>
+          </w:p>
+        </w:tc>
+      </w:tr>
+      <w:tr>
+        <w:trPr>
+          <w:cantSplit/>
+        </w:trPr>
+        <w:tc>
+          <w:tcPr>
+            <w:tcW w:w="1299" w:type="dxa"/>
+            <w:shd w:val="clear" w:color="auto" w:fill="FFFFFF"/>
+            <w:tcMar>
+              <w:top w:w="70" w:type="dxa"/>
+              <w:left w:w="110" w:type="dxa"/>
+              <w:bottom w:w="70" w:type="dxa"/>
+              <w:right w:w="110" w:type="dxa"/>
+            </w:tcMar>
+            <w:vAlign w:val="center"/>
+          </w:tcPr>
+          <w:p>
+            <w:pPr>
+              <w:spacing w:before="0" w:after="0" w:line="252" w:lineRule="auto"/>
+            </w:pPr>
+            <w:r>
+              <w:rPr>
+                <w:b/>
+                <w:bCs/>
+                <w:color w:val="0A5A3C"/>
+                <w:sz w:val="17"/>
+                <w:szCs w:val="17"/>
+              </w:rPr>
+              <w:t xml:space="preserve">Virtual</w:t>
+            </w:r>
+          </w:p>
+        </w:tc>
+        <w:tc>
+          <w:tcPr>
+            <w:tcW w:w="3264" w:type="dxa"/>
+            <w:shd w:val="clear" w:color="auto" w:fill="FFFFFF"/>
+            <w:tcMar>
+              <w:top w:w="70" w:type="dxa"/>
+              <w:left w:w="110" w:type="dxa"/>
+              <w:bottom w:w="70" w:type="dxa"/>
+              <w:right w:w="110" w:type="dxa"/>
+            </w:tcMar>
+            <w:vAlign w:val="center"/>
+          </w:tcPr>
+          <w:p>
+            <w:pPr>
+              <w:spacing w:before="0" w:after="0" w:line="252" w:lineRule="auto"/>
+            </w:pPr>
+            <w:r>
+              <w:rPr>
+                <w:color w:val="17261F"/>
+                <w:sz w:val="17"/>
+                <w:szCs w:val="17"/>
+              </w:rPr>
+              <w:t xml:space="preserve">SmartPot-DataGenerator, siempre encendido</w:t>
+            </w:r>
+          </w:p>
+        </w:tc>
+        <w:tc>
+          <w:tcPr>
+            <w:tcW w:w="2514" w:type="dxa"/>
+            <w:shd w:val="clear" w:color="auto" w:fill="FFFFFF"/>
+            <w:tcMar>
+              <w:top w:w="70" w:type="dxa"/>
+              <w:left w:w="110" w:type="dxa"/>
+              <w:bottom w:w="70" w:type="dxa"/>
+              <w:right w:w="110" w:type="dxa"/>
+            </w:tcMar>
+            <w:vAlign w:val="center"/>
+          </w:tcPr>
+          <w:p>
+            <w:pPr>
+              <w:spacing w:before="0" w:after="0" w:line="252" w:lineRule="auto"/>
+            </w:pPr>
+            <w:r>
+              <w:rPr>
+                <w:color w:val="17261F"/>
+                <w:sz w:val="17"/>
+                <w:szCs w:val="17"/>
+              </w:rPr>
+              <w:t xml:space="preserve">Ninguna que configurar: la API se la entrega al simulador</w:t>
+            </w:r>
+          </w:p>
+        </w:tc>
+        <w:tc>
+          <w:tcPr>
+            <w:tcW w:w="2283" w:type="dxa"/>
+            <w:shd w:val="clear" w:color="auto" w:fill="FFFFFF"/>
+            <w:tcMar>
+              <w:top w:w="70" w:type="dxa"/>
+              <w:left w:w="110" w:type="dxa"/>
+              <w:bottom w:w="70" w:type="dxa"/>
+              <w:right w:w="110" w:type="dxa"/>
+            </w:tcMar>
+            <w:vAlign w:val="center"/>
+          </w:tcPr>
+          <w:p>
+            <w:pPr>
+              <w:spacing w:before="0" w:after="0" w:line="252" w:lineRule="auto"/>
+            </w:pPr>
+            <w:r>
+              <w:rPr>
+                <w:color w:val="17261F"/>
+                <w:sz w:val="17"/>
+                <w:szCs w:val="17"/>
+              </w:rPr>
+              <w:t xml:space="preserve">Modo día y noche, clima real o manual, pausa y reanudación</w:t>
+            </w:r>
+          </w:p>
+        </w:tc>
+      </w:tr>
+    </w:tbl>
+    <w:p>
+      <w:pPr>
+        <w:spacing w:before="160" w:after="0" w:line="240" w:lineRule="auto"/>
+        <w:rPr>
+          <w:sz w:val="8"/>
+        </w:rPr>
+      </w:pPr>
+    </w:p>
+    <w:p>
+      <w:pPr>
+        <w:spacing w:before="0" w:after="140" w:line="288" w:lineRule="auto"/>
+      </w:pPr>
+      <w:r>
+        <w:rPr>
+          <w:color w:val="17261F"/>
+          <w:sz w:val="20"/>
+          <w:szCs w:val="20"/>
+        </w:rPr>
+        <w:t xml:space="preserve">Simulado en Wokwi y virtual son cosas distintas: Wokwi ejecuta el firmware real y cuenta como cultivo real; el virtual lo simula la plataforma. Los cultivos reales nacen con bomba, luz de cultivo y ventilador (los del firmware); los virtuales, con los seis actuadores. La </w:t>
+      </w:r>
+      <w:r>
+        <w:rPr>
+          <w:b/>
+          <w:bCs/>
+          <w:color w:val="17261F"/>
+          <w:sz w:val="20"/>
+          <w:szCs w:val="20"/>
+        </w:rPr>
+        <w:t xml:space="preserve">forma</w:t>
+      </w:r>
+      <w:r>
+        <w:rPr>
+          <w:color w:val="17261F"/>
+          <w:sz w:val="20"/>
+          <w:szCs w:val="20"/>
+        </w:rPr>
+        <w:t xml:space="preserve"> (maceta, tubos NFT, torre vertical o balsa flotante) solo cambia la ilustración y se puede editar.</w:t>
+      </w:r>
     </w:p>
     <w:p>
       <w:pPr>
@@ -22326,7 +23592,7 @@
           <w:sz w:val="25"/>
           <w:szCs w:val="25"/>
         </w:rPr>
-        <w:t xml:space="preserve">9.1 Maceta ESP32</w:t>
+        <w:t xml:space="preserve">9.1 Dispositivo ESP32</w:t>
       </w:r>
       <w:bookmarkEnd w:id="149"/>
     </w:p>
@@ -23293,7 +24559,7 @@
           <w:sz w:val="20"/>
           <w:szCs w:val="20"/>
         </w:rPr>
-        <w:t xml:space="preserve"> de cada maceta.</w:t>
+        <w:t xml:space="preserve"> de cada cultivo real, con la red WiFi y sus credenciales.</w:t>
       </w:r>
     </w:p>
     <w:p>
@@ -23377,7 +24643,42 @@
           <w:sz w:val="20"/>
           <w:szCs w:val="20"/>
         </w:rPr>
-        <w:t xml:space="preserve">, en el navegador, mientras la pestaña está abierta.</w:t>
+        <w:t xml:space="preserve">, en el navegador, mientras la pestaña está abierta, y el cultivo es </w:t>
+      </w:r>
+      <w:r>
+        <w:rPr>
+          <w:b/>
+          <w:bCs/>
+          <w:color w:val="17261F"/>
+          <w:sz w:val="20"/>
+          <w:szCs w:val="20"/>
+        </w:rPr>
+        <w:t xml:space="preserve">real</w:t>
+      </w:r>
+      <w:r>
+        <w:rPr>
+          <w:color w:val="17261F"/>
+          <w:sz w:val="20"/>
+          <w:szCs w:val="20"/>
+        </w:rPr>
+        <w:t xml:space="preserve"> para la plataforma. La copia del proyecto debe quedar privada: quien vea </w:t>
+      </w:r>
+      <w:r>
+        <w:rPr>
+          <w:rFonts w:ascii="JetBrains Mono" w:hAnsi="JetBrains Mono" w:eastAsia="JetBrains Mono" w:cs="JetBrains Mono"/>
+          <w:color w:val="0A5A3C"/>
+          <w:sz w:val="18"/>
+          <w:szCs w:val="18"/>
+        </w:rPr>
+        <w:t xml:space="preserve">config.py</w:t>
+      </w:r>
+      <w:r>
+        <w:rPr>
+          <w:color w:val="17261F"/>
+          <w:sz w:val="20"/>
+          <w:szCs w:val="20"/>
+        </w:rPr>
+        <w:t xml:space="preserve"> puede publicar como el cultivo.</w:t>
       </w:r>
     </w:p>
     <w:p>
@@ -23393,7 +24694,7 @@
           <w:sz w:val="25"/>
           <w:szCs w:val="25"/>
         </w:rPr>
-        <w:t xml:space="preserve">9.3 Macetas virtuales</w:t>
+        <w:t xml:space="preserve">9.3 Cultivos virtuales</w:t>
       </w:r>
       <w:bookmarkEnd w:id="151"/>
     </w:p>
@@ -23407,7 +24708,7 @@
           <w:sz w:val="20"/>
           <w:szCs w:val="20"/>
         </w:rPr>
-        <w:t xml:space="preserve">SmartPot-DataGenerator es el simulador que corre siempre, desplegado con la plataforma. Cada maceta virtual usa la clave real del cultivo, publica telemetría, obedece los comandos (la bomba sube la humedad del sustrato, el ventilador enfría y seca el aire, la luz de cultivo suma luz, los dosificadores corrigen el pH y los nutrientes) y responde su ACK como una maceta física.</w:t>
+        <w:t xml:space="preserve">SmartPot-DataGenerator es el simulador que corre siempre, desplegado con la plataforma. Cada cultivo virtual usa su propia cuenta en el broker, publica telemetría, obedece los comandos (la bomba sube la humedad del sustrato, el ventilador enfría y seca el aire, la luz de cultivo suma luz, los dosificadores corrigen el pH y los nutrientes) y responde su ACK como un dispositivo real. Sus lecturas pasan por la IA, las alertas y el modo automático, pero no por el aprendizaje continuo.</w:t>
       </w:r>
     </w:p>
     <w:p>
@@ -23579,7 +24880,7 @@
                 <w:sz w:val="17"/>
                 <w:szCs w:val="17"/>
               </w:rPr>
-              <w:t xml:space="preserve">, un servicio abierto y sin clave: temperatura, humedad, radiación solar convertida a la escala de luz de la maceta, lluvia que moja el sustrato y presión. El sol y el aire seco secan más rápido</w:t>
+              <w:t xml:space="preserve">, un servicio abierto y sin clave: temperatura, humedad, radiación solar convertida a la escala de luz del sensor, lluvia que moja el sustrato y presión. El sol y el aire seco secan más rápido</w:t>
             </w:r>
           </w:p>
         </w:tc>
@@ -23722,8 +25023,8 @@
       <w:r>
         <w:drawing>
           <wp:inline distT="0" distB="0" distL="0" distR="0">
-            <wp:extent cx="5943600" cy="3264096"/>
-            <wp:docPr id="152" name="SmartPot_15_Virtual_Pot_Sequence"/>
+            <wp:extent cx="5943600" cy="3936945"/>
+            <wp:docPr id="152" name="SmartPot_15_Virtual_Crop_Sequence"/>
             <wp:cNvGraphicFramePr>
               <a:graphicFrameLocks noChangeAspect="1"/>
             </wp:cNvGraphicFramePr>
@@ -23731,7 +25032,7 @@
               <a:graphicData uri="http://schemas.openxmlformats.org/drawingml/2006/picture">
                 <pic:pic>
                   <pic:nvPicPr>
-                    <pic:cNvPr id="152" name="SmartPot_15_Virtual_Pot_Sequence"/>
+                    <pic:cNvPr id="152" name="SmartPot_15_Virtual_Crop_Sequence"/>
                     <pic:cNvPicPr/>
                   </pic:nvPicPr>
                   <pic:blipFill>
@@ -23743,7 +25044,7 @@
                   <pic:spPr>
                     <a:xfrm>
                       <a:off x="0" y="0"/>
-                      <a:ext cx="5943600" cy="3264096"/>
+                      <a:ext cx="5943600" cy="3936945"/>
                     </a:xfrm>
                     <a:prstGeom prst="rect">
                       <a:avLst/>
@@ -23779,7 +25080,7 @@
           <w:sz w:val="16"/>
           <w:szCs w:val="16"/>
         </w:rPr>
-        <w:t xml:space="preserve">  ·  Maceta virtual con clima real</w:t>
+        <w:t xml:space="preserve">  ·  Cultivo virtual con clima real</w:t>
       </w:r>
     </w:p>
     <w:p>
@@ -23826,7 +25127,7 @@
           <w:sz w:val="20"/>
           <w:szCs w:val="20"/>
         </w:rPr>
-        <w:t xml:space="preserve"> y cada minuto la API recrea en el simulador las macetas que falten; rotar la clave actualiza la maceta virtual y borrar el cultivo la retira. Las macetas fijas de </w:t>
+        <w:t xml:space="preserve">: pausar la simulación la marca </w:t>
       </w:r>
       <w:r>
         <w:rPr>
@@ -23835,6 +25136,23 @@
           <w:sz w:val="18"/>
           <w:szCs w:val="18"/>
         </w:rPr>
+        <w:t xml:space="preserve">active: false</w:t>
+      </w:r>
+      <w:r>
+        <w:rPr>
+          <w:color w:val="17261F"/>
+          <w:sz w:val="20"/>
+          <w:szCs w:val="20"/>
+        </w:rPr>
+        <w:t xml:space="preserve"> y la retira del simulador sin perderla; reanudarla la vuelve a crear. Cada minuto la API recrea las simulaciones activas que falten y retira las pausadas o huérfanas; borrar el cultivo la elimina. Los cultivos fijos de </w:t>
+      </w:r>
+      <w:r>
+        <w:rPr>
+          <w:rFonts w:ascii="JetBrains Mono" w:hAnsi="JetBrains Mono" w:eastAsia="JetBrains Mono" w:cs="JetBrains Mono"/>
+          <w:color w:val="0A5A3C"/>
+          <w:sz w:val="18"/>
+          <w:szCs w:val="18"/>
+        </w:rPr>
         <w:t xml:space="preserve">SIMULATOR_DEVICES</w:t>
       </w:r>
       <w:r>
@@ -23843,7 +25161,408 @@
           <w:sz w:val="20"/>
           <w:szCs w:val="20"/>
         </w:rPr>
-        <w:t xml:space="preserve"> (datos demo y QA) siguen funcionando igual.</w:t>
+        <w:t xml:space="preserve"> (datos demo y QA) son cultivos reales que el simulador hace publicar con su clave.</w:t>
+      </w:r>
+    </w:p>
+    <w:p>
+      <w:pPr>
+        <w:pStyle w:val="Heading2"/>
+      </w:pPr>
+      <w:bookmarkStart w:id="153" w:name="sec_153"/>
+      <w:r>
+        <w:rPr>
+          <w:b/>
+          <w:bCs/>
+          <w:color w:val="067A52"/>
+          <w:sz w:val="25"/>
+          <w:szCs w:val="25"/>
+        </w:rPr>
+        <w:t xml:space="preserve">9.4 Cultivo en vivo</w:t>
+      </w:r>
+      <w:bookmarkEnd w:id="153"/>
+    </w:p>
+    <w:p>
+      <w:pPr>
+        <w:spacing w:before="0" w:after="140" w:line="288" w:lineRule="auto"/>
+      </w:pPr>
+      <w:r>
+        <w:rPr>
+          <w:color w:val="17261F"/>
+          <w:sz w:val="20"/>
+          <w:szCs w:val="20"/>
+        </w:rPr>
+        <w:t xml:space="preserve">La pestaña </w:t>
+      </w:r>
+      <w:r>
+        <w:rPr>
+          <w:b/>
+          <w:bCs/>
+          <w:color w:val="17261F"/>
+          <w:sz w:val="20"/>
+          <w:szCs w:val="20"/>
+        </w:rPr>
+        <w:t xml:space="preserve">Cultivo en vivo</w:t>
+      </w:r>
+      <w:r>
+        <w:rPr>
+          <w:color w:val="17261F"/>
+          <w:sz w:val="20"/>
+          <w:szCs w:val="20"/>
+        </w:rPr>
+        <w:t xml:space="preserve"> dibuja cada cultivo, real o virtual, como es:</w:t>
+      </w:r>
+    </w:p>
+    <w:p>
+      <w:pPr>
+        <w:keepNext/>
+        <w:spacing w:before="60" w:after="0" w:line="240" w:lineRule="auto"/>
+        <w:rPr>
+          <w:sz w:val="8"/>
+        </w:rPr>
+      </w:pPr>
+    </w:p>
+    <w:tbl>
+      <w:tblPr>
+        <w:tblW w:w="9360" w:type="dxa"/>
+        <w:tblBorders>
+          <w:top w:val="single" w:sz="4" w:space="0" w:color="D5E3DC"/>
+          <w:left w:val="single" w:sz="4" w:space="0" w:color="D5E3DC"/>
+          <w:bottom w:val="single" w:sz="4" w:space="0" w:color="D5E3DC"/>
+          <w:right w:val="single" w:sz="4" w:space="0" w:color="D5E3DC"/>
+          <w:insideH w:val="single" w:sz="4" w:space="0" w:color="D5E3DC"/>
+          <w:insideV w:val="single" w:sz="4" w:space="0" w:color="D5E3DC"/>
+        </w:tblBorders>
+        <w:tblLayout w:type="fixed"/>
+        <w:tblCellMar>
+          <w:left w:w="0" w:type="dxa"/>
+          <w:right w:w="0" w:type="dxa"/>
+        </w:tblCellMar>
+        <w:tblLook w:val="04A0" w:firstRow="1" w:firstColumn="1" w:noVBand="1"/>
+      </w:tblPr>
+      <w:tblGrid>
+        <w:gridCol w:w="1160"/>
+        <w:gridCol w:w="8200"/>
+      </w:tblGrid>
+      <w:tr>
+        <w:trPr>
+          <w:cantSplit/>
+          <w:tblHeader/>
+        </w:trPr>
+        <w:tc>
+          <w:tcPr>
+            <w:tcW w:w="1160" w:type="dxa"/>
+            <w:shd w:val="clear" w:color="auto" w:fill="0B3D2B"/>
+            <w:tcMar>
+              <w:top w:w="70" w:type="dxa"/>
+              <w:left w:w="110" w:type="dxa"/>
+              <w:bottom w:w="70" w:type="dxa"/>
+              <w:right w:w="110" w:type="dxa"/>
+            </w:tcMar>
+            <w:vAlign w:val="center"/>
+          </w:tcPr>
+          <w:p>
+            <w:pPr>
+              <w:spacing w:before="0" w:after="0" w:line="252" w:lineRule="auto"/>
+            </w:pPr>
+            <w:r>
+              <w:rPr>
+                <w:b/>
+                <w:bCs/>
+                <w:color w:val="FFFFFF"/>
+                <w:spacing w:val="10"/>
+                <w:sz w:val="16"/>
+                <w:szCs w:val="16"/>
+              </w:rPr>
+              <w:t xml:space="preserve">PIEZA</w:t>
+            </w:r>
+          </w:p>
+        </w:tc>
+        <w:tc>
+          <w:tcPr>
+            <w:tcW w:w="8200" w:type="dxa"/>
+            <w:shd w:val="clear" w:color="auto" w:fill="0B3D2B"/>
+            <w:tcMar>
+              <w:top w:w="70" w:type="dxa"/>
+              <w:left w:w="110" w:type="dxa"/>
+              <w:bottom w:w="70" w:type="dxa"/>
+              <w:right w:w="110" w:type="dxa"/>
+            </w:tcMar>
+            <w:vAlign w:val="center"/>
+          </w:tcPr>
+          <w:p>
+            <w:pPr>
+              <w:spacing w:before="0" w:after="0" w:line="252" w:lineRule="auto"/>
+            </w:pPr>
+            <w:r>
+              <w:rPr>
+                <w:b/>
+                <w:bCs/>
+                <w:color w:val="FFFFFF"/>
+                <w:spacing w:val="10"/>
+                <w:sz w:val="16"/>
+                <w:szCs w:val="16"/>
+              </w:rPr>
+              <w:t xml:space="preserve">QUÉ MUESTRA</w:t>
+            </w:r>
+          </w:p>
+        </w:tc>
+      </w:tr>
+      <w:tr>
+        <w:trPr>
+          <w:cantSplit/>
+        </w:trPr>
+        <w:tc>
+          <w:tcPr>
+            <w:tcW w:w="1160" w:type="dxa"/>
+            <w:shd w:val="clear" w:color="auto" w:fill="FFFFFF"/>
+            <w:tcMar>
+              <w:top w:w="70" w:type="dxa"/>
+              <w:left w:w="110" w:type="dxa"/>
+              <w:bottom w:w="70" w:type="dxa"/>
+              <w:right w:w="110" w:type="dxa"/>
+            </w:tcMar>
+            <w:vAlign w:val="center"/>
+          </w:tcPr>
+          <w:p>
+            <w:pPr>
+              <w:spacing w:before="0" w:after="0" w:line="252" w:lineRule="auto"/>
+            </w:pPr>
+            <w:r>
+              <w:rPr>
+                <w:b/>
+                <w:bCs/>
+                <w:color w:val="0A5A3C"/>
+                <w:sz w:val="17"/>
+                <w:szCs w:val="17"/>
+              </w:rPr>
+              <w:t xml:space="preserve">Forma</w:t>
+            </w:r>
+          </w:p>
+        </w:tc>
+        <w:tc>
+          <w:tcPr>
+            <w:tcW w:w="8200" w:type="dxa"/>
+            <w:shd w:val="clear" w:color="auto" w:fill="FFFFFF"/>
+            <w:tcMar>
+              <w:top w:w="70" w:type="dxa"/>
+              <w:left w:w="110" w:type="dxa"/>
+              <w:bottom w:w="70" w:type="dxa"/>
+              <w:right w:w="110" w:type="dxa"/>
+            </w:tcMar>
+            <w:vAlign w:val="center"/>
+          </w:tcPr>
+          <w:p>
+            <w:pPr>
+              <w:spacing w:before="0" w:after="0" w:line="252" w:lineRule="auto"/>
+            </w:pPr>
+            <w:r>
+              <w:rPr>
+                <w:color w:val="17261F"/>
+                <w:sz w:val="17"/>
+                <w:szCs w:val="17"/>
+              </w:rPr>
+              <w:t xml:space="preserve">Maceta con depósito y riego por goteo; tubos NFT con colectores y retorno; torre con bolsillos escalonados; balsa flotante con raíces en la solución</w:t>
+            </w:r>
+          </w:p>
+        </w:tc>
+      </w:tr>
+      <w:tr>
+        <w:trPr>
+          <w:cantSplit/>
+        </w:trPr>
+        <w:tc>
+          <w:tcPr>
+            <w:tcW w:w="1160" w:type="dxa"/>
+            <w:shd w:val="clear" w:color="auto" w:fill="F2F7F4"/>
+            <w:tcMar>
+              <w:top w:w="70" w:type="dxa"/>
+              <w:left w:w="110" w:type="dxa"/>
+              <w:bottom w:w="70" w:type="dxa"/>
+              <w:right w:w="110" w:type="dxa"/>
+            </w:tcMar>
+            <w:vAlign w:val="center"/>
+          </w:tcPr>
+          <w:p>
+            <w:pPr>
+              <w:spacing w:before="0" w:after="0" w:line="252" w:lineRule="auto"/>
+            </w:pPr>
+            <w:r>
+              <w:rPr>
+                <w:b/>
+                <w:bCs/>
+                <w:color w:val="0A5A3C"/>
+                <w:sz w:val="17"/>
+                <w:szCs w:val="17"/>
+              </w:rPr>
+              <w:t xml:space="preserve">Planta</w:t>
+            </w:r>
+          </w:p>
+        </w:tc>
+        <w:tc>
+          <w:tcPr>
+            <w:tcW w:w="8200" w:type="dxa"/>
+            <w:shd w:val="clear" w:color="auto" w:fill="F2F7F4"/>
+            <w:tcMar>
+              <w:top w:w="70" w:type="dxa"/>
+              <w:left w:w="110" w:type="dxa"/>
+              <w:bottom w:w="70" w:type="dxa"/>
+              <w:right w:w="110" w:type="dxa"/>
+            </w:tcMar>
+            <w:vAlign w:val="center"/>
+          </w:tcPr>
+          <w:p>
+            <w:pPr>
+              <w:spacing w:before="0" w:after="0" w:line="252" w:lineRule="auto"/>
+            </w:pPr>
+            <w:r>
+              <w:rPr>
+                <w:color w:val="17261F"/>
+                <w:sz w:val="17"/>
+                <w:szCs w:val="17"/>
+              </w:rPr>
+              <w:t xml:space="preserve">La especie (lechuga, espinaca, albahaca, tomate, fresa o pimentón) con el color de su índice de salud</w:t>
+            </w:r>
+          </w:p>
+        </w:tc>
+      </w:tr>
+      <w:tr>
+        <w:trPr>
+          <w:cantSplit/>
+        </w:trPr>
+        <w:tc>
+          <w:tcPr>
+            <w:tcW w:w="1160" w:type="dxa"/>
+            <w:shd w:val="clear" w:color="auto" w:fill="FFFFFF"/>
+            <w:tcMar>
+              <w:top w:w="70" w:type="dxa"/>
+              <w:left w:w="110" w:type="dxa"/>
+              <w:bottom w:w="70" w:type="dxa"/>
+              <w:right w:w="110" w:type="dxa"/>
+            </w:tcMar>
+            <w:vAlign w:val="center"/>
+          </w:tcPr>
+          <w:p>
+            <w:pPr>
+              <w:spacing w:before="0" w:after="0" w:line="252" w:lineRule="auto"/>
+            </w:pPr>
+            <w:r>
+              <w:rPr>
+                <w:b/>
+                <w:bCs/>
+                <w:color w:val="0A5A3C"/>
+                <w:sz w:val="17"/>
+                <w:szCs w:val="17"/>
+              </w:rPr>
+              <w:t xml:space="preserve">Entorno</w:t>
+            </w:r>
+          </w:p>
+        </w:tc>
+        <w:tc>
+          <w:tcPr>
+            <w:tcW w:w="8200" w:type="dxa"/>
+            <w:shd w:val="clear" w:color="auto" w:fill="FFFFFF"/>
+            <w:tcMar>
+              <w:top w:w="70" w:type="dxa"/>
+              <w:left w:w="110" w:type="dxa"/>
+              <w:bottom w:w="70" w:type="dxa"/>
+              <w:right w:w="110" w:type="dxa"/>
+            </w:tcMar>
+            <w:vAlign w:val="center"/>
+          </w:tcPr>
+          <w:p>
+            <w:pPr>
+              <w:spacing w:before="0" w:after="0" w:line="252" w:lineRule="auto"/>
+            </w:pPr>
+            <w:r>
+              <w:rPr>
+                <w:color w:val="17261F"/>
+                <w:sz w:val="17"/>
+                <w:szCs w:val="17"/>
+              </w:rPr>
+              <w:t xml:space="preserve">Interior de día o de noche según la luz medida, o el clima del lugar en los virtuales con clima real</w:t>
+            </w:r>
+          </w:p>
+        </w:tc>
+      </w:tr>
+      <w:tr>
+        <w:trPr>
+          <w:cantSplit/>
+        </w:trPr>
+        <w:tc>
+          <w:tcPr>
+            <w:tcW w:w="1160" w:type="dxa"/>
+            <w:shd w:val="clear" w:color="auto" w:fill="F2F7F4"/>
+            <w:tcMar>
+              <w:top w:w="70" w:type="dxa"/>
+              <w:left w:w="110" w:type="dxa"/>
+              <w:bottom w:w="70" w:type="dxa"/>
+              <w:right w:w="110" w:type="dxa"/>
+            </w:tcMar>
+            <w:vAlign w:val="center"/>
+          </w:tcPr>
+          <w:p>
+            <w:pPr>
+              <w:spacing w:before="0" w:after="0" w:line="252" w:lineRule="auto"/>
+            </w:pPr>
+            <w:r>
+              <w:rPr>
+                <w:b/>
+                <w:bCs/>
+                <w:color w:val="0A5A3C"/>
+                <w:sz w:val="17"/>
+                <w:szCs w:val="17"/>
+              </w:rPr>
+              <w:t xml:space="preserve">Actuadores</w:t>
+            </w:r>
+          </w:p>
+        </w:tc>
+        <w:tc>
+          <w:tcPr>
+            <w:tcW w:w="8200" w:type="dxa"/>
+            <w:shd w:val="clear" w:color="auto" w:fill="F2F7F4"/>
+            <w:tcMar>
+              <w:top w:w="70" w:type="dxa"/>
+              <w:left w:w="110" w:type="dxa"/>
+              <w:bottom w:w="70" w:type="dxa"/>
+              <w:right w:w="110" w:type="dxa"/>
+            </w:tcMar>
+            <w:vAlign w:val="center"/>
+          </w:tcPr>
+          <w:p>
+            <w:pPr>
+              <w:spacing w:before="0" w:after="0" w:line="252" w:lineRule="auto"/>
+            </w:pPr>
+            <w:r>
+              <w:rPr>
+                <w:color w:val="17261F"/>
+                <w:sz w:val="17"/>
+                <w:szCs w:val="17"/>
+              </w:rPr>
+              <w:t xml:space="preserve">Solo los instalados: la bomba hace correr la solución (o burbujas en la balsa), la luz ilumina, el ventilador gira, el humidificador suelta bruma y los dosificadores gotean; cada uno con su estado y su botón</w:t>
+            </w:r>
+          </w:p>
+        </w:tc>
+      </w:tr>
+    </w:tbl>
+    <w:p>
+      <w:pPr>
+        <w:spacing w:before="160" w:after="0" w:line="240" w:lineRule="auto"/>
+        <w:rPr>
+          <w:sz w:val="8"/>
+        </w:rPr>
+      </w:pPr>
+    </w:p>
+    <w:p>
+      <w:pPr>
+        <w:spacing w:before="0" w:after="140" w:line="288" w:lineRule="auto"/>
+      </w:pPr>
+      <w:r>
+        <w:rPr>
+          <w:color w:val="17261F"/>
+          <w:sz w:val="20"/>
+          <w:szCs w:val="20"/>
+        </w:rPr>
+        <w:t xml:space="preserve">Un actuador se ve encendido si quedó encendido sin límite o si su última orden por tiempo sigue corriendo; en los virtuales también cuenta lo que informa el simulador. Si el cultivo no está conectado (dispositivo sin señal o simulación en pausa) la escena no se dibuja y la PWA explica cómo conectarlo o reanudarlo.</w:t>
       </w:r>
     </w:p>
     <w:p>
@@ -23958,7 +25677,7 @@
       <w:pPr>
         <w:pStyle w:val="Heading1"/>
       </w:pPr>
-      <w:bookmarkStart w:id="153" w:name="sec_153"/>
+      <w:bookmarkStart w:id="154" w:name="sec_154"/>
       <w:r>
         <w:rPr>
           <w:b/>
@@ -23969,13 +25688,13 @@
         </w:rPr>
         <w:t xml:space="preserve">Seguridad</w:t>
       </w:r>
-      <w:bookmarkEnd w:id="153"/>
+      <w:bookmarkEnd w:id="154"/>
     </w:p>
     <w:p>
       <w:pPr>
         <w:pStyle w:val="Heading2"/>
       </w:pPr>
-      <w:bookmarkStart w:id="154" w:name="sec_154"/>
+      <w:bookmarkStart w:id="155" w:name="sec_155"/>
       <w:r>
         <w:rPr>
           <w:b/>
@@ -23986,7 +25705,7 @@
         </w:rPr>
         <w:t xml:space="preserve">En palabras simples</w:t>
       </w:r>
-      <w:bookmarkEnd w:id="154"/>
+      <w:bookmarkEnd w:id="155"/>
     </w:p>
     <w:p>
       <w:pPr>
@@ -23998,7 +25717,7 @@
           <w:sz w:val="20"/>
           <w:szCs w:val="20"/>
         </w:rPr>
-        <w:t xml:space="preserve">Cada pieza tiene solo los permisos que necesita. Las contraseñas y claves nunca viajan ni se guardan en claro, las bases de datos no se ven desde internet y cada maceta solo puede tocar lo suyo.</w:t>
+        <w:t xml:space="preserve">Cada pieza tiene solo los permisos que necesita. Las contraseñas y claves nunca viajan ni se guardan en claro, las bases de datos no se ven desde internet y cada dispositivo solo puede tocar lo suyo.</w:t>
       </w:r>
     </w:p>
     <w:p>
@@ -24242,7 +25961,7 @@
                 <w:sz w:val="17"/>
                 <w:szCs w:val="17"/>
               </w:rPr>
-              <w:t xml:space="preserve">Macetas</w:t>
+              <w:t xml:space="preserve">Dispositivos</w:t>
             </w:r>
           </w:p>
         </w:tc>
@@ -24606,7 +26325,7 @@
                 <w:sz w:val="17"/>
                 <w:szCs w:val="17"/>
               </w:rPr>
-              <w:t xml:space="preserve">API de control interna con token; recibe la clave de la maceta solo por la red interna; sale a internet únicamente para el clima</w:t>
+              <w:t xml:space="preserve">API de control interna con token; recibe la clave de cada cultivo virtual solo por la red interna; sale a internet únicamente para el clima</w:t>
             </w:r>
           </w:p>
         </w:tc>
@@ -25076,7 +26795,7 @@
       <w:pPr>
         <w:pStyle w:val="Heading1"/>
       </w:pPr>
-      <w:bookmarkStart w:id="155" w:name="sec_155"/>
+      <w:bookmarkStart w:id="156" w:name="sec_156"/>
       <w:r>
         <w:rPr>
           <w:b/>
@@ -25087,13 +26806,13 @@
         </w:rPr>
         <w:t xml:space="preserve">Despliegue</w:t>
       </w:r>
-      <w:bookmarkEnd w:id="155"/>
+      <w:bookmarkEnd w:id="156"/>
     </w:p>
     <w:p>
       <w:pPr>
         <w:pStyle w:val="Heading2"/>
       </w:pPr>
-      <w:bookmarkStart w:id="156" w:name="sec_156"/>
+      <w:bookmarkStart w:id="157" w:name="sec_157"/>
       <w:r>
         <w:rPr>
           <w:b/>
@@ -25104,7 +26823,7 @@
         </w:rPr>
         <w:t xml:space="preserve">11.1 Entornos</w:t>
       </w:r>
-      <w:bookmarkEnd w:id="156"/>
+      <w:bookmarkEnd w:id="157"/>
     </w:p>
     <w:p>
       <w:pPr>
@@ -25136,8 +26855,8 @@
       <w:tblGrid>
         <w:gridCol w:w="1160"/>
         <w:gridCol w:w="1974"/>
-        <w:gridCol w:w="3257"/>
-        <w:gridCol w:w="2969"/>
+        <w:gridCol w:w="3107"/>
+        <w:gridCol w:w="3119"/>
       </w:tblGrid>
       <w:tr>
         <w:trPr>
@@ -25204,7 +26923,7 @@
         </w:tc>
         <w:tc>
           <w:tcPr>
-            <w:tcW w:w="3257" w:type="dxa"/>
+            <w:tcW w:w="3107" w:type="dxa"/>
             <w:shd w:val="clear" w:color="auto" w:fill="0B3D2B"/>
             <w:tcMar>
               <w:top w:w="70" w:type="dxa"/>
@@ -25233,7 +26952,7 @@
         </w:tc>
         <w:tc>
           <w:tcPr>
-            <w:tcW w:w="2969" w:type="dxa"/>
+            <w:tcW w:w="3119" w:type="dxa"/>
             <w:shd w:val="clear" w:color="auto" w:fill="0B3D2B"/>
             <w:tcMar>
               <w:top w:w="70" w:type="dxa"/>
@@ -25322,7 +27041,7 @@
         </w:tc>
         <w:tc>
           <w:tcPr>
-            <w:tcW w:w="3257" w:type="dxa"/>
+            <w:tcW w:w="3107" w:type="dxa"/>
             <w:shd w:val="clear" w:color="auto" w:fill="FFFFFF"/>
             <w:tcMar>
               <w:top w:w="70" w:type="dxa"/>
@@ -25365,27 +27084,27 @@
         </w:tc>
         <w:tc>
           <w:tcPr>
-            <w:tcW w:w="2969" w:type="dxa"/>
-            <w:shd w:val="clear" w:color="auto" w:fill="FFFFFF"/>
-            <w:tcMar>
-              <w:top w:w="70" w:type="dxa"/>
-              <w:left w:w="110" w:type="dxa"/>
-              <w:bottom w:w="70" w:type="dxa"/>
-              <w:right w:w="110" w:type="dxa"/>
-            </w:tcMar>
-            <w:vAlign w:val="center"/>
-          </w:tcPr>
-          <w:p>
-            <w:pPr>
-              <w:spacing w:before="0" w:after="0" w:line="252" w:lineRule="auto"/>
-            </w:pPr>
-            <w:r>
-              <w:rPr>
-                <w:color w:val="17261F"/>
-                <w:sz w:val="17"/>
-                <w:szCs w:val="17"/>
-              </w:rPr>
-              <w:t xml:space="preserve">SmartPot completo con datos de ejemplo, dos macetas fijas y macetas virtuales</w:t>
+            <w:tcW w:w="3119" w:type="dxa"/>
+            <w:shd w:val="clear" w:color="auto" w:fill="FFFFFF"/>
+            <w:tcMar>
+              <w:top w:w="70" w:type="dxa"/>
+              <w:left w:w="110" w:type="dxa"/>
+              <w:bottom w:w="70" w:type="dxa"/>
+              <w:right w:w="110" w:type="dxa"/>
+            </w:tcMar>
+            <w:vAlign w:val="center"/>
+          </w:tcPr>
+          <w:p>
+            <w:pPr>
+              <w:spacing w:before="0" w:after="0" w:line="252" w:lineRule="auto"/>
+            </w:pPr>
+            <w:r>
+              <w:rPr>
+                <w:color w:val="17261F"/>
+                <w:sz w:val="17"/>
+                <w:szCs w:val="17"/>
+              </w:rPr>
+              <w:t xml:space="preserve">SmartPot completo con datos de ejemplo, dos cultivos reales que publica el simulador y cultivos virtuales</w:t>
             </w:r>
           </w:p>
         </w:tc>
@@ -25451,7 +27170,7 @@
         </w:tc>
         <w:tc>
           <w:tcPr>
-            <w:tcW w:w="3257" w:type="dxa"/>
+            <w:tcW w:w="3107" w:type="dxa"/>
             <w:shd w:val="clear" w:color="auto" w:fill="F2F7F4"/>
             <w:tcMar>
               <w:top w:w="70" w:type="dxa"/>
@@ -25477,7 +27196,7 @@
         </w:tc>
         <w:tc>
           <w:tcPr>
-            <w:tcW w:w="2969" w:type="dxa"/>
+            <w:tcW w:w="3119" w:type="dxa"/>
             <w:shd w:val="clear" w:color="auto" w:fill="F2F7F4"/>
             <w:tcMar>
               <w:top w:w="70" w:type="dxa"/>
@@ -25563,7 +27282,7 @@
         </w:tc>
         <w:tc>
           <w:tcPr>
-            <w:tcW w:w="3257" w:type="dxa"/>
+            <w:tcW w:w="3107" w:type="dxa"/>
             <w:shd w:val="clear" w:color="auto" w:fill="FFFFFF"/>
             <w:tcMar>
               <w:top w:w="70" w:type="dxa"/>
@@ -25589,7 +27308,7 @@
         </w:tc>
         <w:tc>
           <w:tcPr>
-            <w:tcW w:w="2969" w:type="dxa"/>
+            <w:tcW w:w="3119" w:type="dxa"/>
             <w:shd w:val="clear" w:color="auto" w:fill="FFFFFF"/>
             <w:tcMar>
               <w:top w:w="70" w:type="dxa"/>
@@ -25675,7 +27394,7 @@
         </w:tc>
         <w:tc>
           <w:tcPr>
-            <w:tcW w:w="3257" w:type="dxa"/>
+            <w:tcW w:w="3107" w:type="dxa"/>
             <w:shd w:val="clear" w:color="auto" w:fill="F2F7F4"/>
             <w:tcMar>
               <w:top w:w="70" w:type="dxa"/>
@@ -25701,7 +27420,7 @@
         </w:tc>
         <w:tc>
           <w:tcPr>
-            <w:tcW w:w="2969" w:type="dxa"/>
+            <w:tcW w:w="3119" w:type="dxa"/>
             <w:shd w:val="clear" w:color="auto" w:fill="F2F7F4"/>
             <w:tcMar>
               <w:top w:w="70" w:type="dxa"/>
@@ -25748,7 +27467,7 @@
       <w:pPr>
         <w:pStyle w:val="Heading2"/>
       </w:pPr>
-      <w:bookmarkStart w:id="157" w:name="sec_157"/>
+      <w:bookmarkStart w:id="158" w:name="sec_158"/>
       <w:r>
         <w:rPr>
           <w:b/>
@@ -25759,7 +27478,7 @@
         </w:rPr>
         <w:t xml:space="preserve">11.2 Despliegue automático</w:t>
       </w:r>
-      <w:bookmarkEnd w:id="157"/>
+      <w:bookmarkEnd w:id="158"/>
     </w:p>
     <w:p>
       <w:pPr>
@@ -25771,7 +27490,7 @@
         <w:drawing>
           <wp:inline distT="0" distB="0" distL="0" distR="0">
             <wp:extent cx="5943600" cy="5280149"/>
-            <wp:docPr id="158" name="SmartPot_06_Deployment"/>
+            <wp:docPr id="159" name="SmartPot_06_Deployment"/>
             <wp:cNvGraphicFramePr>
               <a:graphicFrameLocks noChangeAspect="1"/>
             </wp:cNvGraphicFramePr>
@@ -25779,7 +27498,7 @@
               <a:graphicData uri="http://schemas.openxmlformats.org/drawingml/2006/picture">
                 <pic:pic>
                   <pic:nvPicPr>
-                    <pic:cNvPr id="158" name="SmartPot_06_Deployment"/>
+                    <pic:cNvPr id="159" name="SmartPot_06_Deployment"/>
                     <pic:cNvPicPr/>
                   </pic:nvPicPr>
                   <pic:blipFill>
@@ -26808,7 +28527,7 @@
       <w:pPr>
         <w:pStyle w:val="Heading2"/>
       </w:pPr>
-      <w:bookmarkStart w:id="159" w:name="sec_159"/>
+      <w:bookmarkStart w:id="160" w:name="sec_160"/>
       <w:r>
         <w:rPr>
           <w:b/>
@@ -26819,7 +28538,7 @@
         </w:rPr>
         <w:t xml:space="preserve">11.3 Red de producción</w:t>
       </w:r>
-      <w:bookmarkEnd w:id="159"/>
+      <w:bookmarkEnd w:id="160"/>
     </w:p>
     <w:p>
       <w:pPr>
@@ -27282,7 +29001,7 @@
         <w:drawing>
           <wp:inline distT="0" distB="0" distL="0" distR="0">
             <wp:extent cx="5943600" cy="4408535"/>
-            <wp:docPr id="160" name="SmartPot_07_Networks"/>
+            <wp:docPr id="161" name="SmartPot_07_Networks"/>
             <wp:cNvGraphicFramePr>
               <a:graphicFrameLocks noChangeAspect="1"/>
             </wp:cNvGraphicFramePr>
@@ -27290,7 +29009,7 @@
               <a:graphicData uri="http://schemas.openxmlformats.org/drawingml/2006/picture">
                 <pic:pic>
                   <pic:nvPicPr>
-                    <pic:cNvPr id="160" name="SmartPot_07_Networks"/>
+                    <pic:cNvPr id="161" name="SmartPot_07_Networks"/>
                     <pic:cNvPicPr/>
                   </pic:nvPicPr>
                   <pic:blipFill>
@@ -27362,7 +29081,7 @@
       <w:pPr>
         <w:pStyle w:val="Heading1"/>
       </w:pPr>
-      <w:bookmarkStart w:id="161" w:name="sec_161"/>
+      <w:bookmarkStart w:id="162" w:name="sec_162"/>
       <w:r>
         <w:rPr>
           <w:b/>
@@ -27373,7 +29092,7 @@
         </w:rPr>
         <w:t xml:space="preserve">Calidad</w:t>
       </w:r>
-      <w:bookmarkEnd w:id="161"/>
+      <w:bookmarkEnd w:id="162"/>
     </w:p>
     <w:p>
       <w:pPr>
@@ -27385,7 +29104,7 @@
         <w:drawing>
           <wp:inline distT="0" distB="0" distL="0" distR="0">
             <wp:extent cx="5943600" cy="2650447"/>
-            <wp:docPr id="162" name="SmartPot_08_QA"/>
+            <wp:docPr id="163" name="SmartPot_08_QA"/>
             <wp:cNvGraphicFramePr>
               <a:graphicFrameLocks noChangeAspect="1"/>
             </wp:cNvGraphicFramePr>
@@ -27393,7 +29112,7 @@
               <a:graphicData uri="http://schemas.openxmlformats.org/drawingml/2006/picture">
                 <pic:pic>
                   <pic:nvPicPr>
-                    <pic:cNvPr id="162" name="SmartPot_08_QA"/>
+                    <pic:cNvPr id="163" name="SmartPot_08_QA"/>
                     <pic:cNvPicPr/>
                   </pic:nvPicPr>
                   <pic:blipFill>
@@ -27623,7 +29342,7 @@
                 <w:sz w:val="17"/>
                 <w:szCs w:val="17"/>
               </w:rPr>
-              <w:t xml:space="preserve">106</w:t>
+              <w:t xml:space="preserve">118</w:t>
             </w:r>
           </w:p>
         </w:tc>
@@ -27649,7 +29368,7 @@
                 <w:sz w:val="17"/>
                 <w:szCs w:val="17"/>
               </w:rPr>
-              <w:t xml:space="preserve">Cifrado, JWT, contraseñas, MQTT, aprovisionamiento, comandos, cultivos, agente, caché, historial con hora para la IA, panel general, órdenes y automatización en bloque, envío de lecturas para el aprendizaje, canales y bot de Telegram, webhook firmado, macetas virtuales y seguridad de los controladores</w:t>
+              <w:t xml:space="preserve">Cifrado, JWT, contraseñas, MQTT, aprovisionamiento, comandos, cultivos, agente, caché, historial con hora para la IA, panel general, órdenes y automatización en bloque, envío de lecturas para el aprendizaje, canales y bot de Telegram, webhook firmado, tipo fijo y forma de los cultivos, simulación solo de virtuales con pausa, aprendizaje solo con reales y seguridad de los controladores</w:t>
             </w:r>
           </w:p>
         </w:tc>
@@ -27793,7 +29512,7 @@
                 <w:sz w:val="17"/>
                 <w:szCs w:val="17"/>
               </w:rPr>
-              <w:t xml:space="preserve">45</w:t>
+              <w:t xml:space="preserve">52</w:t>
             </w:r>
           </w:p>
         </w:tc>
@@ -27819,7 +29538,7 @@
                 <w:sz w:val="17"/>
                 <w:szCs w:val="17"/>
               </w:rPr>
-              <w:t xml:space="preserve">Cliente HTTP, sesión, validaciones, ingreso, componentes del cultivo, asistente con pronóstico y lo aprendido, comparación de modelos, canales de Telegram, escena de la maceta virtual, panel general y requisitos de SEO y PWA</w:t>
+              <w:t xml:space="preserve">Cliente HTTP, sesión, validaciones, ingreso, componentes del cultivo, asistente con pronóstico y lo aprendido, comparación de modelos, canales de Telegram, cultivo en vivo (formas, actuadores, clima y conexión), creación real o virtual, guía de conexión, panel general y requisitos de SEO y PWA</w:t>
             </w:r>
           </w:p>
         </w:tc>
@@ -28074,7 +29793,7 @@
                 <w:sz w:val="17"/>
                 <w:szCs w:val="17"/>
               </w:rPr>
-              <w:t xml:space="preserve">Autenticación, ACL por maceta, client ids, anónimos y TLS</w:t>
+              <w:t xml:space="preserve">Autenticación, ACL por cultivo, client ids, anónimos y TLS</w:t>
             </w:r>
           </w:p>
         </w:tc>
@@ -28218,7 +29937,7 @@
                 <w:sz w:val="17"/>
                 <w:szCs w:val="17"/>
               </w:rPr>
-              <w:t xml:space="preserve">30 comprobaciones</w:t>
+              <w:t xml:space="preserve">35 comprobaciones</w:t>
             </w:r>
           </w:p>
         </w:tc>
@@ -28244,7 +29963,7 @@
                 <w:sz w:val="17"/>
                 <w:szCs w:val="17"/>
               </w:rPr>
-              <w:t xml:space="preserve">Registro, cultivo, telemetría MQTT, clave incorrecta rechazada, comando con ACK, asistente, panel general, series, análisis de flota, orden y automatización en bloque, maceta virtual publicando por MQTT, aprendizaje continuo, canales y borrado</w:t>
+              <w:t xml:space="preserve">Registro, cultivo real con su forma, telemetría MQTT, clave incorrecta rechazada, comando con ACK, asistente, panel general, series, análisis de flota, orden y automatización en bloque, tipo que no cambia, cultivo virtual sin credenciales con seis actuadores publicando por MQTT, pausa de la simulación, aprendizaje continuo, canales y borrado</w:t>
             </w:r>
           </w:p>
         </w:tc>
@@ -28279,7 +29998,7 @@
       <w:pPr>
         <w:pStyle w:val="Heading1"/>
       </w:pPr>
-      <w:bookmarkStart w:id="163" w:name="sec_163"/>
+      <w:bookmarkStart w:id="164" w:name="sec_164"/>
       <w:r>
         <w:rPr>
           <w:b/>
@@ -28290,7 +30009,7 @@
         </w:rPr>
         <w:t xml:space="preserve">Operación</w:t>
       </w:r>
-      <w:bookmarkEnd w:id="163"/>
+      <w:bookmarkEnd w:id="164"/>
     </w:p>
     <w:p>
       <w:pPr>
@@ -29045,7 +30764,7 @@
                 <w:sz w:val="17"/>
                 <w:szCs w:val="17"/>
               </w:rPr>
-              <w:t xml:space="preserve">Rotar la clave de una maceta</w:t>
+              <w:t xml:space="preserve">Rotar la clave de un cultivo real</w:t>
             </w:r>
           </w:p>
         </w:tc>
@@ -29071,7 +30790,7 @@
                 <w:sz w:val="17"/>
                 <w:szCs w:val="17"/>
               </w:rPr>
-              <w:t xml:space="preserve">Desde la PWA, pestaña Dispositivo (la maceta virtual toma la clave nueva sola)</w:t>
+              <w:t xml:space="preserve">Desde la PWA, pestaña Dispositivo; los virtuales no tienen clave que rotar</w:t>
             </w:r>
           </w:p>
         </w:tc>
@@ -29440,7 +31159,7 @@
                 <w:sz w:val="18"/>
                 <w:szCs w:val="18"/>
               </w:rPr>
-              <w:t xml:space="preserve"> cifra las claves de las macetas. Si se pierde o se cambia, las cuentas MQTT no se pueden reconstruir y cada dueño debe rotar la clave de su maceta.</w:t>
+              <w:t xml:space="preserve"> cifra las claves de los dispositivos. Si se pierde o se cambia, las cuentas MQTT no se pueden reconstruir y cada dueño debe rotar la clave de su cultivo real (y crear de nuevo los virtuales).</w:t>
             </w:r>
           </w:p>
         </w:tc>
@@ -29475,7 +31194,7 @@
       <w:pPr>
         <w:pStyle w:val="Heading1"/>
       </w:pPr>
-      <w:bookmarkStart w:id="164" w:name="sec_164"/>
+      <w:bookmarkStart w:id="165" w:name="sec_165"/>
       <w:r>
         <w:rPr>
           <w:b/>
@@ -29486,7 +31205,7 @@
         </w:rPr>
         <w:t xml:space="preserve">Glosario</w:t>
       </w:r>
-      <w:bookmarkEnd w:id="164"/>
+      <w:bookmarkEnd w:id="165"/>
     </w:p>
     <w:p>
       <w:pPr>
@@ -29516,8 +31235,8 @@
         <w:tblLook w:val="04A0" w:firstRow="1" w:firstColumn="1" w:noVBand="1"/>
       </w:tblPr>
       <w:tblGrid>
-        <w:gridCol w:w="2529"/>
-        <w:gridCol w:w="6831"/>
+        <w:gridCol w:w="2502"/>
+        <w:gridCol w:w="6858"/>
       </w:tblGrid>
       <w:tr>
         <w:trPr>
@@ -29526,7 +31245,7 @@
         </w:trPr>
         <w:tc>
           <w:tcPr>
-            <w:tcW w:w="2529" w:type="dxa"/>
+            <w:tcW w:w="2502" w:type="dxa"/>
             <w:shd w:val="clear" w:color="auto" w:fill="0B3D2B"/>
             <w:tcMar>
               <w:top w:w="70" w:type="dxa"/>
@@ -29555,7 +31274,7 @@
         </w:tc>
         <w:tc>
           <w:tcPr>
-            <w:tcW w:w="6831" w:type="dxa"/>
+            <w:tcW w:w="6858" w:type="dxa"/>
             <w:shd w:val="clear" w:color="auto" w:fill="0B3D2B"/>
             <w:tcMar>
               <w:top w:w="70" w:type="dxa"/>
@@ -29589,7 +31308,7 @@
         </w:trPr>
         <w:tc>
           <w:tcPr>
-            <w:tcW w:w="2529" w:type="dxa"/>
+            <w:tcW w:w="2502" w:type="dxa"/>
             <w:shd w:val="clear" w:color="auto" w:fill="FFFFFF"/>
             <w:tcMar>
               <w:top w:w="70" w:type="dxa"/>
@@ -29617,27 +31336,27 @@
         </w:tc>
         <w:tc>
           <w:tcPr>
-            <w:tcW w:w="6831" w:type="dxa"/>
-            <w:shd w:val="clear" w:color="auto" w:fill="FFFFFF"/>
-            <w:tcMar>
-              <w:top w:w="70" w:type="dxa"/>
-              <w:left w:w="110" w:type="dxa"/>
-              <w:bottom w:w="70" w:type="dxa"/>
-              <w:right w:w="110" w:type="dxa"/>
-            </w:tcMar>
-            <w:vAlign w:val="center"/>
-          </w:tcPr>
-          <w:p>
-            <w:pPr>
-              <w:spacing w:before="0" w:after="0" w:line="252" w:lineRule="auto"/>
-            </w:pPr>
-            <w:r>
-              <w:rPr>
-                <w:color w:val="17261F"/>
-                <w:sz w:val="17"/>
-                <w:szCs w:val="17"/>
-              </w:rPr>
-              <w:t xml:space="preserve">Confirmación que envía la maceta al ejecutar o fallar un comando</w:t>
+            <w:tcW w:w="6858" w:type="dxa"/>
+            <w:shd w:val="clear" w:color="auto" w:fill="FFFFFF"/>
+            <w:tcMar>
+              <w:top w:w="70" w:type="dxa"/>
+              <w:left w:w="110" w:type="dxa"/>
+              <w:bottom w:w="70" w:type="dxa"/>
+              <w:right w:w="110" w:type="dxa"/>
+            </w:tcMar>
+            <w:vAlign w:val="center"/>
+          </w:tcPr>
+          <w:p>
+            <w:pPr>
+              <w:spacing w:before="0" w:after="0" w:line="252" w:lineRule="auto"/>
+            </w:pPr>
+            <w:r>
+              <w:rPr>
+                <w:color w:val="17261F"/>
+                <w:sz w:val="17"/>
+                <w:szCs w:val="17"/>
+              </w:rPr>
+              <w:t xml:space="preserve">Confirmación que envía el dispositivo al ejecutar o fallar un comando</w:t>
             </w:r>
           </w:p>
         </w:tc>
@@ -29648,7 +31367,7 @@
         </w:trPr>
         <w:tc>
           <w:tcPr>
-            <w:tcW w:w="2529" w:type="dxa"/>
+            <w:tcW w:w="2502" w:type="dxa"/>
             <w:shd w:val="clear" w:color="auto" w:fill="F2F7F4"/>
             <w:tcMar>
               <w:top w:w="70" w:type="dxa"/>
@@ -29676,27 +31395,27 @@
         </w:tc>
         <w:tc>
           <w:tcPr>
-            <w:tcW w:w="6831" w:type="dxa"/>
-            <w:shd w:val="clear" w:color="auto" w:fill="F2F7F4"/>
-            <w:tcMar>
-              <w:top w:w="70" w:type="dxa"/>
-              <w:left w:w="110" w:type="dxa"/>
-              <w:bottom w:w="70" w:type="dxa"/>
-              <w:right w:w="110" w:type="dxa"/>
-            </w:tcMar>
-            <w:vAlign w:val="center"/>
-          </w:tcPr>
-          <w:p>
-            <w:pPr>
-              <w:spacing w:before="0" w:after="0" w:line="252" w:lineRule="auto"/>
-            </w:pPr>
-            <w:r>
-              <w:rPr>
-                <w:color w:val="17261F"/>
-                <w:sz w:val="17"/>
-                <w:szCs w:val="17"/>
-              </w:rPr>
-              <w:t xml:space="preserve">Salida de la maceta que cambia el cultivo: bomba, luz, ventilador, humidificador o dosificadores</w:t>
+            <w:tcW w:w="6858" w:type="dxa"/>
+            <w:shd w:val="clear" w:color="auto" w:fill="F2F7F4"/>
+            <w:tcMar>
+              <w:top w:w="70" w:type="dxa"/>
+              <w:left w:w="110" w:type="dxa"/>
+              <w:bottom w:w="70" w:type="dxa"/>
+              <w:right w:w="110" w:type="dxa"/>
+            </w:tcMar>
+            <w:vAlign w:val="center"/>
+          </w:tcPr>
+          <w:p>
+            <w:pPr>
+              <w:spacing w:before="0" w:after="0" w:line="252" w:lineRule="auto"/>
+            </w:pPr>
+            <w:r>
+              <w:rPr>
+                <w:color w:val="17261F"/>
+                <w:sz w:val="17"/>
+                <w:szCs w:val="17"/>
+              </w:rPr>
+              <w:t xml:space="preserve">Salida del dispositivo que cambia el cultivo: bomba, luz, ventilador, humidificador o dosificadores</w:t>
             </w:r>
           </w:p>
         </w:tc>
@@ -29707,7 +31426,7 @@
         </w:trPr>
         <w:tc>
           <w:tcPr>
-            <w:tcW w:w="2529" w:type="dxa"/>
+            <w:tcW w:w="2502" w:type="dxa"/>
             <w:shd w:val="clear" w:color="auto" w:fill="FFFFFF"/>
             <w:tcMar>
               <w:top w:w="70" w:type="dxa"/>
@@ -29735,7 +31454,7 @@
         </w:tc>
         <w:tc>
           <w:tcPr>
-            <w:tcW w:w="6831" w:type="dxa"/>
+            <w:tcW w:w="6858" w:type="dxa"/>
             <w:shd w:val="clear" w:color="auto" w:fill="FFFFFF"/>
             <w:tcMar>
               <w:top w:w="70" w:type="dxa"/>
@@ -29766,7 +31485,7 @@
         </w:trPr>
         <w:tc>
           <w:tcPr>
-            <w:tcW w:w="2529" w:type="dxa"/>
+            <w:tcW w:w="2502" w:type="dxa"/>
             <w:shd w:val="clear" w:color="auto" w:fill="F2F7F4"/>
             <w:tcMar>
               <w:top w:w="70" w:type="dxa"/>
@@ -29794,7 +31513,7 @@
         </w:tc>
         <w:tc>
           <w:tcPr>
-            <w:tcW w:w="6831" w:type="dxa"/>
+            <w:tcW w:w="6858" w:type="dxa"/>
             <w:shd w:val="clear" w:color="auto" w:fill="F2F7F4"/>
             <w:tcMar>
               <w:top w:w="70" w:type="dxa"/>
@@ -29825,7 +31544,7 @@
         </w:trPr>
         <w:tc>
           <w:tcPr>
-            <w:tcW w:w="2529" w:type="dxa"/>
+            <w:tcW w:w="2502" w:type="dxa"/>
             <w:shd w:val="clear" w:color="auto" w:fill="FFFFFF"/>
             <w:tcMar>
               <w:top w:w="70" w:type="dxa"/>
@@ -29853,27 +31572,27 @@
         </w:tc>
         <w:tc>
           <w:tcPr>
-            <w:tcW w:w="6831" w:type="dxa"/>
-            <w:shd w:val="clear" w:color="auto" w:fill="FFFFFF"/>
-            <w:tcMar>
-              <w:top w:w="70" w:type="dxa"/>
-              <w:left w:w="110" w:type="dxa"/>
-              <w:bottom w:w="70" w:type="dxa"/>
-              <w:right w:w="110" w:type="dxa"/>
-            </w:tcMar>
-            <w:vAlign w:val="center"/>
-          </w:tcPr>
-          <w:p>
-            <w:pPr>
-              <w:spacing w:before="0" w:after="0" w:line="252" w:lineRule="auto"/>
-            </w:pPr>
-            <w:r>
-              <w:rPr>
-                <w:color w:val="17261F"/>
-                <w:sz w:val="17"/>
-                <w:szCs w:val="17"/>
-              </w:rPr>
-              <w:t xml:space="preserve">Servidor MQTT que recibe y reparte los mensajes entre las macetas y la API</w:t>
+            <w:tcW w:w="6858" w:type="dxa"/>
+            <w:shd w:val="clear" w:color="auto" w:fill="FFFFFF"/>
+            <w:tcMar>
+              <w:top w:w="70" w:type="dxa"/>
+              <w:left w:w="110" w:type="dxa"/>
+              <w:bottom w:w="70" w:type="dxa"/>
+              <w:right w:w="110" w:type="dxa"/>
+            </w:tcMar>
+            <w:vAlign w:val="center"/>
+          </w:tcPr>
+          <w:p>
+            <w:pPr>
+              <w:spacing w:before="0" w:after="0" w:line="252" w:lineRule="auto"/>
+            </w:pPr>
+            <w:r>
+              <w:rPr>
+                <w:color w:val="17261F"/>
+                <w:sz w:val="17"/>
+                <w:szCs w:val="17"/>
+              </w:rPr>
+              <w:t xml:space="preserve">Servidor MQTT que recibe y reparte los mensajes entre los dispositivos y la API</w:t>
             </w:r>
           </w:p>
         </w:tc>
@@ -29884,7 +31603,7 @@
         </w:trPr>
         <w:tc>
           <w:tcPr>
-            <w:tcW w:w="2529" w:type="dxa"/>
+            <w:tcW w:w="2502" w:type="dxa"/>
             <w:shd w:val="clear" w:color="auto" w:fill="F2F7F4"/>
             <w:tcMar>
               <w:top w:w="70" w:type="dxa"/>
@@ -29912,27 +31631,27 @@
         </w:tc>
         <w:tc>
           <w:tcPr>
-            <w:tcW w:w="6831" w:type="dxa"/>
-            <w:shd w:val="clear" w:color="auto" w:fill="F2F7F4"/>
-            <w:tcMar>
-              <w:top w:w="70" w:type="dxa"/>
-              <w:left w:w="110" w:type="dxa"/>
-              <w:bottom w:w="70" w:type="dxa"/>
-              <w:right w:w="110" w:type="dxa"/>
-            </w:tcMar>
-            <w:vAlign w:val="center"/>
-          </w:tcPr>
-          <w:p>
-            <w:pPr>
-              <w:spacing w:before="0" w:after="0" w:line="252" w:lineRule="auto"/>
-            </w:pPr>
-            <w:r>
-              <w:rPr>
-                <w:color w:val="17261F"/>
-                <w:sz w:val="17"/>
-                <w:szCs w:val="17"/>
-              </w:rPr>
-              <w:t xml:space="preserve">Contraseña MQTT de una maceta, generada por la API</w:t>
+            <w:tcW w:w="6858" w:type="dxa"/>
+            <w:shd w:val="clear" w:color="auto" w:fill="F2F7F4"/>
+            <w:tcMar>
+              <w:top w:w="70" w:type="dxa"/>
+              <w:left w:w="110" w:type="dxa"/>
+              <w:bottom w:w="70" w:type="dxa"/>
+              <w:right w:w="110" w:type="dxa"/>
+            </w:tcMar>
+            <w:vAlign w:val="center"/>
+          </w:tcPr>
+          <w:p>
+            <w:pPr>
+              <w:spacing w:before="0" w:after="0" w:line="252" w:lineRule="auto"/>
+            </w:pPr>
+            <w:r>
+              <w:rPr>
+                <w:color w:val="17261F"/>
+                <w:sz w:val="17"/>
+                <w:szCs w:val="17"/>
+              </w:rPr>
+              <w:t xml:space="preserve">Contraseña MQTT de un cultivo, generada por la API</w:t>
             </w:r>
           </w:p>
         </w:tc>
@@ -29943,55 +31662,55 @@
         </w:trPr>
         <w:tc>
           <w:tcPr>
-            <w:tcW w:w="2529" w:type="dxa"/>
-            <w:shd w:val="clear" w:color="auto" w:fill="FFFFFF"/>
-            <w:tcMar>
-              <w:top w:w="70" w:type="dxa"/>
-              <w:left w:w="110" w:type="dxa"/>
-              <w:bottom w:w="70" w:type="dxa"/>
-              <w:right w:w="110" w:type="dxa"/>
-            </w:tcMar>
-            <w:vAlign w:val="center"/>
-          </w:tcPr>
-          <w:p>
-            <w:pPr>
-              <w:spacing w:before="0" w:after="0" w:line="252" w:lineRule="auto"/>
-            </w:pPr>
-            <w:r>
-              <w:rPr>
-                <w:b/>
-                <w:bCs/>
-                <w:color w:val="0A5A3C"/>
-                <w:sz w:val="17"/>
-                <w:szCs w:val="17"/>
-              </w:rPr>
-              <w:t xml:space="preserve">Encadenamiento hacia adelante</w:t>
-            </w:r>
-          </w:p>
-        </w:tc>
-        <w:tc>
-          <w:tcPr>
-            <w:tcW w:w="6831" w:type="dxa"/>
-            <w:shd w:val="clear" w:color="auto" w:fill="FFFFFF"/>
-            <w:tcMar>
-              <w:top w:w="70" w:type="dxa"/>
-              <w:left w:w="110" w:type="dxa"/>
-              <w:bottom w:w="70" w:type="dxa"/>
-              <w:right w:w="110" w:type="dxa"/>
-            </w:tcMar>
-            <w:vAlign w:val="center"/>
-          </w:tcPr>
-          <w:p>
-            <w:pPr>
-              <w:spacing w:before="0" w:after="0" w:line="252" w:lineRule="auto"/>
-            </w:pPr>
-            <w:r>
-              <w:rPr>
-                <w:color w:val="17261F"/>
-                <w:sz w:val="17"/>
-                <w:szCs w:val="17"/>
-              </w:rPr>
-              <w:t xml:space="preserve">Técnica del sistema experto que parte de los hechos y dispara reglas hasta no poder concluir más</w:t>
+            <w:tcW w:w="2502" w:type="dxa"/>
+            <w:shd w:val="clear" w:color="auto" w:fill="FFFFFF"/>
+            <w:tcMar>
+              <w:top w:w="70" w:type="dxa"/>
+              <w:left w:w="110" w:type="dxa"/>
+              <w:bottom w:w="70" w:type="dxa"/>
+              <w:right w:w="110" w:type="dxa"/>
+            </w:tcMar>
+            <w:vAlign w:val="center"/>
+          </w:tcPr>
+          <w:p>
+            <w:pPr>
+              <w:spacing w:before="0" w:after="0" w:line="252" w:lineRule="auto"/>
+            </w:pPr>
+            <w:r>
+              <w:rPr>
+                <w:b/>
+                <w:bCs/>
+                <w:color w:val="0A5A3C"/>
+                <w:sz w:val="17"/>
+                <w:szCs w:val="17"/>
+              </w:rPr>
+              <w:t xml:space="preserve">Cultivo en vivo</w:t>
+            </w:r>
+          </w:p>
+        </w:tc>
+        <w:tc>
+          <w:tcPr>
+            <w:tcW w:w="6858" w:type="dxa"/>
+            <w:shd w:val="clear" w:color="auto" w:fill="FFFFFF"/>
+            <w:tcMar>
+              <w:top w:w="70" w:type="dxa"/>
+              <w:left w:w="110" w:type="dxa"/>
+              <w:bottom w:w="70" w:type="dxa"/>
+              <w:right w:w="110" w:type="dxa"/>
+            </w:tcMar>
+            <w:vAlign w:val="center"/>
+          </w:tcPr>
+          <w:p>
+            <w:pPr>
+              <w:spacing w:before="0" w:after="0" w:line="252" w:lineRule="auto"/>
+            </w:pPr>
+            <w:r>
+              <w:rPr>
+                <w:color w:val="17261F"/>
+                <w:sz w:val="17"/>
+                <w:szCs w:val="17"/>
+              </w:rPr>
+              <w:t xml:space="preserve">Ilustración del cultivo con su forma, su planta y cada actuador encendido o apagado</w:t>
             </w:r>
           </w:p>
         </w:tc>
@@ -30002,55 +31721,55 @@
         </w:trPr>
         <w:tc>
           <w:tcPr>
-            <w:tcW w:w="2529" w:type="dxa"/>
-            <w:shd w:val="clear" w:color="auto" w:fill="F2F7F4"/>
-            <w:tcMar>
-              <w:top w:w="70" w:type="dxa"/>
-              <w:left w:w="110" w:type="dxa"/>
-              <w:bottom w:w="70" w:type="dxa"/>
-              <w:right w:w="110" w:type="dxa"/>
-            </w:tcMar>
-            <w:vAlign w:val="center"/>
-          </w:tcPr>
-          <w:p>
-            <w:pPr>
-              <w:spacing w:before="0" w:after="0" w:line="252" w:lineRule="auto"/>
-            </w:pPr>
-            <w:r>
-              <w:rPr>
-                <w:b/>
-                <w:bCs/>
-                <w:color w:val="0A5A3C"/>
-                <w:sz w:val="17"/>
-                <w:szCs w:val="17"/>
-              </w:rPr>
-              <w:t xml:space="preserve">GHCR</w:t>
-            </w:r>
-          </w:p>
-        </w:tc>
-        <w:tc>
-          <w:tcPr>
-            <w:tcW w:w="6831" w:type="dxa"/>
-            <w:shd w:val="clear" w:color="auto" w:fill="F2F7F4"/>
-            <w:tcMar>
-              <w:top w:w="70" w:type="dxa"/>
-              <w:left w:w="110" w:type="dxa"/>
-              <w:bottom w:w="70" w:type="dxa"/>
-              <w:right w:w="110" w:type="dxa"/>
-            </w:tcMar>
-            <w:vAlign w:val="center"/>
-          </w:tcPr>
-          <w:p>
-            <w:pPr>
-              <w:spacing w:before="0" w:after="0" w:line="252" w:lineRule="auto"/>
-            </w:pPr>
-            <w:r>
-              <w:rPr>
-                <w:color w:val="17261F"/>
-                <w:sz w:val="17"/>
-                <w:szCs w:val="17"/>
-              </w:rPr>
-              <w:t xml:space="preserve">GitHub Container Registry, donde se publican las imágenes y desde donde se despliega</w:t>
+            <w:tcW w:w="2502" w:type="dxa"/>
+            <w:shd w:val="clear" w:color="auto" w:fill="F2F7F4"/>
+            <w:tcMar>
+              <w:top w:w="70" w:type="dxa"/>
+              <w:left w:w="110" w:type="dxa"/>
+              <w:bottom w:w="70" w:type="dxa"/>
+              <w:right w:w="110" w:type="dxa"/>
+            </w:tcMar>
+            <w:vAlign w:val="center"/>
+          </w:tcPr>
+          <w:p>
+            <w:pPr>
+              <w:spacing w:before="0" w:after="0" w:line="252" w:lineRule="auto"/>
+            </w:pPr>
+            <w:r>
+              <w:rPr>
+                <w:b/>
+                <w:bCs/>
+                <w:color w:val="0A5A3C"/>
+                <w:sz w:val="17"/>
+                <w:szCs w:val="17"/>
+              </w:rPr>
+              <w:t xml:space="preserve">Cultivo real</w:t>
+            </w:r>
+          </w:p>
+        </w:tc>
+        <w:tc>
+          <w:tcPr>
+            <w:tcW w:w="6858" w:type="dxa"/>
+            <w:shd w:val="clear" w:color="auto" w:fill="F2F7F4"/>
+            <w:tcMar>
+              <w:top w:w="70" w:type="dxa"/>
+              <w:left w:w="110" w:type="dxa"/>
+              <w:bottom w:w="70" w:type="dxa"/>
+              <w:right w:w="110" w:type="dxa"/>
+            </w:tcMar>
+            <w:vAlign w:val="center"/>
+          </w:tcPr>
+          <w:p>
+            <w:pPr>
+              <w:spacing w:before="0" w:after="0" w:line="252" w:lineRule="auto"/>
+            </w:pPr>
+            <w:r>
+              <w:rPr>
+                <w:color w:val="17261F"/>
+                <w:sz w:val="17"/>
+                <w:szCs w:val="17"/>
+              </w:rPr>
+              <w:t xml:space="preserve">Cultivo cuyas lecturas envía un ESP32 con el firmware, físico o simulado en Wokwi</w:t>
             </w:r>
           </w:p>
         </w:tc>
@@ -30061,55 +31780,55 @@
         </w:trPr>
         <w:tc>
           <w:tcPr>
-            <w:tcW w:w="2529" w:type="dxa"/>
-            <w:shd w:val="clear" w:color="auto" w:fill="FFFFFF"/>
-            <w:tcMar>
-              <w:top w:w="70" w:type="dxa"/>
-              <w:left w:w="110" w:type="dxa"/>
-              <w:bottom w:w="70" w:type="dxa"/>
-              <w:right w:w="110" w:type="dxa"/>
-            </w:tcMar>
-            <w:vAlign w:val="center"/>
-          </w:tcPr>
-          <w:p>
-            <w:pPr>
-              <w:spacing w:before="0" w:after="0" w:line="252" w:lineRule="auto"/>
-            </w:pPr>
-            <w:r>
-              <w:rPr>
-                <w:b/>
-                <w:bCs/>
-                <w:color w:val="0A5A3C"/>
-                <w:sz w:val="17"/>
-                <w:szCs w:val="17"/>
-              </w:rPr>
-              <w:t xml:space="preserve">Isolation Forest</w:t>
-            </w:r>
-          </w:p>
-        </w:tc>
-        <w:tc>
-          <w:tcPr>
-            <w:tcW w:w="6831" w:type="dxa"/>
-            <w:shd w:val="clear" w:color="auto" w:fill="FFFFFF"/>
-            <w:tcMar>
-              <w:top w:w="70" w:type="dxa"/>
-              <w:left w:w="110" w:type="dxa"/>
-              <w:bottom w:w="70" w:type="dxa"/>
-              <w:right w:w="110" w:type="dxa"/>
-            </w:tcMar>
-            <w:vAlign w:val="center"/>
-          </w:tcPr>
-          <w:p>
-            <w:pPr>
-              <w:spacing w:before="0" w:after="0" w:line="252" w:lineRule="auto"/>
-            </w:pPr>
-            <w:r>
-              <w:rPr>
-                <w:color w:val="17261F"/>
-                <w:sz w:val="17"/>
-                <w:szCs w:val="17"/>
-              </w:rPr>
-              <w:t xml:space="preserve">Modelo que detecta datos atípicos aislándolos con árboles aleatorios</w:t>
+            <w:tcW w:w="2502" w:type="dxa"/>
+            <w:shd w:val="clear" w:color="auto" w:fill="FFFFFF"/>
+            <w:tcMar>
+              <w:top w:w="70" w:type="dxa"/>
+              <w:left w:w="110" w:type="dxa"/>
+              <w:bottom w:w="70" w:type="dxa"/>
+              <w:right w:w="110" w:type="dxa"/>
+            </w:tcMar>
+            <w:vAlign w:val="center"/>
+          </w:tcPr>
+          <w:p>
+            <w:pPr>
+              <w:spacing w:before="0" w:after="0" w:line="252" w:lineRule="auto"/>
+            </w:pPr>
+            <w:r>
+              <w:rPr>
+                <w:b/>
+                <w:bCs/>
+                <w:color w:val="0A5A3C"/>
+                <w:sz w:val="17"/>
+                <w:szCs w:val="17"/>
+              </w:rPr>
+              <w:t xml:space="preserve">Cultivo virtual</w:t>
+            </w:r>
+          </w:p>
+        </w:tc>
+        <w:tc>
+          <w:tcPr>
+            <w:tcW w:w="6858" w:type="dxa"/>
+            <w:shd w:val="clear" w:color="auto" w:fill="FFFFFF"/>
+            <w:tcMar>
+              <w:top w:w="70" w:type="dxa"/>
+              <w:left w:w="110" w:type="dxa"/>
+              <w:bottom w:w="70" w:type="dxa"/>
+              <w:right w:w="110" w:type="dxa"/>
+            </w:tcMar>
+            <w:vAlign w:val="center"/>
+          </w:tcPr>
+          <w:p>
+            <w:pPr>
+              <w:spacing w:before="0" w:after="0" w:line="252" w:lineRule="auto"/>
+            </w:pPr>
+            <w:r>
+              <w:rPr>
+                <w:color w:val="17261F"/>
+                <w:sz w:val="17"/>
+                <w:szCs w:val="17"/>
+              </w:rPr>
+              <w:t xml:space="preserve">Cultivo que simula SmartPot, siempre encendido, con su propia cuenta en el broker</w:t>
             </w:r>
           </w:p>
         </w:tc>
@@ -30120,55 +31839,55 @@
         </w:trPr>
         <w:tc>
           <w:tcPr>
-            <w:tcW w:w="2529" w:type="dxa"/>
-            <w:shd w:val="clear" w:color="auto" w:fill="F2F7F4"/>
-            <w:tcMar>
-              <w:top w:w="70" w:type="dxa"/>
-              <w:left w:w="110" w:type="dxa"/>
-              <w:bottom w:w="70" w:type="dxa"/>
-              <w:right w:w="110" w:type="dxa"/>
-            </w:tcMar>
-            <w:vAlign w:val="center"/>
-          </w:tcPr>
-          <w:p>
-            <w:pPr>
-              <w:spacing w:before="0" w:after="0" w:line="252" w:lineRule="auto"/>
-            </w:pPr>
-            <w:r>
-              <w:rPr>
-                <w:b/>
-                <w:bCs/>
-                <w:color w:val="0A5A3C"/>
-                <w:sz w:val="17"/>
-                <w:szCs w:val="17"/>
-              </w:rPr>
-              <w:t xml:space="preserve">Línea base</w:t>
-            </w:r>
-          </w:p>
-        </w:tc>
-        <w:tc>
-          <w:tcPr>
-            <w:tcW w:w="6831" w:type="dxa"/>
-            <w:shd w:val="clear" w:color="auto" w:fill="F2F7F4"/>
-            <w:tcMar>
-              <w:top w:w="70" w:type="dxa"/>
-              <w:left w:w="110" w:type="dxa"/>
-              <w:bottom w:w="70" w:type="dxa"/>
-              <w:right w:w="110" w:type="dxa"/>
-            </w:tcMar>
-            <w:vAlign w:val="center"/>
-          </w:tcPr>
-          <w:p>
-            <w:pPr>
-              <w:spacing w:before="0" w:after="0" w:line="252" w:lineRule="auto"/>
-            </w:pPr>
-            <w:r>
-              <w:rPr>
-                <w:color w:val="17261F"/>
-                <w:sz w:val="17"/>
-                <w:szCs w:val="17"/>
-              </w:rPr>
-              <w:t xml:space="preserve">Modelo trivial (la clase mayoritaria o «no cambia») que todo modelo debe superar para usarse</w:t>
+            <w:tcW w:w="2502" w:type="dxa"/>
+            <w:shd w:val="clear" w:color="auto" w:fill="F2F7F4"/>
+            <w:tcMar>
+              <w:top w:w="70" w:type="dxa"/>
+              <w:left w:w="110" w:type="dxa"/>
+              <w:bottom w:w="70" w:type="dxa"/>
+              <w:right w:w="110" w:type="dxa"/>
+            </w:tcMar>
+            <w:vAlign w:val="center"/>
+          </w:tcPr>
+          <w:p>
+            <w:pPr>
+              <w:spacing w:before="0" w:after="0" w:line="252" w:lineRule="auto"/>
+            </w:pPr>
+            <w:r>
+              <w:rPr>
+                <w:b/>
+                <w:bCs/>
+                <w:color w:val="0A5A3C"/>
+                <w:sz w:val="17"/>
+                <w:szCs w:val="17"/>
+              </w:rPr>
+              <w:t xml:space="preserve">Forma del cultivo</w:t>
+            </w:r>
+          </w:p>
+        </w:tc>
+        <w:tc>
+          <w:tcPr>
+            <w:tcW w:w="6858" w:type="dxa"/>
+            <w:shd w:val="clear" w:color="auto" w:fill="F2F7F4"/>
+            <w:tcMar>
+              <w:top w:w="70" w:type="dxa"/>
+              <w:left w:w="110" w:type="dxa"/>
+              <w:bottom w:w="70" w:type="dxa"/>
+              <w:right w:w="110" w:type="dxa"/>
+            </w:tcMar>
+            <w:vAlign w:val="center"/>
+          </w:tcPr>
+          <w:p>
+            <w:pPr>
+              <w:spacing w:before="0" w:after="0" w:line="252" w:lineRule="auto"/>
+            </w:pPr>
+            <w:r>
+              <w:rPr>
+                <w:color w:val="17261F"/>
+                <w:sz w:val="17"/>
+                <w:szCs w:val="17"/>
+              </w:rPr>
+              <w:t xml:space="preserve">Maceta, tubos NFT, torre vertical o balsa flotante: cómo se ilustra</w:t>
             </w:r>
           </w:p>
         </w:tc>
@@ -30179,55 +31898,55 @@
         </w:trPr>
         <w:tc>
           <w:tcPr>
-            <w:tcW w:w="2529" w:type="dxa"/>
-            <w:shd w:val="clear" w:color="auto" w:fill="FFFFFF"/>
-            <w:tcMar>
-              <w:top w:w="70" w:type="dxa"/>
-              <w:left w:w="110" w:type="dxa"/>
-              <w:bottom w:w="70" w:type="dxa"/>
-              <w:right w:w="110" w:type="dxa"/>
-            </w:tcMar>
-            <w:vAlign w:val="center"/>
-          </w:tcPr>
-          <w:p>
-            <w:pPr>
-              <w:spacing w:before="0" w:after="0" w:line="252" w:lineRule="auto"/>
-            </w:pPr>
-            <w:r>
-              <w:rPr>
-                <w:b/>
-                <w:bCs/>
-                <w:color w:val="0A5A3C"/>
-                <w:sz w:val="17"/>
-                <w:szCs w:val="17"/>
-              </w:rPr>
-              <w:t xml:space="preserve">Lógica difusa</w:t>
-            </w:r>
-          </w:p>
-        </w:tc>
-        <w:tc>
-          <w:tcPr>
-            <w:tcW w:w="6831" w:type="dxa"/>
-            <w:shd w:val="clear" w:color="auto" w:fill="FFFFFF"/>
-            <w:tcMar>
-              <w:top w:w="70" w:type="dxa"/>
-              <w:left w:w="110" w:type="dxa"/>
-              <w:bottom w:w="70" w:type="dxa"/>
-              <w:right w:w="110" w:type="dxa"/>
-            </w:tcMar>
-            <w:vAlign w:val="center"/>
-          </w:tcPr>
-          <w:p>
-            <w:pPr>
-              <w:spacing w:before="0" w:after="0" w:line="252" w:lineRule="auto"/>
-            </w:pPr>
-            <w:r>
-              <w:rPr>
-                <w:color w:val="17261F"/>
-                <w:sz w:val="17"/>
-                <w:szCs w:val="17"/>
-              </w:rPr>
-              <w:t xml:space="preserve">Razonamiento con grados de pertenencia en lugar de sí o no</w:t>
+            <w:tcW w:w="2502" w:type="dxa"/>
+            <w:shd w:val="clear" w:color="auto" w:fill="FFFFFF"/>
+            <w:tcMar>
+              <w:top w:w="70" w:type="dxa"/>
+              <w:left w:w="110" w:type="dxa"/>
+              <w:bottom w:w="70" w:type="dxa"/>
+              <w:right w:w="110" w:type="dxa"/>
+            </w:tcMar>
+            <w:vAlign w:val="center"/>
+          </w:tcPr>
+          <w:p>
+            <w:pPr>
+              <w:spacing w:before="0" w:after="0" w:line="252" w:lineRule="auto"/>
+            </w:pPr>
+            <w:r>
+              <w:rPr>
+                <w:b/>
+                <w:bCs/>
+                <w:color w:val="0A5A3C"/>
+                <w:sz w:val="17"/>
+                <w:szCs w:val="17"/>
+              </w:rPr>
+              <w:t xml:space="preserve">Encadenamiento hacia adelante</w:t>
+            </w:r>
+          </w:p>
+        </w:tc>
+        <w:tc>
+          <w:tcPr>
+            <w:tcW w:w="6858" w:type="dxa"/>
+            <w:shd w:val="clear" w:color="auto" w:fill="FFFFFF"/>
+            <w:tcMar>
+              <w:top w:w="70" w:type="dxa"/>
+              <w:left w:w="110" w:type="dxa"/>
+              <w:bottom w:w="70" w:type="dxa"/>
+              <w:right w:w="110" w:type="dxa"/>
+            </w:tcMar>
+            <w:vAlign w:val="center"/>
+          </w:tcPr>
+          <w:p>
+            <w:pPr>
+              <w:spacing w:before="0" w:after="0" w:line="252" w:lineRule="auto"/>
+            </w:pPr>
+            <w:r>
+              <w:rPr>
+                <w:color w:val="17261F"/>
+                <w:sz w:val="17"/>
+                <w:szCs w:val="17"/>
+              </w:rPr>
+              <w:t xml:space="preserve">Técnica del sistema experto que parte de los hechos y dispara reglas hasta no poder concluir más</w:t>
             </w:r>
           </w:p>
         </w:tc>
@@ -30238,55 +31957,55 @@
         </w:trPr>
         <w:tc>
           <w:tcPr>
-            <w:tcW w:w="2529" w:type="dxa"/>
-            <w:shd w:val="clear" w:color="auto" w:fill="F2F7F4"/>
-            <w:tcMar>
-              <w:top w:w="70" w:type="dxa"/>
-              <w:left w:w="110" w:type="dxa"/>
-              <w:bottom w:w="70" w:type="dxa"/>
-              <w:right w:w="110" w:type="dxa"/>
-            </w:tcMar>
-            <w:vAlign w:val="center"/>
-          </w:tcPr>
-          <w:p>
-            <w:pPr>
-              <w:spacing w:before="0" w:after="0" w:line="252" w:lineRule="auto"/>
-            </w:pPr>
-            <w:r>
-              <w:rPr>
-                <w:b/>
-                <w:bCs/>
-                <w:color w:val="0A5A3C"/>
-                <w:sz w:val="17"/>
-                <w:szCs w:val="17"/>
-              </w:rPr>
-              <w:t xml:space="preserve">Maceta virtual</w:t>
-            </w:r>
-          </w:p>
-        </w:tc>
-        <w:tc>
-          <w:tcPr>
-            <w:tcW w:w="6831" w:type="dxa"/>
-            <w:shd w:val="clear" w:color="auto" w:fill="F2F7F4"/>
-            <w:tcMar>
-              <w:top w:w="70" w:type="dxa"/>
-              <w:left w:w="110" w:type="dxa"/>
-              <w:bottom w:w="70" w:type="dxa"/>
-              <w:right w:w="110" w:type="dxa"/>
-            </w:tcMar>
-            <w:vAlign w:val="center"/>
-          </w:tcPr>
-          <w:p>
-            <w:pPr>
-              <w:spacing w:before="0" w:after="0" w:line="252" w:lineRule="auto"/>
-            </w:pPr>
-            <w:r>
-              <w:rPr>
-                <w:color w:val="17261F"/>
-                <w:sz w:val="17"/>
-                <w:szCs w:val="17"/>
-              </w:rPr>
-              <w:t xml:space="preserve">Maceta simulada, siempre encendida, que usa las credenciales reales de un cultivo</w:t>
+            <w:tcW w:w="2502" w:type="dxa"/>
+            <w:shd w:val="clear" w:color="auto" w:fill="F2F7F4"/>
+            <w:tcMar>
+              <w:top w:w="70" w:type="dxa"/>
+              <w:left w:w="110" w:type="dxa"/>
+              <w:bottom w:w="70" w:type="dxa"/>
+              <w:right w:w="110" w:type="dxa"/>
+            </w:tcMar>
+            <w:vAlign w:val="center"/>
+          </w:tcPr>
+          <w:p>
+            <w:pPr>
+              <w:spacing w:before="0" w:after="0" w:line="252" w:lineRule="auto"/>
+            </w:pPr>
+            <w:r>
+              <w:rPr>
+                <w:b/>
+                <w:bCs/>
+                <w:color w:val="0A5A3C"/>
+                <w:sz w:val="17"/>
+                <w:szCs w:val="17"/>
+              </w:rPr>
+              <w:t xml:space="preserve">GHCR</w:t>
+            </w:r>
+          </w:p>
+        </w:tc>
+        <w:tc>
+          <w:tcPr>
+            <w:tcW w:w="6858" w:type="dxa"/>
+            <w:shd w:val="clear" w:color="auto" w:fill="F2F7F4"/>
+            <w:tcMar>
+              <w:top w:w="70" w:type="dxa"/>
+              <w:left w:w="110" w:type="dxa"/>
+              <w:bottom w:w="70" w:type="dxa"/>
+              <w:right w:w="110" w:type="dxa"/>
+            </w:tcMar>
+            <w:vAlign w:val="center"/>
+          </w:tcPr>
+          <w:p>
+            <w:pPr>
+              <w:spacing w:before="0" w:after="0" w:line="252" w:lineRule="auto"/>
+            </w:pPr>
+            <w:r>
+              <w:rPr>
+                <w:color w:val="17261F"/>
+                <w:sz w:val="17"/>
+                <w:szCs w:val="17"/>
+              </w:rPr>
+              <w:t xml:space="preserve">GitHub Container Registry, donde se publican las imágenes y desde donde se despliega</w:t>
             </w:r>
           </w:p>
         </w:tc>
@@ -30297,55 +32016,55 @@
         </w:trPr>
         <w:tc>
           <w:tcPr>
-            <w:tcW w:w="2529" w:type="dxa"/>
-            <w:shd w:val="clear" w:color="auto" w:fill="FFFFFF"/>
-            <w:tcMar>
-              <w:top w:w="70" w:type="dxa"/>
-              <w:left w:w="110" w:type="dxa"/>
-              <w:bottom w:w="70" w:type="dxa"/>
-              <w:right w:w="110" w:type="dxa"/>
-            </w:tcMar>
-            <w:vAlign w:val="center"/>
-          </w:tcPr>
-          <w:p>
-            <w:pPr>
-              <w:spacing w:before="0" w:after="0" w:line="252" w:lineRule="auto"/>
-            </w:pPr>
-            <w:r>
-              <w:rPr>
-                <w:b/>
-                <w:bCs/>
-                <w:color w:val="0A5A3C"/>
-                <w:sz w:val="17"/>
-                <w:szCs w:val="17"/>
-              </w:rPr>
-              <w:t xml:space="preserve">Modo automático</w:t>
-            </w:r>
-          </w:p>
-        </w:tc>
-        <w:tc>
-          <w:tcPr>
-            <w:tcW w:w="6831" w:type="dxa"/>
-            <w:shd w:val="clear" w:color="auto" w:fill="FFFFFF"/>
-            <w:tcMar>
-              <w:top w:w="70" w:type="dxa"/>
-              <w:left w:w="110" w:type="dxa"/>
-              <w:bottom w:w="70" w:type="dxa"/>
-              <w:right w:w="110" w:type="dxa"/>
-            </w:tcMar>
-            <w:vAlign w:val="center"/>
-          </w:tcPr>
-          <w:p>
-            <w:pPr>
-              <w:spacing w:before="0" w:after="0" w:line="252" w:lineRule="auto"/>
-            </w:pPr>
-            <w:r>
-              <w:rPr>
-                <w:color w:val="17261F"/>
-                <w:sz w:val="17"/>
-                <w:szCs w:val="17"/>
-              </w:rPr>
-              <w:t xml:space="preserve">Permiso del dueño para que el agente ejecute acciones sin preguntar</w:t>
+            <w:tcW w:w="2502" w:type="dxa"/>
+            <w:shd w:val="clear" w:color="auto" w:fill="FFFFFF"/>
+            <w:tcMar>
+              <w:top w:w="70" w:type="dxa"/>
+              <w:left w:w="110" w:type="dxa"/>
+              <w:bottom w:w="70" w:type="dxa"/>
+              <w:right w:w="110" w:type="dxa"/>
+            </w:tcMar>
+            <w:vAlign w:val="center"/>
+          </w:tcPr>
+          <w:p>
+            <w:pPr>
+              <w:spacing w:before="0" w:after="0" w:line="252" w:lineRule="auto"/>
+            </w:pPr>
+            <w:r>
+              <w:rPr>
+                <w:b/>
+                <w:bCs/>
+                <w:color w:val="0A5A3C"/>
+                <w:sz w:val="17"/>
+                <w:szCs w:val="17"/>
+              </w:rPr>
+              <w:t xml:space="preserve">Isolation Forest</w:t>
+            </w:r>
+          </w:p>
+        </w:tc>
+        <w:tc>
+          <w:tcPr>
+            <w:tcW w:w="6858" w:type="dxa"/>
+            <w:shd w:val="clear" w:color="auto" w:fill="FFFFFF"/>
+            <w:tcMar>
+              <w:top w:w="70" w:type="dxa"/>
+              <w:left w:w="110" w:type="dxa"/>
+              <w:bottom w:w="70" w:type="dxa"/>
+              <w:right w:w="110" w:type="dxa"/>
+            </w:tcMar>
+            <w:vAlign w:val="center"/>
+          </w:tcPr>
+          <w:p>
+            <w:pPr>
+              <w:spacing w:before="0" w:after="0" w:line="252" w:lineRule="auto"/>
+            </w:pPr>
+            <w:r>
+              <w:rPr>
+                <w:color w:val="17261F"/>
+                <w:sz w:val="17"/>
+                <w:szCs w:val="17"/>
+              </w:rPr>
+              <w:t xml:space="preserve">Modelo que detecta datos atípicos aislándolos con árboles aleatorios</w:t>
             </w:r>
           </w:p>
         </w:tc>
@@ -30356,55 +32075,55 @@
         </w:trPr>
         <w:tc>
           <w:tcPr>
-            <w:tcW w:w="2529" w:type="dxa"/>
-            <w:shd w:val="clear" w:color="auto" w:fill="F2F7F4"/>
-            <w:tcMar>
-              <w:top w:w="70" w:type="dxa"/>
-              <w:left w:w="110" w:type="dxa"/>
-              <w:bottom w:w="70" w:type="dxa"/>
-              <w:right w:w="110" w:type="dxa"/>
-            </w:tcMar>
-            <w:vAlign w:val="center"/>
-          </w:tcPr>
-          <w:p>
-            <w:pPr>
-              <w:spacing w:before="0" w:after="0" w:line="252" w:lineRule="auto"/>
-            </w:pPr>
-            <w:r>
-              <w:rPr>
-                <w:b/>
-                <w:bCs/>
-                <w:color w:val="0A5A3C"/>
-                <w:sz w:val="17"/>
-                <w:szCs w:val="17"/>
-              </w:rPr>
-              <w:t xml:space="preserve">MQTT</w:t>
-            </w:r>
-          </w:p>
-        </w:tc>
-        <w:tc>
-          <w:tcPr>
-            <w:tcW w:w="6831" w:type="dxa"/>
-            <w:shd w:val="clear" w:color="auto" w:fill="F2F7F4"/>
-            <w:tcMar>
-              <w:top w:w="70" w:type="dxa"/>
-              <w:left w:w="110" w:type="dxa"/>
-              <w:bottom w:w="70" w:type="dxa"/>
-              <w:right w:w="110" w:type="dxa"/>
-            </w:tcMar>
-            <w:vAlign w:val="center"/>
-          </w:tcPr>
-          <w:p>
-            <w:pPr>
-              <w:spacing w:before="0" w:after="0" w:line="252" w:lineRule="auto"/>
-            </w:pPr>
-            <w:r>
-              <w:rPr>
-                <w:color w:val="17261F"/>
-                <w:sz w:val="17"/>
-                <w:szCs w:val="17"/>
-              </w:rPr>
-              <w:t xml:space="preserve">Protocolo de mensajería liviano para dispositivos conectados</w:t>
+            <w:tcW w:w="2502" w:type="dxa"/>
+            <w:shd w:val="clear" w:color="auto" w:fill="F2F7F4"/>
+            <w:tcMar>
+              <w:top w:w="70" w:type="dxa"/>
+              <w:left w:w="110" w:type="dxa"/>
+              <w:bottom w:w="70" w:type="dxa"/>
+              <w:right w:w="110" w:type="dxa"/>
+            </w:tcMar>
+            <w:vAlign w:val="center"/>
+          </w:tcPr>
+          <w:p>
+            <w:pPr>
+              <w:spacing w:before="0" w:after="0" w:line="252" w:lineRule="auto"/>
+            </w:pPr>
+            <w:r>
+              <w:rPr>
+                <w:b/>
+                <w:bCs/>
+                <w:color w:val="0A5A3C"/>
+                <w:sz w:val="17"/>
+                <w:szCs w:val="17"/>
+              </w:rPr>
+              <w:t xml:space="preserve">Línea base</w:t>
+            </w:r>
+          </w:p>
+        </w:tc>
+        <w:tc>
+          <w:tcPr>
+            <w:tcW w:w="6858" w:type="dxa"/>
+            <w:shd w:val="clear" w:color="auto" w:fill="F2F7F4"/>
+            <w:tcMar>
+              <w:top w:w="70" w:type="dxa"/>
+              <w:left w:w="110" w:type="dxa"/>
+              <w:bottom w:w="70" w:type="dxa"/>
+              <w:right w:w="110" w:type="dxa"/>
+            </w:tcMar>
+            <w:vAlign w:val="center"/>
+          </w:tcPr>
+          <w:p>
+            <w:pPr>
+              <w:spacing w:before="0" w:after="0" w:line="252" w:lineRule="auto"/>
+            </w:pPr>
+            <w:r>
+              <w:rPr>
+                <w:color w:val="17261F"/>
+                <w:sz w:val="17"/>
+                <w:szCs w:val="17"/>
+              </w:rPr>
+              <w:t xml:space="preserve">Modelo trivial (la clase mayoritaria o «no cambia») que todo modelo debe superar para usarse</w:t>
             </w:r>
           </w:p>
         </w:tc>
@@ -30415,55 +32134,55 @@
         </w:trPr>
         <w:tc>
           <w:tcPr>
-            <w:tcW w:w="2529" w:type="dxa"/>
-            <w:shd w:val="clear" w:color="auto" w:fill="FFFFFF"/>
-            <w:tcMar>
-              <w:top w:w="70" w:type="dxa"/>
-              <w:left w:w="110" w:type="dxa"/>
-              <w:bottom w:w="70" w:type="dxa"/>
-              <w:right w:w="110" w:type="dxa"/>
-            </w:tcMar>
-            <w:vAlign w:val="center"/>
-          </w:tcPr>
-          <w:p>
-            <w:pPr>
-              <w:spacing w:before="0" w:after="0" w:line="252" w:lineRule="auto"/>
-            </w:pPr>
-            <w:r>
-              <w:rPr>
-                <w:b/>
-                <w:bCs/>
-                <w:color w:val="0A5A3C"/>
-                <w:sz w:val="17"/>
-                <w:szCs w:val="17"/>
-              </w:rPr>
-              <w:t xml:space="preserve">PWA</w:t>
-            </w:r>
-          </w:p>
-        </w:tc>
-        <w:tc>
-          <w:tcPr>
-            <w:tcW w:w="6831" w:type="dxa"/>
-            <w:shd w:val="clear" w:color="auto" w:fill="FFFFFF"/>
-            <w:tcMar>
-              <w:top w:w="70" w:type="dxa"/>
-              <w:left w:w="110" w:type="dxa"/>
-              <w:bottom w:w="70" w:type="dxa"/>
-              <w:right w:w="110" w:type="dxa"/>
-            </w:tcMar>
-            <w:vAlign w:val="center"/>
-          </w:tcPr>
-          <w:p>
-            <w:pPr>
-              <w:spacing w:before="0" w:after="0" w:line="252" w:lineRule="auto"/>
-            </w:pPr>
-            <w:r>
-              <w:rPr>
-                <w:color w:val="17261F"/>
-                <w:sz w:val="17"/>
-                <w:szCs w:val="17"/>
-              </w:rPr>
-              <w:t xml:space="preserve">Aplicación web progresiva: se instala y funciona como una app nativa</w:t>
+            <w:tcW w:w="2502" w:type="dxa"/>
+            <w:shd w:val="clear" w:color="auto" w:fill="FFFFFF"/>
+            <w:tcMar>
+              <w:top w:w="70" w:type="dxa"/>
+              <w:left w:w="110" w:type="dxa"/>
+              <w:bottom w:w="70" w:type="dxa"/>
+              <w:right w:w="110" w:type="dxa"/>
+            </w:tcMar>
+            <w:vAlign w:val="center"/>
+          </w:tcPr>
+          <w:p>
+            <w:pPr>
+              <w:spacing w:before="0" w:after="0" w:line="252" w:lineRule="auto"/>
+            </w:pPr>
+            <w:r>
+              <w:rPr>
+                <w:b/>
+                <w:bCs/>
+                <w:color w:val="0A5A3C"/>
+                <w:sz w:val="17"/>
+                <w:szCs w:val="17"/>
+              </w:rPr>
+              <w:t xml:space="preserve">Lógica difusa</w:t>
+            </w:r>
+          </w:p>
+        </w:tc>
+        <w:tc>
+          <w:tcPr>
+            <w:tcW w:w="6858" w:type="dxa"/>
+            <w:shd w:val="clear" w:color="auto" w:fill="FFFFFF"/>
+            <w:tcMar>
+              <w:top w:w="70" w:type="dxa"/>
+              <w:left w:w="110" w:type="dxa"/>
+              <w:bottom w:w="70" w:type="dxa"/>
+              <w:right w:w="110" w:type="dxa"/>
+            </w:tcMar>
+            <w:vAlign w:val="center"/>
+          </w:tcPr>
+          <w:p>
+            <w:pPr>
+              <w:spacing w:before="0" w:after="0" w:line="252" w:lineRule="auto"/>
+            </w:pPr>
+            <w:r>
+              <w:rPr>
+                <w:color w:val="17261F"/>
+                <w:sz w:val="17"/>
+                <w:szCs w:val="17"/>
+              </w:rPr>
+              <w:t xml:space="preserve">Razonamiento con grados de pertenencia en lugar de sí o no</w:t>
             </w:r>
           </w:p>
         </w:tc>
@@ -30474,55 +32193,55 @@
         </w:trPr>
         <w:tc>
           <w:tcPr>
-            <w:tcW w:w="2529" w:type="dxa"/>
-            <w:shd w:val="clear" w:color="auto" w:fill="F2F7F4"/>
-            <w:tcMar>
-              <w:top w:w="70" w:type="dxa"/>
-              <w:left w:w="110" w:type="dxa"/>
-              <w:bottom w:w="70" w:type="dxa"/>
-              <w:right w:w="110" w:type="dxa"/>
-            </w:tcMar>
-            <w:vAlign w:val="center"/>
-          </w:tcPr>
-          <w:p>
-            <w:pPr>
-              <w:spacing w:before="0" w:after="0" w:line="252" w:lineRule="auto"/>
-            </w:pPr>
-            <w:r>
-              <w:rPr>
-                <w:b/>
-                <w:bCs/>
-                <w:color w:val="0A5A3C"/>
-                <w:sz w:val="17"/>
-                <w:szCs w:val="17"/>
-              </w:rPr>
-              <w:t xml:space="preserve">QoS 1</w:t>
-            </w:r>
-          </w:p>
-        </w:tc>
-        <w:tc>
-          <w:tcPr>
-            <w:tcW w:w="6831" w:type="dxa"/>
-            <w:shd w:val="clear" w:color="auto" w:fill="F2F7F4"/>
-            <w:tcMar>
-              <w:top w:w="70" w:type="dxa"/>
-              <w:left w:w="110" w:type="dxa"/>
-              <w:bottom w:w="70" w:type="dxa"/>
-              <w:right w:w="110" w:type="dxa"/>
-            </w:tcMar>
-            <w:vAlign w:val="center"/>
-          </w:tcPr>
-          <w:p>
-            <w:pPr>
-              <w:spacing w:before="0" w:after="0" w:line="252" w:lineRule="auto"/>
-            </w:pPr>
-            <w:r>
-              <w:rPr>
-                <w:color w:val="17261F"/>
-                <w:sz w:val="17"/>
-                <w:szCs w:val="17"/>
-              </w:rPr>
-              <w:t xml:space="preserve">Nivel de MQTT que garantiza al menos una entrega</w:t>
+            <w:tcW w:w="2502" w:type="dxa"/>
+            <w:shd w:val="clear" w:color="auto" w:fill="F2F7F4"/>
+            <w:tcMar>
+              <w:top w:w="70" w:type="dxa"/>
+              <w:left w:w="110" w:type="dxa"/>
+              <w:bottom w:w="70" w:type="dxa"/>
+              <w:right w:w="110" w:type="dxa"/>
+            </w:tcMar>
+            <w:vAlign w:val="center"/>
+          </w:tcPr>
+          <w:p>
+            <w:pPr>
+              <w:spacing w:before="0" w:after="0" w:line="252" w:lineRule="auto"/>
+            </w:pPr>
+            <w:r>
+              <w:rPr>
+                <w:b/>
+                <w:bCs/>
+                <w:color w:val="0A5A3C"/>
+                <w:sz w:val="17"/>
+                <w:szCs w:val="17"/>
+              </w:rPr>
+              <w:t xml:space="preserve">Modo automático</w:t>
+            </w:r>
+          </w:p>
+        </w:tc>
+        <w:tc>
+          <w:tcPr>
+            <w:tcW w:w="6858" w:type="dxa"/>
+            <w:shd w:val="clear" w:color="auto" w:fill="F2F7F4"/>
+            <w:tcMar>
+              <w:top w:w="70" w:type="dxa"/>
+              <w:left w:w="110" w:type="dxa"/>
+              <w:bottom w:w="70" w:type="dxa"/>
+              <w:right w:w="110" w:type="dxa"/>
+            </w:tcMar>
+            <w:vAlign w:val="center"/>
+          </w:tcPr>
+          <w:p>
+            <w:pPr>
+              <w:spacing w:before="0" w:after="0" w:line="252" w:lineRule="auto"/>
+            </w:pPr>
+            <w:r>
+              <w:rPr>
+                <w:color w:val="17261F"/>
+                <w:sz w:val="17"/>
+                <w:szCs w:val="17"/>
+              </w:rPr>
+              <w:t xml:space="preserve">Permiso del dueño para que el agente ejecute acciones sin preguntar</w:t>
             </w:r>
           </w:p>
         </w:tc>
@@ -30533,55 +32252,55 @@
         </w:trPr>
         <w:tc>
           <w:tcPr>
-            <w:tcW w:w="2529" w:type="dxa"/>
-            <w:shd w:val="clear" w:color="auto" w:fill="FFFFFF"/>
-            <w:tcMar>
-              <w:top w:w="70" w:type="dxa"/>
-              <w:left w:w="110" w:type="dxa"/>
-              <w:bottom w:w="70" w:type="dxa"/>
-              <w:right w:w="110" w:type="dxa"/>
-            </w:tcMar>
-            <w:vAlign w:val="center"/>
-          </w:tcPr>
-          <w:p>
-            <w:pPr>
-              <w:spacing w:before="0" w:after="0" w:line="252" w:lineRule="auto"/>
-            </w:pPr>
-            <w:r>
-              <w:rPr>
-                <w:b/>
-                <w:bCs/>
-                <w:color w:val="0A5A3C"/>
-                <w:sz w:val="17"/>
-                <w:szCs w:val="17"/>
-              </w:rPr>
-              <w:t xml:space="preserve">Seguridad dinámica</w:t>
-            </w:r>
-          </w:p>
-        </w:tc>
-        <w:tc>
-          <w:tcPr>
-            <w:tcW w:w="6831" w:type="dxa"/>
-            <w:shd w:val="clear" w:color="auto" w:fill="FFFFFF"/>
-            <w:tcMar>
-              <w:top w:w="70" w:type="dxa"/>
-              <w:left w:w="110" w:type="dxa"/>
-              <w:bottom w:w="70" w:type="dxa"/>
-              <w:right w:w="110" w:type="dxa"/>
-            </w:tcMar>
-            <w:vAlign w:val="center"/>
-          </w:tcPr>
-          <w:p>
-            <w:pPr>
-              <w:spacing w:before="0" w:after="0" w:line="252" w:lineRule="auto"/>
-            </w:pPr>
-            <w:r>
-              <w:rPr>
-                <w:color w:val="17261F"/>
-                <w:sz w:val="17"/>
-                <w:szCs w:val="17"/>
-              </w:rPr>
-              <w:t xml:space="preserve">Plugin de Mosquitto para administrar usuarios, roles y permisos en caliente</w:t>
+            <w:tcW w:w="2502" w:type="dxa"/>
+            <w:shd w:val="clear" w:color="auto" w:fill="FFFFFF"/>
+            <w:tcMar>
+              <w:top w:w="70" w:type="dxa"/>
+              <w:left w:w="110" w:type="dxa"/>
+              <w:bottom w:w="70" w:type="dxa"/>
+              <w:right w:w="110" w:type="dxa"/>
+            </w:tcMar>
+            <w:vAlign w:val="center"/>
+          </w:tcPr>
+          <w:p>
+            <w:pPr>
+              <w:spacing w:before="0" w:after="0" w:line="252" w:lineRule="auto"/>
+            </w:pPr>
+            <w:r>
+              <w:rPr>
+                <w:b/>
+                <w:bCs/>
+                <w:color w:val="0A5A3C"/>
+                <w:sz w:val="17"/>
+                <w:szCs w:val="17"/>
+              </w:rPr>
+              <w:t xml:space="preserve">MQTT</w:t>
+            </w:r>
+          </w:p>
+        </w:tc>
+        <w:tc>
+          <w:tcPr>
+            <w:tcW w:w="6858" w:type="dxa"/>
+            <w:shd w:val="clear" w:color="auto" w:fill="FFFFFF"/>
+            <w:tcMar>
+              <w:top w:w="70" w:type="dxa"/>
+              <w:left w:w="110" w:type="dxa"/>
+              <w:bottom w:w="70" w:type="dxa"/>
+              <w:right w:w="110" w:type="dxa"/>
+            </w:tcMar>
+            <w:vAlign w:val="center"/>
+          </w:tcPr>
+          <w:p>
+            <w:pPr>
+              <w:spacing w:before="0" w:after="0" w:line="252" w:lineRule="auto"/>
+            </w:pPr>
+            <w:r>
+              <w:rPr>
+                <w:color w:val="17261F"/>
+                <w:sz w:val="17"/>
+                <w:szCs w:val="17"/>
+              </w:rPr>
+              <w:t xml:space="preserve">Protocolo de mensajería liviano para dispositivos conectados</w:t>
             </w:r>
           </w:p>
         </w:tc>
@@ -30592,55 +32311,55 @@
         </w:trPr>
         <w:tc>
           <w:tcPr>
-            <w:tcW w:w="2529" w:type="dxa"/>
-            <w:shd w:val="clear" w:color="auto" w:fill="F2F7F4"/>
-            <w:tcMar>
-              <w:top w:w="70" w:type="dxa"/>
-              <w:left w:w="110" w:type="dxa"/>
-              <w:bottom w:w="70" w:type="dxa"/>
-              <w:right w:w="110" w:type="dxa"/>
-            </w:tcMar>
-            <w:vAlign w:val="center"/>
-          </w:tcPr>
-          <w:p>
-            <w:pPr>
-              <w:spacing w:before="0" w:after="0" w:line="252" w:lineRule="auto"/>
-            </w:pPr>
-            <w:r>
-              <w:rPr>
-                <w:b/>
-                <w:bCs/>
-                <w:color w:val="0A5A3C"/>
-                <w:sz w:val="17"/>
-                <w:szCs w:val="17"/>
-              </w:rPr>
-              <w:t xml:space="preserve">Silueta</w:t>
-            </w:r>
-          </w:p>
-        </w:tc>
-        <w:tc>
-          <w:tcPr>
-            <w:tcW w:w="6831" w:type="dxa"/>
-            <w:shd w:val="clear" w:color="auto" w:fill="F2F7F4"/>
-            <w:tcMar>
-              <w:top w:w="70" w:type="dxa"/>
-              <w:left w:w="110" w:type="dxa"/>
-              <w:bottom w:w="70" w:type="dxa"/>
-              <w:right w:w="110" w:type="dxa"/>
-            </w:tcMar>
-            <w:vAlign w:val="center"/>
-          </w:tcPr>
-          <w:p>
-            <w:pPr>
-              <w:spacing w:before="0" w:after="0" w:line="252" w:lineRule="auto"/>
-            </w:pPr>
-            <w:r>
-              <w:rPr>
-                <w:color w:val="17261F"/>
-                <w:sz w:val="17"/>
-                <w:szCs w:val="17"/>
-              </w:rPr>
-              <w:t xml:space="preserve">Medida de qué tan separados están los grupos de K-Means; elige cuántos grupos usar</w:t>
+            <w:tcW w:w="2502" w:type="dxa"/>
+            <w:shd w:val="clear" w:color="auto" w:fill="F2F7F4"/>
+            <w:tcMar>
+              <w:top w:w="70" w:type="dxa"/>
+              <w:left w:w="110" w:type="dxa"/>
+              <w:bottom w:w="70" w:type="dxa"/>
+              <w:right w:w="110" w:type="dxa"/>
+            </w:tcMar>
+            <w:vAlign w:val="center"/>
+          </w:tcPr>
+          <w:p>
+            <w:pPr>
+              <w:spacing w:before="0" w:after="0" w:line="252" w:lineRule="auto"/>
+            </w:pPr>
+            <w:r>
+              <w:rPr>
+                <w:b/>
+                <w:bCs/>
+                <w:color w:val="0A5A3C"/>
+                <w:sz w:val="17"/>
+                <w:szCs w:val="17"/>
+              </w:rPr>
+              <w:t xml:space="preserve">PWA</w:t>
+            </w:r>
+          </w:p>
+        </w:tc>
+        <w:tc>
+          <w:tcPr>
+            <w:tcW w:w="6858" w:type="dxa"/>
+            <w:shd w:val="clear" w:color="auto" w:fill="F2F7F4"/>
+            <w:tcMar>
+              <w:top w:w="70" w:type="dxa"/>
+              <w:left w:w="110" w:type="dxa"/>
+              <w:bottom w:w="70" w:type="dxa"/>
+              <w:right w:w="110" w:type="dxa"/>
+            </w:tcMar>
+            <w:vAlign w:val="center"/>
+          </w:tcPr>
+          <w:p>
+            <w:pPr>
+              <w:spacing w:before="0" w:after="0" w:line="252" w:lineRule="auto"/>
+            </w:pPr>
+            <w:r>
+              <w:rPr>
+                <w:color w:val="17261F"/>
+                <w:sz w:val="17"/>
+                <w:szCs w:val="17"/>
+              </w:rPr>
+              <w:t xml:space="preserve">Aplicación web progresiva: se instala y funciona como una app nativa</w:t>
             </w:r>
           </w:p>
         </w:tc>
@@ -30651,55 +32370,55 @@
         </w:trPr>
         <w:tc>
           <w:tcPr>
-            <w:tcW w:w="2529" w:type="dxa"/>
-            <w:shd w:val="clear" w:color="auto" w:fill="FFFFFF"/>
-            <w:tcMar>
-              <w:top w:w="70" w:type="dxa"/>
-              <w:left w:w="110" w:type="dxa"/>
-              <w:bottom w:w="70" w:type="dxa"/>
-              <w:right w:w="110" w:type="dxa"/>
-            </w:tcMar>
-            <w:vAlign w:val="center"/>
-          </w:tcPr>
-          <w:p>
-            <w:pPr>
-              <w:spacing w:before="0" w:after="0" w:line="252" w:lineRule="auto"/>
-            </w:pPr>
-            <w:r>
-              <w:rPr>
-                <w:b/>
-                <w:bCs/>
-                <w:color w:val="0A5A3C"/>
-                <w:sz w:val="17"/>
-                <w:szCs w:val="17"/>
-              </w:rPr>
-              <w:t xml:space="preserve">Sondeo largo</w:t>
-            </w:r>
-          </w:p>
-        </w:tc>
-        <w:tc>
-          <w:tcPr>
-            <w:tcW w:w="6831" w:type="dxa"/>
-            <w:shd w:val="clear" w:color="auto" w:fill="FFFFFF"/>
-            <w:tcMar>
-              <w:top w:w="70" w:type="dxa"/>
-              <w:left w:w="110" w:type="dxa"/>
-              <w:bottom w:w="70" w:type="dxa"/>
-              <w:right w:w="110" w:type="dxa"/>
-            </w:tcMar>
-            <w:vAlign w:val="center"/>
-          </w:tcPr>
-          <w:p>
-            <w:pPr>
-              <w:spacing w:before="0" w:after="0" w:line="252" w:lineRule="auto"/>
-            </w:pPr>
-            <w:r>
-              <w:rPr>
-                <w:color w:val="17261F"/>
-                <w:sz w:val="17"/>
-                <w:szCs w:val="17"/>
-              </w:rPr>
-              <w:t xml:space="preserve">Consulta que espera hasta que hay mensajes; alternativa al webhook sin dirección pública</w:t>
+            <w:tcW w:w="2502" w:type="dxa"/>
+            <w:shd w:val="clear" w:color="auto" w:fill="FFFFFF"/>
+            <w:tcMar>
+              <w:top w:w="70" w:type="dxa"/>
+              <w:left w:w="110" w:type="dxa"/>
+              <w:bottom w:w="70" w:type="dxa"/>
+              <w:right w:w="110" w:type="dxa"/>
+            </w:tcMar>
+            <w:vAlign w:val="center"/>
+          </w:tcPr>
+          <w:p>
+            <w:pPr>
+              <w:spacing w:before="0" w:after="0" w:line="252" w:lineRule="auto"/>
+            </w:pPr>
+            <w:r>
+              <w:rPr>
+                <w:b/>
+                <w:bCs/>
+                <w:color w:val="0A5A3C"/>
+                <w:sz w:val="17"/>
+                <w:szCs w:val="17"/>
+              </w:rPr>
+              <w:t xml:space="preserve">QoS 1</w:t>
+            </w:r>
+          </w:p>
+        </w:tc>
+        <w:tc>
+          <w:tcPr>
+            <w:tcW w:w="6858" w:type="dxa"/>
+            <w:shd w:val="clear" w:color="auto" w:fill="FFFFFF"/>
+            <w:tcMar>
+              <w:top w:w="70" w:type="dxa"/>
+              <w:left w:w="110" w:type="dxa"/>
+              <w:bottom w:w="70" w:type="dxa"/>
+              <w:right w:w="110" w:type="dxa"/>
+            </w:tcMar>
+            <w:vAlign w:val="center"/>
+          </w:tcPr>
+          <w:p>
+            <w:pPr>
+              <w:spacing w:before="0" w:after="0" w:line="252" w:lineRule="auto"/>
+            </w:pPr>
+            <w:r>
+              <w:rPr>
+                <w:color w:val="17261F"/>
+                <w:sz w:val="17"/>
+                <w:szCs w:val="17"/>
+              </w:rPr>
+              <w:t xml:space="preserve">Nivel de MQTT que garantiza al menos una entrega</w:t>
             </w:r>
           </w:p>
         </w:tc>
@@ -30710,55 +32429,55 @@
         </w:trPr>
         <w:tc>
           <w:tcPr>
-            <w:tcW w:w="2529" w:type="dxa"/>
-            <w:shd w:val="clear" w:color="auto" w:fill="F2F7F4"/>
-            <w:tcMar>
-              <w:top w:w="70" w:type="dxa"/>
-              <w:left w:w="110" w:type="dxa"/>
-              <w:bottom w:w="70" w:type="dxa"/>
-              <w:right w:w="110" w:type="dxa"/>
-            </w:tcMar>
-            <w:vAlign w:val="center"/>
-          </w:tcPr>
-          <w:p>
-            <w:pPr>
-              <w:spacing w:before="0" w:after="0" w:line="252" w:lineRule="auto"/>
-            </w:pPr>
-            <w:r>
-              <w:rPr>
-                <w:b/>
-                <w:bCs/>
-                <w:color w:val="0A5A3C"/>
-                <w:sz w:val="17"/>
-                <w:szCs w:val="17"/>
-              </w:rPr>
-              <w:t xml:space="preserve">TDS</w:t>
-            </w:r>
-          </w:p>
-        </w:tc>
-        <w:tc>
-          <w:tcPr>
-            <w:tcW w:w="6831" w:type="dxa"/>
-            <w:shd w:val="clear" w:color="auto" w:fill="F2F7F4"/>
-            <w:tcMar>
-              <w:top w:w="70" w:type="dxa"/>
-              <w:left w:w="110" w:type="dxa"/>
-              <w:bottom w:w="70" w:type="dxa"/>
-              <w:right w:w="110" w:type="dxa"/>
-            </w:tcMar>
-            <w:vAlign w:val="center"/>
-          </w:tcPr>
-          <w:p>
-            <w:pPr>
-              <w:spacing w:before="0" w:after="0" w:line="252" w:lineRule="auto"/>
-            </w:pPr>
-            <w:r>
-              <w:rPr>
-                <w:color w:val="17261F"/>
-                <w:sz w:val="17"/>
-                <w:szCs w:val="17"/>
-              </w:rPr>
-              <w:t xml:space="preserve">Sólidos disueltos totales: concentración de nutrientes en ppm</w:t>
+            <w:tcW w:w="2502" w:type="dxa"/>
+            <w:shd w:val="clear" w:color="auto" w:fill="F2F7F4"/>
+            <w:tcMar>
+              <w:top w:w="70" w:type="dxa"/>
+              <w:left w:w="110" w:type="dxa"/>
+              <w:bottom w:w="70" w:type="dxa"/>
+              <w:right w:w="110" w:type="dxa"/>
+            </w:tcMar>
+            <w:vAlign w:val="center"/>
+          </w:tcPr>
+          <w:p>
+            <w:pPr>
+              <w:spacing w:before="0" w:after="0" w:line="252" w:lineRule="auto"/>
+            </w:pPr>
+            <w:r>
+              <w:rPr>
+                <w:b/>
+                <w:bCs/>
+                <w:color w:val="0A5A3C"/>
+                <w:sz w:val="17"/>
+                <w:szCs w:val="17"/>
+              </w:rPr>
+              <w:t xml:space="preserve">Seguridad dinámica</w:t>
+            </w:r>
+          </w:p>
+        </w:tc>
+        <w:tc>
+          <w:tcPr>
+            <w:tcW w:w="6858" w:type="dxa"/>
+            <w:shd w:val="clear" w:color="auto" w:fill="F2F7F4"/>
+            <w:tcMar>
+              <w:top w:w="70" w:type="dxa"/>
+              <w:left w:w="110" w:type="dxa"/>
+              <w:bottom w:w="70" w:type="dxa"/>
+              <w:right w:w="110" w:type="dxa"/>
+            </w:tcMar>
+            <w:vAlign w:val="center"/>
+          </w:tcPr>
+          <w:p>
+            <w:pPr>
+              <w:spacing w:before="0" w:after="0" w:line="252" w:lineRule="auto"/>
+            </w:pPr>
+            <w:r>
+              <w:rPr>
+                <w:color w:val="17261F"/>
+                <w:sz w:val="17"/>
+                <w:szCs w:val="17"/>
+              </w:rPr>
+              <w:t xml:space="preserve">Plugin de Mosquitto para administrar usuarios, roles y permisos en caliente</w:t>
             </w:r>
           </w:p>
         </w:tc>
@@ -30769,55 +32488,55 @@
         </w:trPr>
         <w:tc>
           <w:tcPr>
-            <w:tcW w:w="2529" w:type="dxa"/>
-            <w:shd w:val="clear" w:color="auto" w:fill="FFFFFF"/>
-            <w:tcMar>
-              <w:top w:w="70" w:type="dxa"/>
-              <w:left w:w="110" w:type="dxa"/>
-              <w:bottom w:w="70" w:type="dxa"/>
-              <w:right w:w="110" w:type="dxa"/>
-            </w:tcMar>
-            <w:vAlign w:val="center"/>
-          </w:tcPr>
-          <w:p>
-            <w:pPr>
-              <w:spacing w:before="0" w:after="0" w:line="252" w:lineRule="auto"/>
-            </w:pPr>
-            <w:r>
-              <w:rPr>
-                <w:b/>
-                <w:bCs/>
-                <w:color w:val="0A5A3C"/>
-                <w:sz w:val="17"/>
-                <w:szCs w:val="17"/>
-              </w:rPr>
-              <w:t xml:space="preserve">Tolerancia</w:t>
-            </w:r>
-          </w:p>
-        </w:tc>
-        <w:tc>
-          <w:tcPr>
-            <w:tcW w:w="6831" w:type="dxa"/>
-            <w:shd w:val="clear" w:color="auto" w:fill="FFFFFF"/>
-            <w:tcMar>
-              <w:top w:w="70" w:type="dxa"/>
-              <w:left w:w="110" w:type="dxa"/>
-              <w:bottom w:w="70" w:type="dxa"/>
-              <w:right w:w="110" w:type="dxa"/>
-            </w:tcMar>
-            <w:vAlign w:val="center"/>
-          </w:tcPr>
-          <w:p>
-            <w:pPr>
-              <w:spacing w:before="0" w:after="0" w:line="252" w:lineRule="auto"/>
-            </w:pPr>
-            <w:r>
-              <w:rPr>
-                <w:color w:val="17261F"/>
-                <w:sz w:val="17"/>
-                <w:szCs w:val="17"/>
-              </w:rPr>
-              <w:t xml:space="preserve">Unidad con la que se mide cuánto se aleja una variable de su rango ideal</w:t>
+            <w:tcW w:w="2502" w:type="dxa"/>
+            <w:shd w:val="clear" w:color="auto" w:fill="FFFFFF"/>
+            <w:tcMar>
+              <w:top w:w="70" w:type="dxa"/>
+              <w:left w:w="110" w:type="dxa"/>
+              <w:bottom w:w="70" w:type="dxa"/>
+              <w:right w:w="110" w:type="dxa"/>
+            </w:tcMar>
+            <w:vAlign w:val="center"/>
+          </w:tcPr>
+          <w:p>
+            <w:pPr>
+              <w:spacing w:before="0" w:after="0" w:line="252" w:lineRule="auto"/>
+            </w:pPr>
+            <w:r>
+              <w:rPr>
+                <w:b/>
+                <w:bCs/>
+                <w:color w:val="0A5A3C"/>
+                <w:sz w:val="17"/>
+                <w:szCs w:val="17"/>
+              </w:rPr>
+              <w:t xml:space="preserve">Silueta</w:t>
+            </w:r>
+          </w:p>
+        </w:tc>
+        <w:tc>
+          <w:tcPr>
+            <w:tcW w:w="6858" w:type="dxa"/>
+            <w:shd w:val="clear" w:color="auto" w:fill="FFFFFF"/>
+            <w:tcMar>
+              <w:top w:w="70" w:type="dxa"/>
+              <w:left w:w="110" w:type="dxa"/>
+              <w:bottom w:w="70" w:type="dxa"/>
+              <w:right w:w="110" w:type="dxa"/>
+            </w:tcMar>
+            <w:vAlign w:val="center"/>
+          </w:tcPr>
+          <w:p>
+            <w:pPr>
+              <w:spacing w:before="0" w:after="0" w:line="252" w:lineRule="auto"/>
+            </w:pPr>
+            <w:r>
+              <w:rPr>
+                <w:color w:val="17261F"/>
+                <w:sz w:val="17"/>
+                <w:szCs w:val="17"/>
+              </w:rPr>
+              <w:t xml:space="preserve">Medida de qué tan separados están los grupos de K-Means; elige cuántos grupos usar</w:t>
             </w:r>
           </w:p>
         </w:tc>
@@ -30828,55 +32547,55 @@
         </w:trPr>
         <w:tc>
           <w:tcPr>
-            <w:tcW w:w="2529" w:type="dxa"/>
-            <w:shd w:val="clear" w:color="auto" w:fill="F2F7F4"/>
-            <w:tcMar>
-              <w:top w:w="70" w:type="dxa"/>
-              <w:left w:w="110" w:type="dxa"/>
-              <w:bottom w:w="70" w:type="dxa"/>
-              <w:right w:w="110" w:type="dxa"/>
-            </w:tcMar>
-            <w:vAlign w:val="center"/>
-          </w:tcPr>
-          <w:p>
-            <w:pPr>
-              <w:spacing w:before="0" w:after="0" w:line="252" w:lineRule="auto"/>
-            </w:pPr>
-            <w:r>
-              <w:rPr>
-                <w:b/>
-                <w:bCs/>
-                <w:color w:val="0A5A3C"/>
-                <w:sz w:val="17"/>
-                <w:szCs w:val="17"/>
-              </w:rPr>
-              <w:t xml:space="preserve">Última voluntad (LWT)</w:t>
-            </w:r>
-          </w:p>
-        </w:tc>
-        <w:tc>
-          <w:tcPr>
-            <w:tcW w:w="6831" w:type="dxa"/>
-            <w:shd w:val="clear" w:color="auto" w:fill="F2F7F4"/>
-            <w:tcMar>
-              <w:top w:w="70" w:type="dxa"/>
-              <w:left w:w="110" w:type="dxa"/>
-              <w:bottom w:w="70" w:type="dxa"/>
-              <w:right w:w="110" w:type="dxa"/>
-            </w:tcMar>
-            <w:vAlign w:val="center"/>
-          </w:tcPr>
-          <w:p>
-            <w:pPr>
-              <w:spacing w:before="0" w:after="0" w:line="252" w:lineRule="auto"/>
-            </w:pPr>
-            <w:r>
-              <w:rPr>
-                <w:color w:val="17261F"/>
-                <w:sz w:val="17"/>
-                <w:szCs w:val="17"/>
-              </w:rPr>
-              <w:t xml:space="preserve">Mensaje que el broker publica solo si la maceta se desconecta sin avisar</w:t>
+            <w:tcW w:w="2502" w:type="dxa"/>
+            <w:shd w:val="clear" w:color="auto" w:fill="F2F7F4"/>
+            <w:tcMar>
+              <w:top w:w="70" w:type="dxa"/>
+              <w:left w:w="110" w:type="dxa"/>
+              <w:bottom w:w="70" w:type="dxa"/>
+              <w:right w:w="110" w:type="dxa"/>
+            </w:tcMar>
+            <w:vAlign w:val="center"/>
+          </w:tcPr>
+          <w:p>
+            <w:pPr>
+              <w:spacing w:before="0" w:after="0" w:line="252" w:lineRule="auto"/>
+            </w:pPr>
+            <w:r>
+              <w:rPr>
+                <w:b/>
+                <w:bCs/>
+                <w:color w:val="0A5A3C"/>
+                <w:sz w:val="17"/>
+                <w:szCs w:val="17"/>
+              </w:rPr>
+              <w:t xml:space="preserve">Sondeo largo</w:t>
+            </w:r>
+          </w:p>
+        </w:tc>
+        <w:tc>
+          <w:tcPr>
+            <w:tcW w:w="6858" w:type="dxa"/>
+            <w:shd w:val="clear" w:color="auto" w:fill="F2F7F4"/>
+            <w:tcMar>
+              <w:top w:w="70" w:type="dxa"/>
+              <w:left w:w="110" w:type="dxa"/>
+              <w:bottom w:w="70" w:type="dxa"/>
+              <w:right w:w="110" w:type="dxa"/>
+            </w:tcMar>
+            <w:vAlign w:val="center"/>
+          </w:tcPr>
+          <w:p>
+            <w:pPr>
+              <w:spacing w:before="0" w:after="0" w:line="252" w:lineRule="auto"/>
+            </w:pPr>
+            <w:r>
+              <w:rPr>
+                <w:color w:val="17261F"/>
+                <w:sz w:val="17"/>
+                <w:szCs w:val="17"/>
+              </w:rPr>
+              <w:t xml:space="preserve">Consulta que espera hasta que hay mensajes; alternativa al webhook sin dirección pública</w:t>
             </w:r>
           </w:p>
         </w:tc>
@@ -30887,55 +32606,55 @@
         </w:trPr>
         <w:tc>
           <w:tcPr>
-            <w:tcW w:w="2529" w:type="dxa"/>
-            <w:shd w:val="clear" w:color="auto" w:fill="FFFFFF"/>
-            <w:tcMar>
-              <w:top w:w="70" w:type="dxa"/>
-              <w:left w:w="110" w:type="dxa"/>
-              <w:bottom w:w="70" w:type="dxa"/>
-              <w:right w:w="110" w:type="dxa"/>
-            </w:tcMar>
-            <w:vAlign w:val="center"/>
-          </w:tcPr>
-          <w:p>
-            <w:pPr>
-              <w:spacing w:before="0" w:after="0" w:line="252" w:lineRule="auto"/>
-            </w:pPr>
-            <w:r>
-              <w:rPr>
-                <w:b/>
-                <w:bCs/>
-                <w:color w:val="0A5A3C"/>
-                <w:sz w:val="17"/>
-                <w:szCs w:val="17"/>
-              </w:rPr>
-              <w:t xml:space="preserve">Validación cruzada temporal</w:t>
-            </w:r>
-          </w:p>
-        </w:tc>
-        <w:tc>
-          <w:tcPr>
-            <w:tcW w:w="6831" w:type="dxa"/>
-            <w:shd w:val="clear" w:color="auto" w:fill="FFFFFF"/>
-            <w:tcMar>
-              <w:top w:w="70" w:type="dxa"/>
-              <w:left w:w="110" w:type="dxa"/>
-              <w:bottom w:w="70" w:type="dxa"/>
-              <w:right w:w="110" w:type="dxa"/>
-            </w:tcMar>
-            <w:vAlign w:val="center"/>
-          </w:tcPr>
-          <w:p>
-            <w:pPr>
-              <w:spacing w:before="0" w:after="0" w:line="252" w:lineRule="auto"/>
-            </w:pPr>
-            <w:r>
-              <w:rPr>
-                <w:color w:val="17261F"/>
-                <w:sz w:val="17"/>
-                <w:szCs w:val="17"/>
-              </w:rPr>
-              <w:t xml:space="preserve">Evaluación que siempre entrena con el pasado y prueba con el futuro</w:t>
+            <w:tcW w:w="2502" w:type="dxa"/>
+            <w:shd w:val="clear" w:color="auto" w:fill="FFFFFF"/>
+            <w:tcMar>
+              <w:top w:w="70" w:type="dxa"/>
+              <w:left w:w="110" w:type="dxa"/>
+              <w:bottom w:w="70" w:type="dxa"/>
+              <w:right w:w="110" w:type="dxa"/>
+            </w:tcMar>
+            <w:vAlign w:val="center"/>
+          </w:tcPr>
+          <w:p>
+            <w:pPr>
+              <w:spacing w:before="0" w:after="0" w:line="252" w:lineRule="auto"/>
+            </w:pPr>
+            <w:r>
+              <w:rPr>
+                <w:b/>
+                <w:bCs/>
+                <w:color w:val="0A5A3C"/>
+                <w:sz w:val="17"/>
+                <w:szCs w:val="17"/>
+              </w:rPr>
+              <w:t xml:space="preserve">TDS</w:t>
+            </w:r>
+          </w:p>
+        </w:tc>
+        <w:tc>
+          <w:tcPr>
+            <w:tcW w:w="6858" w:type="dxa"/>
+            <w:shd w:val="clear" w:color="auto" w:fill="FFFFFF"/>
+            <w:tcMar>
+              <w:top w:w="70" w:type="dxa"/>
+              <w:left w:w="110" w:type="dxa"/>
+              <w:bottom w:w="70" w:type="dxa"/>
+              <w:right w:w="110" w:type="dxa"/>
+            </w:tcMar>
+            <w:vAlign w:val="center"/>
+          </w:tcPr>
+          <w:p>
+            <w:pPr>
+              <w:spacing w:before="0" w:after="0" w:line="252" w:lineRule="auto"/>
+            </w:pPr>
+            <w:r>
+              <w:rPr>
+                <w:color w:val="17261F"/>
+                <w:sz w:val="17"/>
+                <w:szCs w:val="17"/>
+              </w:rPr>
+              <w:t xml:space="preserve">Sólidos disueltos totales: concentración de nutrientes en ppm</w:t>
             </w:r>
           </w:p>
         </w:tc>
@@ -30946,8 +32665,185 @@
         </w:trPr>
         <w:tc>
           <w:tcPr>
-            <w:tcW w:w="2529" w:type="dxa"/>
-            <w:shd w:val="clear" w:color="auto" w:fill="F2F7F4"/>
+            <w:tcW w:w="2502" w:type="dxa"/>
+            <w:shd w:val="clear" w:color="auto" w:fill="F2F7F4"/>
+            <w:tcMar>
+              <w:top w:w="70" w:type="dxa"/>
+              <w:left w:w="110" w:type="dxa"/>
+              <w:bottom w:w="70" w:type="dxa"/>
+              <w:right w:w="110" w:type="dxa"/>
+            </w:tcMar>
+            <w:vAlign w:val="center"/>
+          </w:tcPr>
+          <w:p>
+            <w:pPr>
+              <w:spacing w:before="0" w:after="0" w:line="252" w:lineRule="auto"/>
+            </w:pPr>
+            <w:r>
+              <w:rPr>
+                <w:b/>
+                <w:bCs/>
+                <w:color w:val="0A5A3C"/>
+                <w:sz w:val="17"/>
+                <w:szCs w:val="17"/>
+              </w:rPr>
+              <w:t xml:space="preserve">Tolerancia</w:t>
+            </w:r>
+          </w:p>
+        </w:tc>
+        <w:tc>
+          <w:tcPr>
+            <w:tcW w:w="6858" w:type="dxa"/>
+            <w:shd w:val="clear" w:color="auto" w:fill="F2F7F4"/>
+            <w:tcMar>
+              <w:top w:w="70" w:type="dxa"/>
+              <w:left w:w="110" w:type="dxa"/>
+              <w:bottom w:w="70" w:type="dxa"/>
+              <w:right w:w="110" w:type="dxa"/>
+            </w:tcMar>
+            <w:vAlign w:val="center"/>
+          </w:tcPr>
+          <w:p>
+            <w:pPr>
+              <w:spacing w:before="0" w:after="0" w:line="252" w:lineRule="auto"/>
+            </w:pPr>
+            <w:r>
+              <w:rPr>
+                <w:color w:val="17261F"/>
+                <w:sz w:val="17"/>
+                <w:szCs w:val="17"/>
+              </w:rPr>
+              <w:t xml:space="preserve">Unidad con la que se mide cuánto se aleja una variable de su rango ideal</w:t>
+            </w:r>
+          </w:p>
+        </w:tc>
+      </w:tr>
+      <w:tr>
+        <w:trPr>
+          <w:cantSplit/>
+        </w:trPr>
+        <w:tc>
+          <w:tcPr>
+            <w:tcW w:w="2502" w:type="dxa"/>
+            <w:shd w:val="clear" w:color="auto" w:fill="FFFFFF"/>
+            <w:tcMar>
+              <w:top w:w="70" w:type="dxa"/>
+              <w:left w:w="110" w:type="dxa"/>
+              <w:bottom w:w="70" w:type="dxa"/>
+              <w:right w:w="110" w:type="dxa"/>
+            </w:tcMar>
+            <w:vAlign w:val="center"/>
+          </w:tcPr>
+          <w:p>
+            <w:pPr>
+              <w:spacing w:before="0" w:after="0" w:line="252" w:lineRule="auto"/>
+            </w:pPr>
+            <w:r>
+              <w:rPr>
+                <w:b/>
+                <w:bCs/>
+                <w:color w:val="0A5A3C"/>
+                <w:sz w:val="17"/>
+                <w:szCs w:val="17"/>
+              </w:rPr>
+              <w:t xml:space="preserve">Última voluntad (LWT)</w:t>
+            </w:r>
+          </w:p>
+        </w:tc>
+        <w:tc>
+          <w:tcPr>
+            <w:tcW w:w="6858" w:type="dxa"/>
+            <w:shd w:val="clear" w:color="auto" w:fill="FFFFFF"/>
+            <w:tcMar>
+              <w:top w:w="70" w:type="dxa"/>
+              <w:left w:w="110" w:type="dxa"/>
+              <w:bottom w:w="70" w:type="dxa"/>
+              <w:right w:w="110" w:type="dxa"/>
+            </w:tcMar>
+            <w:vAlign w:val="center"/>
+          </w:tcPr>
+          <w:p>
+            <w:pPr>
+              <w:spacing w:before="0" w:after="0" w:line="252" w:lineRule="auto"/>
+            </w:pPr>
+            <w:r>
+              <w:rPr>
+                <w:color w:val="17261F"/>
+                <w:sz w:val="17"/>
+                <w:szCs w:val="17"/>
+              </w:rPr>
+              <w:t xml:space="preserve">Mensaje que el broker publica solo si el dispositivo se desconecta sin avisar</w:t>
+            </w:r>
+          </w:p>
+        </w:tc>
+      </w:tr>
+      <w:tr>
+        <w:trPr>
+          <w:cantSplit/>
+        </w:trPr>
+        <w:tc>
+          <w:tcPr>
+            <w:tcW w:w="2502" w:type="dxa"/>
+            <w:shd w:val="clear" w:color="auto" w:fill="F2F7F4"/>
+            <w:tcMar>
+              <w:top w:w="70" w:type="dxa"/>
+              <w:left w:w="110" w:type="dxa"/>
+              <w:bottom w:w="70" w:type="dxa"/>
+              <w:right w:w="110" w:type="dxa"/>
+            </w:tcMar>
+            <w:vAlign w:val="center"/>
+          </w:tcPr>
+          <w:p>
+            <w:pPr>
+              <w:spacing w:before="0" w:after="0" w:line="252" w:lineRule="auto"/>
+            </w:pPr>
+            <w:r>
+              <w:rPr>
+                <w:b/>
+                <w:bCs/>
+                <w:color w:val="0A5A3C"/>
+                <w:sz w:val="17"/>
+                <w:szCs w:val="17"/>
+              </w:rPr>
+              <w:t xml:space="preserve">Validación cruzada temporal</w:t>
+            </w:r>
+          </w:p>
+        </w:tc>
+        <w:tc>
+          <w:tcPr>
+            <w:tcW w:w="6858" w:type="dxa"/>
+            <w:shd w:val="clear" w:color="auto" w:fill="F2F7F4"/>
+            <w:tcMar>
+              <w:top w:w="70" w:type="dxa"/>
+              <w:left w:w="110" w:type="dxa"/>
+              <w:bottom w:w="70" w:type="dxa"/>
+              <w:right w:w="110" w:type="dxa"/>
+            </w:tcMar>
+            <w:vAlign w:val="center"/>
+          </w:tcPr>
+          <w:p>
+            <w:pPr>
+              <w:spacing w:before="0" w:after="0" w:line="252" w:lineRule="auto"/>
+            </w:pPr>
+            <w:r>
+              <w:rPr>
+                <w:color w:val="17261F"/>
+                <w:sz w:val="17"/>
+                <w:szCs w:val="17"/>
+              </w:rPr>
+              <w:t xml:space="preserve">Evaluación que siempre entrena con el pasado y prueba con el futuro</w:t>
+            </w:r>
+          </w:p>
+        </w:tc>
+      </w:tr>
+      <w:tr>
+        <w:trPr>
+          <w:cantSplit/>
+        </w:trPr>
+        <w:tc>
+          <w:tcPr>
+            <w:tcW w:w="2502" w:type="dxa"/>
+            <w:shd w:val="clear" w:color="auto" w:fill="FFFFFF"/>
             <w:tcMar>
               <w:top w:w="70" w:type="dxa"/>
               <w:left w:w="110" w:type="dxa"/>
@@ -30974,8 +32870,8 @@
         </w:tc>
         <w:tc>
           <w:tcPr>
-            <w:tcW w:w="6831" w:type="dxa"/>
-            <w:shd w:val="clear" w:color="auto" w:fill="F2F7F4"/>
+            <w:tcW w:w="6858" w:type="dxa"/>
+            <w:shd w:val="clear" w:color="auto" w:fill="FFFFFF"/>
             <w:tcMar>
               <w:top w:w="70" w:type="dxa"/>
               <w:left w:w="110" w:type="dxa"/>
@@ -31105,7 +33001,7 @@
             <w:drawing>
               <wp:inline distT="0" distB="0" distL="0" distR="0">
                 <wp:extent cx="180000" cy="180000"/>
-                <wp:docPr id="165" name="Icono"/>
+                <wp:docPr id="166" name="Icono"/>
                 <wp:cNvGraphicFramePr>
                   <a:graphicFrameLocks noChangeAspect="1"/>
                 </wp:cNvGraphicFramePr>
@@ -31113,7 +33009,7 @@
                   <a:graphicData uri="http://schemas.openxmlformats.org/drawingml/2006/picture">
                     <pic:pic>
                       <pic:nvPicPr>
-                        <pic:cNvPr id="165" name="Icono"/>
+                        <pic:cNvPr id="166" name="Icono"/>
                         <pic:cNvPicPr/>
                       </pic:nvPicPr>
                       <pic:blipFill>
@@ -31186,7 +33082,7 @@
               <w:sz w:val="14"/>
               <w:szCs w:val="14"/>
             </w:rPr>
-            <w:t xml:space="preserve">DOCUMENTACIÓN TÉCNICA · V1.1</w:t>
+            <w:t xml:space="preserve">DOCUMENTACIÓN TÉCNICA · V1.2</w:t>
           </w:r>
         </w:p>
       </w:tc>

--- a/docs/SmartPot_Technical_Documentation.docx
+++ b/docs/SmartPot_Technical_Documentation.docx
@@ -1650,7 +1650,7 @@
             <w:sz w:val="18"/>
             <w:szCs w:val="18"/>
           </w:rPr>
-          <w:t xml:space="preserve">9.4 Cultivo en vivo</w:t>
+          <w:t xml:space="preserve">9.4 Ilustración del cultivo</w:t>
         </w:r>
       </w:hyperlink>
     </w:p>
@@ -4357,7 +4357,7 @@
                 <w:sz w:val="17"/>
                 <w:szCs w:val="17"/>
               </w:rPr>
-              <w:t xml:space="preserve">Landing pública, creación de cultivos reales o virtuales, cultivo en vivo ilustrado, asistente, control y alertas; instalable</w:t>
+              <w:t xml:space="preserve">Landing pública, creación de cultivos reales o virtuales, ilustración de cada cultivo, asistente, control y alertas; instalable</w:t>
             </w:r>
           </w:p>
         </w:tc>
@@ -20530,7 +20530,7 @@
           <w:sz w:val="20"/>
           <w:szCs w:val="20"/>
         </w:rPr>
-        <w:t xml:space="preserve">La PWA es lo que ve el usuario: una página pública que explica SmartPot y, tras ingresar, un panel general con todos sus cultivos, el detalle de cada uno con su vista en vivo, un control general, un centro de acciones y lo que ha aprendido el asistente. Se instala como una app en Android, iOS y escritorio.</w:t>
+        <w:t xml:space="preserve">La PWA es lo que ve el usuario: una página pública que explica SmartPot y, tras ingresar, un panel general con todos sus cultivos, el detalle de cada uno con su ilustración, un control general, un centro de acciones y lo que ha aprendido el asistente. Se instala como una app en Android, iOS y escritorio.</w:t>
       </w:r>
     </w:p>
     <w:p>
@@ -21364,7 +21364,7 @@
                 <w:sz w:val="17"/>
                 <w:szCs w:val="17"/>
               </w:rPr>
-              <w:t xml:space="preserve">Detalle · Cultivo en vivo</w:t>
+              <w:t xml:space="preserve">Detalle · Ilustración</w:t>
             </w:r>
           </w:p>
         </w:tc>
@@ -21390,7 +21390,7 @@
                 <w:sz w:val="17"/>
                 <w:szCs w:val="17"/>
               </w:rPr>
-              <w:t xml:space="preserve">Para reales y virtuales: la forma del cultivo (maceta, tubos NFT, torre o balsa) con la especie y el color de su salud, el entorno (interior de día o de noche, o el clima del lugar) y cada actuador animado mientras está encendido, con su botón. Si el cultivo no está conectado no se ilustra. En los virtuales suma los controles de la simulación: modo, lugar, medidores, frecuencia, pausa y reanudación</w:t>
+              <w:t xml:space="preserve">Sobre todas las secciones, para reales y virtuales: la forma del cultivo (maceta, tubos NFT, torre o balsa) con su especie y el color de su salud, el entorno (interior de día o de noche, o el clima del lugar) y el estado de cada actuador, animado mientras está encendido. No tiene botones: las órdenes se dan en Control. Si el cultivo no está conectado no se ilustra</w:t>
             </w:r>
           </w:p>
         </w:tc>
@@ -21423,7 +21423,7 @@
                 <w:sz w:val="17"/>
                 <w:szCs w:val="17"/>
               </w:rPr>
-              <w:t xml:space="preserve">Detalle · Dispositivo</w:t>
+              <w:t xml:space="preserve">Detalle · Simulación</w:t>
             </w:r>
           </w:p>
         </w:tc>
@@ -21449,24 +21449,7 @@
                 <w:sz w:val="17"/>
                 <w:szCs w:val="17"/>
               </w:rPr>
-              <w:t xml:space="preserve">Solo cultivos reales: estado, guía para el ESP32 físico (circuito, firmware y </w:t>
-            </w:r>
-            <w:r>
-              <w:rPr>
-                <w:rFonts w:ascii="JetBrains Mono" w:hAnsi="JetBrains Mono" w:eastAsia="JetBrains Mono" w:cs="JetBrains Mono"/>
-                <w:color w:val="0A5A3C"/>
-                <w:sz w:val="15"/>
-                <w:szCs w:val="15"/>
-              </w:rPr>
-              <w:t xml:space="preserve">config.py</w:t>
-            </w:r>
-            <w:r>
-              <w:rPr>
-                <w:color w:val="17261F"/>
-                <w:sz w:val="17"/>
-                <w:szCs w:val="17"/>
-              </w:rPr>
-              <w:t xml:space="preserve">) o para Wokwi, datos de conexión MQTT y rotación de la clave</w:t>
+              <w:t xml:space="preserve">Solo cultivos virtuales: modo, lugar, medidores, frecuencia, pausa y reanudación</w:t>
             </w:r>
           </w:p>
         </w:tc>
@@ -21499,7 +21482,7 @@
                 <w:sz w:val="17"/>
                 <w:szCs w:val="17"/>
               </w:rPr>
-              <w:t xml:space="preserve">Detalle · Ajustes</w:t>
+              <w:t xml:space="preserve">Detalle · Dispositivo</w:t>
             </w:r>
           </w:p>
         </w:tc>
@@ -21525,7 +21508,24 @@
                 <w:sz w:val="17"/>
                 <w:szCs w:val="17"/>
               </w:rPr>
-              <w:t xml:space="preserve">Nombre, especie y forma; el tipo real o virtual se muestra y no se puede cambiar</w:t>
+              <w:t xml:space="preserve">Solo cultivos reales: estado, guía para el ESP32 físico (circuito, firmware y </w:t>
+            </w:r>
+            <w:r>
+              <w:rPr>
+                <w:rFonts w:ascii="JetBrains Mono" w:hAnsi="JetBrains Mono" w:eastAsia="JetBrains Mono" w:cs="JetBrains Mono"/>
+                <w:color w:val="0A5A3C"/>
+                <w:sz w:val="15"/>
+                <w:szCs w:val="15"/>
+              </w:rPr>
+              <w:t xml:space="preserve">config.py</w:t>
+            </w:r>
+            <w:r>
+              <w:rPr>
+                <w:color w:val="17261F"/>
+                <w:sz w:val="17"/>
+                <w:szCs w:val="17"/>
+              </w:rPr>
+              <w:t xml:space="preserve">) o para Wokwi, datos de conexión MQTT y rotación de la clave</w:t>
             </w:r>
           </w:p>
         </w:tc>
@@ -21558,6 +21558,65 @@
                 <w:sz w:val="17"/>
                 <w:szCs w:val="17"/>
               </w:rPr>
+              <w:t xml:space="preserve">Detalle · Ajustes</w:t>
+            </w:r>
+          </w:p>
+        </w:tc>
+        <w:tc>
+          <w:tcPr>
+            <w:tcW w:w="6788" w:type="dxa"/>
+            <w:shd w:val="clear" w:color="auto" w:fill="F2F7F4"/>
+            <w:tcMar>
+              <w:top w:w="70" w:type="dxa"/>
+              <w:left w:w="110" w:type="dxa"/>
+              <w:bottom w:w="70" w:type="dxa"/>
+              <w:right w:w="110" w:type="dxa"/>
+            </w:tcMar>
+            <w:vAlign w:val="center"/>
+          </w:tcPr>
+          <w:p>
+            <w:pPr>
+              <w:spacing w:before="0" w:after="0" w:line="252" w:lineRule="auto"/>
+            </w:pPr>
+            <w:r>
+              <w:rPr>
+                <w:color w:val="17261F"/>
+                <w:sz w:val="17"/>
+                <w:szCs w:val="17"/>
+              </w:rPr>
+              <w:t xml:space="preserve">Nombre, especie y forma; el tipo real o virtual se muestra y no se puede cambiar</w:t>
+            </w:r>
+          </w:p>
+        </w:tc>
+      </w:tr>
+      <w:tr>
+        <w:trPr>
+          <w:cantSplit/>
+        </w:trPr>
+        <w:tc>
+          <w:tcPr>
+            <w:tcW w:w="2572" w:type="dxa"/>
+            <w:shd w:val="clear" w:color="auto" w:fill="FFFFFF"/>
+            <w:tcMar>
+              <w:top w:w="70" w:type="dxa"/>
+              <w:left w:w="110" w:type="dxa"/>
+              <w:bottom w:w="70" w:type="dxa"/>
+              <w:right w:w="110" w:type="dxa"/>
+            </w:tcMar>
+            <w:vAlign w:val="center"/>
+          </w:tcPr>
+          <w:p>
+            <w:pPr>
+              <w:spacing w:before="0" w:after="0" w:line="252" w:lineRule="auto"/>
+            </w:pPr>
+            <w:r>
+              <w:rPr>
+                <w:b/>
+                <w:bCs/>
+                <w:color w:val="0A5A3C"/>
+                <w:sz w:val="17"/>
+                <w:szCs w:val="17"/>
+              </w:rPr>
               <w:t xml:space="preserve">Alertas y perfil</w:t>
             </w:r>
           </w:p>
@@ -21565,7 +21624,7 @@
         <w:tc>
           <w:tcPr>
             <w:tcW w:w="6788" w:type="dxa"/>
-            <w:shd w:val="clear" w:color="auto" w:fill="F2F7F4"/>
+            <w:shd w:val="clear" w:color="auto" w:fill="FFFFFF"/>
             <w:tcMar>
               <w:top w:w="70" w:type="dxa"/>
               <w:left w:w="110" w:type="dxa"/>
@@ -25177,7 +25236,7 @@
           <w:sz w:val="25"/>
           <w:szCs w:val="25"/>
         </w:rPr>
-        <w:t xml:space="preserve">9.4 Cultivo en vivo</w:t>
+        <w:t xml:space="preserve">9.4 Ilustración del cultivo</w:t>
       </w:r>
       <w:bookmarkEnd w:id="153"/>
     </w:p>
@@ -25191,25 +25250,7 @@
           <w:sz w:val="20"/>
           <w:szCs w:val="20"/>
         </w:rPr>
-        <w:t xml:space="preserve">La pestaña </w:t>
-      </w:r>
-      <w:r>
-        <w:rPr>
-          <w:b/>
-          <w:bCs/>
-          <w:color w:val="17261F"/>
-          <w:sz w:val="20"/>
-          <w:szCs w:val="20"/>
-        </w:rPr>
-        <w:t xml:space="preserve">Cultivo en vivo</w:t>
-      </w:r>
-      <w:r>
-        <w:rPr>
-          <w:color w:val="17261F"/>
-          <w:sz w:val="20"/>
-          <w:szCs w:val="20"/>
-        </w:rPr>
-        <w:t xml:space="preserve"> dibuja cada cultivo, real o virtual, como es:</w:t>
+        <w:t xml:space="preserve">Encima de todas las secciones del detalle, la PWA dibuja cada cultivo, real o virtual, como es:</w:t>
       </w:r>
     </w:p>
     <w:p>
@@ -25420,7 +25461,7 @@
                 <w:sz w:val="17"/>
                 <w:szCs w:val="17"/>
               </w:rPr>
-              <w:t xml:space="preserve">La especie (lechuga, espinaca, albahaca, tomate, fresa o pimentón) con el color de su índice de salud</w:t>
+              <w:t xml:space="preserve">La especie tal como es: lechuga en roseta, espinaca de hoja ancha, albahaca de hojas pareadas, tomate con tutor, flores y frutos rojos, fresa con flor blanca y frutos, pimentón rojo y amarillo; el color de las hojas sigue su índice de salud</w:t>
             </w:r>
           </w:p>
         </w:tc>
@@ -25538,7 +25579,7 @@
                 <w:sz w:val="17"/>
                 <w:szCs w:val="17"/>
               </w:rPr>
-              <w:t xml:space="preserve">Solo los instalados: la bomba hace correr la solución (o burbujas en la balsa), la luz ilumina, el ventilador gira, el humidificador suelta bruma y los dosificadores gotean; cada uno con su estado y su botón</w:t>
+              <w:t xml:space="preserve">Solo los instalados: la bomba hace correr la solución (o burbujas en la balsa), la luz ilumina, el ventilador gira, el humidificador suelta bruma y los dosificadores gotean; cada uno con su estado, sin botones</w:t>
             </w:r>
           </w:p>
         </w:tc>
@@ -29512,7 +29553,7 @@
                 <w:sz w:val="17"/>
                 <w:szCs w:val="17"/>
               </w:rPr>
-              <w:t xml:space="preserve">52</w:t>
+              <w:t xml:space="preserve">54</w:t>
             </w:r>
           </w:p>
         </w:tc>
@@ -29538,7 +29579,7 @@
                 <w:sz w:val="17"/>
                 <w:szCs w:val="17"/>
               </w:rPr>
-              <w:t xml:space="preserve">Cliente HTTP, sesión, validaciones, ingreso, componentes del cultivo, asistente con pronóstico y lo aprendido, comparación de modelos, canales de Telegram, cultivo en vivo (formas, actuadores, clima y conexión), creación real o virtual, guía de conexión, panel general y requisitos de SEO y PWA</w:t>
+              <w:t xml:space="preserve">Cliente HTTP, sesión, validaciones, ingreso, componentes del cultivo, asistente con pronóstico y lo aprendido, comparación de modelos, canales de Telegram, ilustración del cultivo (formas, especies, actuadores, clima y conexión), creación real o virtual, guía de conexión, panel general y requisitos de SEO y PWA</w:t>
             </w:r>
           </w:p>
         </w:tc>
@@ -31235,8 +31276,8 @@
         <w:tblLook w:val="04A0" w:firstRow="1" w:firstColumn="1" w:noVBand="1"/>
       </w:tblPr>
       <w:tblGrid>
-        <w:gridCol w:w="2502"/>
-        <w:gridCol w:w="6858"/>
+        <w:gridCol w:w="2501"/>
+        <w:gridCol w:w="6859"/>
       </w:tblGrid>
       <w:tr>
         <w:trPr>
@@ -31245,7 +31286,7 @@
         </w:trPr>
         <w:tc>
           <w:tcPr>
-            <w:tcW w:w="2502" w:type="dxa"/>
+            <w:tcW w:w="2501" w:type="dxa"/>
             <w:shd w:val="clear" w:color="auto" w:fill="0B3D2B"/>
             <w:tcMar>
               <w:top w:w="70" w:type="dxa"/>
@@ -31274,7 +31315,7 @@
         </w:tc>
         <w:tc>
           <w:tcPr>
-            <w:tcW w:w="6858" w:type="dxa"/>
+            <w:tcW w:w="6859" w:type="dxa"/>
             <w:shd w:val="clear" w:color="auto" w:fill="0B3D2B"/>
             <w:tcMar>
               <w:top w:w="70" w:type="dxa"/>
@@ -31308,7 +31349,7 @@
         </w:trPr>
         <w:tc>
           <w:tcPr>
-            <w:tcW w:w="2502" w:type="dxa"/>
+            <w:tcW w:w="2501" w:type="dxa"/>
             <w:shd w:val="clear" w:color="auto" w:fill="FFFFFF"/>
             <w:tcMar>
               <w:top w:w="70" w:type="dxa"/>
@@ -31336,7 +31377,7 @@
         </w:tc>
         <w:tc>
           <w:tcPr>
-            <w:tcW w:w="6858" w:type="dxa"/>
+            <w:tcW w:w="6859" w:type="dxa"/>
             <w:shd w:val="clear" w:color="auto" w:fill="FFFFFF"/>
             <w:tcMar>
               <w:top w:w="70" w:type="dxa"/>
@@ -31367,7 +31408,7 @@
         </w:trPr>
         <w:tc>
           <w:tcPr>
-            <w:tcW w:w="2502" w:type="dxa"/>
+            <w:tcW w:w="2501" w:type="dxa"/>
             <w:shd w:val="clear" w:color="auto" w:fill="F2F7F4"/>
             <w:tcMar>
               <w:top w:w="70" w:type="dxa"/>
@@ -31395,7 +31436,7 @@
         </w:tc>
         <w:tc>
           <w:tcPr>
-            <w:tcW w:w="6858" w:type="dxa"/>
+            <w:tcW w:w="6859" w:type="dxa"/>
             <w:shd w:val="clear" w:color="auto" w:fill="F2F7F4"/>
             <w:tcMar>
               <w:top w:w="70" w:type="dxa"/>
@@ -31426,7 +31467,7 @@
         </w:trPr>
         <w:tc>
           <w:tcPr>
-            <w:tcW w:w="2502" w:type="dxa"/>
+            <w:tcW w:w="2501" w:type="dxa"/>
             <w:shd w:val="clear" w:color="auto" w:fill="FFFFFF"/>
             <w:tcMar>
               <w:top w:w="70" w:type="dxa"/>
@@ -31454,7 +31495,7 @@
         </w:tc>
         <w:tc>
           <w:tcPr>
-            <w:tcW w:w="6858" w:type="dxa"/>
+            <w:tcW w:w="6859" w:type="dxa"/>
             <w:shd w:val="clear" w:color="auto" w:fill="FFFFFF"/>
             <w:tcMar>
               <w:top w:w="70" w:type="dxa"/>
@@ -31485,7 +31526,7 @@
         </w:trPr>
         <w:tc>
           <w:tcPr>
-            <w:tcW w:w="2502" w:type="dxa"/>
+            <w:tcW w:w="2501" w:type="dxa"/>
             <w:shd w:val="clear" w:color="auto" w:fill="F2F7F4"/>
             <w:tcMar>
               <w:top w:w="70" w:type="dxa"/>
@@ -31513,7 +31554,7 @@
         </w:tc>
         <w:tc>
           <w:tcPr>
-            <w:tcW w:w="6858" w:type="dxa"/>
+            <w:tcW w:w="6859" w:type="dxa"/>
             <w:shd w:val="clear" w:color="auto" w:fill="F2F7F4"/>
             <w:tcMar>
               <w:top w:w="70" w:type="dxa"/>
@@ -31544,7 +31585,7 @@
         </w:trPr>
         <w:tc>
           <w:tcPr>
-            <w:tcW w:w="2502" w:type="dxa"/>
+            <w:tcW w:w="2501" w:type="dxa"/>
             <w:shd w:val="clear" w:color="auto" w:fill="FFFFFF"/>
             <w:tcMar>
               <w:top w:w="70" w:type="dxa"/>
@@ -31572,7 +31613,7 @@
         </w:tc>
         <w:tc>
           <w:tcPr>
-            <w:tcW w:w="6858" w:type="dxa"/>
+            <w:tcW w:w="6859" w:type="dxa"/>
             <w:shd w:val="clear" w:color="auto" w:fill="FFFFFF"/>
             <w:tcMar>
               <w:top w:w="70" w:type="dxa"/>
@@ -31603,7 +31644,7 @@
         </w:trPr>
         <w:tc>
           <w:tcPr>
-            <w:tcW w:w="2502" w:type="dxa"/>
+            <w:tcW w:w="2501" w:type="dxa"/>
             <w:shd w:val="clear" w:color="auto" w:fill="F2F7F4"/>
             <w:tcMar>
               <w:top w:w="70" w:type="dxa"/>
@@ -31631,7 +31672,7 @@
         </w:tc>
         <w:tc>
           <w:tcPr>
-            <w:tcW w:w="6858" w:type="dxa"/>
+            <w:tcW w:w="6859" w:type="dxa"/>
             <w:shd w:val="clear" w:color="auto" w:fill="F2F7F4"/>
             <w:tcMar>
               <w:top w:w="70" w:type="dxa"/>
@@ -31662,55 +31703,55 @@
         </w:trPr>
         <w:tc>
           <w:tcPr>
-            <w:tcW w:w="2502" w:type="dxa"/>
-            <w:shd w:val="clear" w:color="auto" w:fill="FFFFFF"/>
-            <w:tcMar>
-              <w:top w:w="70" w:type="dxa"/>
-              <w:left w:w="110" w:type="dxa"/>
-              <w:bottom w:w="70" w:type="dxa"/>
-              <w:right w:w="110" w:type="dxa"/>
-            </w:tcMar>
-            <w:vAlign w:val="center"/>
-          </w:tcPr>
-          <w:p>
-            <w:pPr>
-              <w:spacing w:before="0" w:after="0" w:line="252" w:lineRule="auto"/>
-            </w:pPr>
-            <w:r>
-              <w:rPr>
-                <w:b/>
-                <w:bCs/>
-                <w:color w:val="0A5A3C"/>
-                <w:sz w:val="17"/>
-                <w:szCs w:val="17"/>
-              </w:rPr>
-              <w:t xml:space="preserve">Cultivo en vivo</w:t>
-            </w:r>
-          </w:p>
-        </w:tc>
-        <w:tc>
-          <w:tcPr>
-            <w:tcW w:w="6858" w:type="dxa"/>
-            <w:shd w:val="clear" w:color="auto" w:fill="FFFFFF"/>
-            <w:tcMar>
-              <w:top w:w="70" w:type="dxa"/>
-              <w:left w:w="110" w:type="dxa"/>
-              <w:bottom w:w="70" w:type="dxa"/>
-              <w:right w:w="110" w:type="dxa"/>
-            </w:tcMar>
-            <w:vAlign w:val="center"/>
-          </w:tcPr>
-          <w:p>
-            <w:pPr>
-              <w:spacing w:before="0" w:after="0" w:line="252" w:lineRule="auto"/>
-            </w:pPr>
-            <w:r>
-              <w:rPr>
-                <w:color w:val="17261F"/>
-                <w:sz w:val="17"/>
-                <w:szCs w:val="17"/>
-              </w:rPr>
-              <w:t xml:space="preserve">Ilustración del cultivo con su forma, su planta y cada actuador encendido o apagado</w:t>
+            <w:tcW w:w="2501" w:type="dxa"/>
+            <w:shd w:val="clear" w:color="auto" w:fill="FFFFFF"/>
+            <w:tcMar>
+              <w:top w:w="70" w:type="dxa"/>
+              <w:left w:w="110" w:type="dxa"/>
+              <w:bottom w:w="70" w:type="dxa"/>
+              <w:right w:w="110" w:type="dxa"/>
+            </w:tcMar>
+            <w:vAlign w:val="center"/>
+          </w:tcPr>
+          <w:p>
+            <w:pPr>
+              <w:spacing w:before="0" w:after="0" w:line="252" w:lineRule="auto"/>
+            </w:pPr>
+            <w:r>
+              <w:rPr>
+                <w:b/>
+                <w:bCs/>
+                <w:color w:val="0A5A3C"/>
+                <w:sz w:val="17"/>
+                <w:szCs w:val="17"/>
+              </w:rPr>
+              <w:t xml:space="preserve">Ilustración del cultivo</w:t>
+            </w:r>
+          </w:p>
+        </w:tc>
+        <w:tc>
+          <w:tcPr>
+            <w:tcW w:w="6859" w:type="dxa"/>
+            <w:shd w:val="clear" w:color="auto" w:fill="FFFFFF"/>
+            <w:tcMar>
+              <w:top w:w="70" w:type="dxa"/>
+              <w:left w:w="110" w:type="dxa"/>
+              <w:bottom w:w="70" w:type="dxa"/>
+              <w:right w:w="110" w:type="dxa"/>
+            </w:tcMar>
+            <w:vAlign w:val="center"/>
+          </w:tcPr>
+          <w:p>
+            <w:pPr>
+              <w:spacing w:before="0" w:after="0" w:line="252" w:lineRule="auto"/>
+            </w:pPr>
+            <w:r>
+              <w:rPr>
+                <w:color w:val="17261F"/>
+                <w:sz w:val="17"/>
+                <w:szCs w:val="17"/>
+              </w:rPr>
+              <w:t xml:space="preserve">Dibujo sobre todas las secciones del detalle con su forma, su especie y cada actuador encendido o apagado</w:t>
             </w:r>
           </w:p>
         </w:tc>
@@ -31721,7 +31762,7 @@
         </w:trPr>
         <w:tc>
           <w:tcPr>
-            <w:tcW w:w="2502" w:type="dxa"/>
+            <w:tcW w:w="2501" w:type="dxa"/>
             <w:shd w:val="clear" w:color="auto" w:fill="F2F7F4"/>
             <w:tcMar>
               <w:top w:w="70" w:type="dxa"/>
@@ -31749,7 +31790,7 @@
         </w:tc>
         <w:tc>
           <w:tcPr>
-            <w:tcW w:w="6858" w:type="dxa"/>
+            <w:tcW w:w="6859" w:type="dxa"/>
             <w:shd w:val="clear" w:color="auto" w:fill="F2F7F4"/>
             <w:tcMar>
               <w:top w:w="70" w:type="dxa"/>
@@ -31780,7 +31821,7 @@
         </w:trPr>
         <w:tc>
           <w:tcPr>
-            <w:tcW w:w="2502" w:type="dxa"/>
+            <w:tcW w:w="2501" w:type="dxa"/>
             <w:shd w:val="clear" w:color="auto" w:fill="FFFFFF"/>
             <w:tcMar>
               <w:top w:w="70" w:type="dxa"/>
@@ -31808,7 +31849,7 @@
         </w:tc>
         <w:tc>
           <w:tcPr>
-            <w:tcW w:w="6858" w:type="dxa"/>
+            <w:tcW w:w="6859" w:type="dxa"/>
             <w:shd w:val="clear" w:color="auto" w:fill="FFFFFF"/>
             <w:tcMar>
               <w:top w:w="70" w:type="dxa"/>
@@ -31839,7 +31880,7 @@
         </w:trPr>
         <w:tc>
           <w:tcPr>
-            <w:tcW w:w="2502" w:type="dxa"/>
+            <w:tcW w:w="2501" w:type="dxa"/>
             <w:shd w:val="clear" w:color="auto" w:fill="F2F7F4"/>
             <w:tcMar>
               <w:top w:w="70" w:type="dxa"/>
@@ -31867,7 +31908,7 @@
         </w:tc>
         <w:tc>
           <w:tcPr>
-            <w:tcW w:w="6858" w:type="dxa"/>
+            <w:tcW w:w="6859" w:type="dxa"/>
             <w:shd w:val="clear" w:color="auto" w:fill="F2F7F4"/>
             <w:tcMar>
               <w:top w:w="70" w:type="dxa"/>
@@ -31898,7 +31939,7 @@
         </w:trPr>
         <w:tc>
           <w:tcPr>
-            <w:tcW w:w="2502" w:type="dxa"/>
+            <w:tcW w:w="2501" w:type="dxa"/>
             <w:shd w:val="clear" w:color="auto" w:fill="FFFFFF"/>
             <w:tcMar>
               <w:top w:w="70" w:type="dxa"/>
@@ -31926,7 +31967,7 @@
         </w:tc>
         <w:tc>
           <w:tcPr>
-            <w:tcW w:w="6858" w:type="dxa"/>
+            <w:tcW w:w="6859" w:type="dxa"/>
             <w:shd w:val="clear" w:color="auto" w:fill="FFFFFF"/>
             <w:tcMar>
               <w:top w:w="70" w:type="dxa"/>
@@ -31957,7 +31998,7 @@
         </w:trPr>
         <w:tc>
           <w:tcPr>
-            <w:tcW w:w="2502" w:type="dxa"/>
+            <w:tcW w:w="2501" w:type="dxa"/>
             <w:shd w:val="clear" w:color="auto" w:fill="F2F7F4"/>
             <w:tcMar>
               <w:top w:w="70" w:type="dxa"/>
@@ -31985,7 +32026,7 @@
         </w:tc>
         <w:tc>
           <w:tcPr>
-            <w:tcW w:w="6858" w:type="dxa"/>
+            <w:tcW w:w="6859" w:type="dxa"/>
             <w:shd w:val="clear" w:color="auto" w:fill="F2F7F4"/>
             <w:tcMar>
               <w:top w:w="70" w:type="dxa"/>
@@ -32016,7 +32057,7 @@
         </w:trPr>
         <w:tc>
           <w:tcPr>
-            <w:tcW w:w="2502" w:type="dxa"/>
+            <w:tcW w:w="2501" w:type="dxa"/>
             <w:shd w:val="clear" w:color="auto" w:fill="FFFFFF"/>
             <w:tcMar>
               <w:top w:w="70" w:type="dxa"/>
@@ -32044,7 +32085,7 @@
         </w:tc>
         <w:tc>
           <w:tcPr>
-            <w:tcW w:w="6858" w:type="dxa"/>
+            <w:tcW w:w="6859" w:type="dxa"/>
             <w:shd w:val="clear" w:color="auto" w:fill="FFFFFF"/>
             <w:tcMar>
               <w:top w:w="70" w:type="dxa"/>
@@ -32075,7 +32116,7 @@
         </w:trPr>
         <w:tc>
           <w:tcPr>
-            <w:tcW w:w="2502" w:type="dxa"/>
+            <w:tcW w:w="2501" w:type="dxa"/>
             <w:shd w:val="clear" w:color="auto" w:fill="F2F7F4"/>
             <w:tcMar>
               <w:top w:w="70" w:type="dxa"/>
@@ -32103,7 +32144,7 @@
         </w:tc>
         <w:tc>
           <w:tcPr>
-            <w:tcW w:w="6858" w:type="dxa"/>
+            <w:tcW w:w="6859" w:type="dxa"/>
             <w:shd w:val="clear" w:color="auto" w:fill="F2F7F4"/>
             <w:tcMar>
               <w:top w:w="70" w:type="dxa"/>
@@ -32134,7 +32175,7 @@
         </w:trPr>
         <w:tc>
           <w:tcPr>
-            <w:tcW w:w="2502" w:type="dxa"/>
+            <w:tcW w:w="2501" w:type="dxa"/>
             <w:shd w:val="clear" w:color="auto" w:fill="FFFFFF"/>
             <w:tcMar>
               <w:top w:w="70" w:type="dxa"/>
@@ -32162,7 +32203,7 @@
         </w:tc>
         <w:tc>
           <w:tcPr>
-            <w:tcW w:w="6858" w:type="dxa"/>
+            <w:tcW w:w="6859" w:type="dxa"/>
             <w:shd w:val="clear" w:color="auto" w:fill="FFFFFF"/>
             <w:tcMar>
               <w:top w:w="70" w:type="dxa"/>
@@ -32193,7 +32234,7 @@
         </w:trPr>
         <w:tc>
           <w:tcPr>
-            <w:tcW w:w="2502" w:type="dxa"/>
+            <w:tcW w:w="2501" w:type="dxa"/>
             <w:shd w:val="clear" w:color="auto" w:fill="F2F7F4"/>
             <w:tcMar>
               <w:top w:w="70" w:type="dxa"/>
@@ -32221,7 +32262,7 @@
         </w:tc>
         <w:tc>
           <w:tcPr>
-            <w:tcW w:w="6858" w:type="dxa"/>
+            <w:tcW w:w="6859" w:type="dxa"/>
             <w:shd w:val="clear" w:color="auto" w:fill="F2F7F4"/>
             <w:tcMar>
               <w:top w:w="70" w:type="dxa"/>
@@ -32252,7 +32293,7 @@
         </w:trPr>
         <w:tc>
           <w:tcPr>
-            <w:tcW w:w="2502" w:type="dxa"/>
+            <w:tcW w:w="2501" w:type="dxa"/>
             <w:shd w:val="clear" w:color="auto" w:fill="FFFFFF"/>
             <w:tcMar>
               <w:top w:w="70" w:type="dxa"/>
@@ -32280,7 +32321,7 @@
         </w:tc>
         <w:tc>
           <w:tcPr>
-            <w:tcW w:w="6858" w:type="dxa"/>
+            <w:tcW w:w="6859" w:type="dxa"/>
             <w:shd w:val="clear" w:color="auto" w:fill="FFFFFF"/>
             <w:tcMar>
               <w:top w:w="70" w:type="dxa"/>
@@ -32311,7 +32352,7 @@
         </w:trPr>
         <w:tc>
           <w:tcPr>
-            <w:tcW w:w="2502" w:type="dxa"/>
+            <w:tcW w:w="2501" w:type="dxa"/>
             <w:shd w:val="clear" w:color="auto" w:fill="F2F7F4"/>
             <w:tcMar>
               <w:top w:w="70" w:type="dxa"/>
@@ -32339,7 +32380,7 @@
         </w:tc>
         <w:tc>
           <w:tcPr>
-            <w:tcW w:w="6858" w:type="dxa"/>
+            <w:tcW w:w="6859" w:type="dxa"/>
             <w:shd w:val="clear" w:color="auto" w:fill="F2F7F4"/>
             <w:tcMar>
               <w:top w:w="70" w:type="dxa"/>
@@ -32370,7 +32411,7 @@
         </w:trPr>
         <w:tc>
           <w:tcPr>
-            <w:tcW w:w="2502" w:type="dxa"/>
+            <w:tcW w:w="2501" w:type="dxa"/>
             <w:shd w:val="clear" w:color="auto" w:fill="FFFFFF"/>
             <w:tcMar>
               <w:top w:w="70" w:type="dxa"/>
@@ -32398,7 +32439,7 @@
         </w:tc>
         <w:tc>
           <w:tcPr>
-            <w:tcW w:w="6858" w:type="dxa"/>
+            <w:tcW w:w="6859" w:type="dxa"/>
             <w:shd w:val="clear" w:color="auto" w:fill="FFFFFF"/>
             <w:tcMar>
               <w:top w:w="70" w:type="dxa"/>
@@ -32429,7 +32470,7 @@
         </w:trPr>
         <w:tc>
           <w:tcPr>
-            <w:tcW w:w="2502" w:type="dxa"/>
+            <w:tcW w:w="2501" w:type="dxa"/>
             <w:shd w:val="clear" w:color="auto" w:fill="F2F7F4"/>
             <w:tcMar>
               <w:top w:w="70" w:type="dxa"/>
@@ -32457,7 +32498,7 @@
         </w:tc>
         <w:tc>
           <w:tcPr>
-            <w:tcW w:w="6858" w:type="dxa"/>
+            <w:tcW w:w="6859" w:type="dxa"/>
             <w:shd w:val="clear" w:color="auto" w:fill="F2F7F4"/>
             <w:tcMar>
               <w:top w:w="70" w:type="dxa"/>
@@ -32488,7 +32529,7 @@
         </w:trPr>
         <w:tc>
           <w:tcPr>
-            <w:tcW w:w="2502" w:type="dxa"/>
+            <w:tcW w:w="2501" w:type="dxa"/>
             <w:shd w:val="clear" w:color="auto" w:fill="FFFFFF"/>
             <w:tcMar>
               <w:top w:w="70" w:type="dxa"/>
@@ -32516,7 +32557,7 @@
         </w:tc>
         <w:tc>
           <w:tcPr>
-            <w:tcW w:w="6858" w:type="dxa"/>
+            <w:tcW w:w="6859" w:type="dxa"/>
             <w:shd w:val="clear" w:color="auto" w:fill="FFFFFF"/>
             <w:tcMar>
               <w:top w:w="70" w:type="dxa"/>
@@ -32547,7 +32588,7 @@
         </w:trPr>
         <w:tc>
           <w:tcPr>
-            <w:tcW w:w="2502" w:type="dxa"/>
+            <w:tcW w:w="2501" w:type="dxa"/>
             <w:shd w:val="clear" w:color="auto" w:fill="F2F7F4"/>
             <w:tcMar>
               <w:top w:w="70" w:type="dxa"/>
@@ -32575,7 +32616,7 @@
         </w:tc>
         <w:tc>
           <w:tcPr>
-            <w:tcW w:w="6858" w:type="dxa"/>
+            <w:tcW w:w="6859" w:type="dxa"/>
             <w:shd w:val="clear" w:color="auto" w:fill="F2F7F4"/>
             <w:tcMar>
               <w:top w:w="70" w:type="dxa"/>
@@ -32606,7 +32647,7 @@
         </w:trPr>
         <w:tc>
           <w:tcPr>
-            <w:tcW w:w="2502" w:type="dxa"/>
+            <w:tcW w:w="2501" w:type="dxa"/>
             <w:shd w:val="clear" w:color="auto" w:fill="FFFFFF"/>
             <w:tcMar>
               <w:top w:w="70" w:type="dxa"/>
@@ -32634,7 +32675,7 @@
         </w:tc>
         <w:tc>
           <w:tcPr>
-            <w:tcW w:w="6858" w:type="dxa"/>
+            <w:tcW w:w="6859" w:type="dxa"/>
             <w:shd w:val="clear" w:color="auto" w:fill="FFFFFF"/>
             <w:tcMar>
               <w:top w:w="70" w:type="dxa"/>
@@ -32665,7 +32706,7 @@
         </w:trPr>
         <w:tc>
           <w:tcPr>
-            <w:tcW w:w="2502" w:type="dxa"/>
+            <w:tcW w:w="2501" w:type="dxa"/>
             <w:shd w:val="clear" w:color="auto" w:fill="F2F7F4"/>
             <w:tcMar>
               <w:top w:w="70" w:type="dxa"/>
@@ -32693,7 +32734,7 @@
         </w:tc>
         <w:tc>
           <w:tcPr>
-            <w:tcW w:w="6858" w:type="dxa"/>
+            <w:tcW w:w="6859" w:type="dxa"/>
             <w:shd w:val="clear" w:color="auto" w:fill="F2F7F4"/>
             <w:tcMar>
               <w:top w:w="70" w:type="dxa"/>
@@ -32724,7 +32765,7 @@
         </w:trPr>
         <w:tc>
           <w:tcPr>
-            <w:tcW w:w="2502" w:type="dxa"/>
+            <w:tcW w:w="2501" w:type="dxa"/>
             <w:shd w:val="clear" w:color="auto" w:fill="FFFFFF"/>
             <w:tcMar>
               <w:top w:w="70" w:type="dxa"/>
@@ -32752,7 +32793,7 @@
         </w:tc>
         <w:tc>
           <w:tcPr>
-            <w:tcW w:w="6858" w:type="dxa"/>
+            <w:tcW w:w="6859" w:type="dxa"/>
             <w:shd w:val="clear" w:color="auto" w:fill="FFFFFF"/>
             <w:tcMar>
               <w:top w:w="70" w:type="dxa"/>
@@ -32783,7 +32824,7 @@
         </w:trPr>
         <w:tc>
           <w:tcPr>
-            <w:tcW w:w="2502" w:type="dxa"/>
+            <w:tcW w:w="2501" w:type="dxa"/>
             <w:shd w:val="clear" w:color="auto" w:fill="F2F7F4"/>
             <w:tcMar>
               <w:top w:w="70" w:type="dxa"/>
@@ -32811,7 +32852,7 @@
         </w:tc>
         <w:tc>
           <w:tcPr>
-            <w:tcW w:w="6858" w:type="dxa"/>
+            <w:tcW w:w="6859" w:type="dxa"/>
             <w:shd w:val="clear" w:color="auto" w:fill="F2F7F4"/>
             <w:tcMar>
               <w:top w:w="70" w:type="dxa"/>
@@ -32842,7 +32883,7 @@
         </w:trPr>
         <w:tc>
           <w:tcPr>
-            <w:tcW w:w="2502" w:type="dxa"/>
+            <w:tcW w:w="2501" w:type="dxa"/>
             <w:shd w:val="clear" w:color="auto" w:fill="FFFFFF"/>
             <w:tcMar>
               <w:top w:w="70" w:type="dxa"/>
@@ -32870,7 +32911,7 @@
         </w:tc>
         <w:tc>
           <w:tcPr>
-            <w:tcW w:w="6858" w:type="dxa"/>
+            <w:tcW w:w="6859" w:type="dxa"/>
             <w:shd w:val="clear" w:color="auto" w:fill="FFFFFF"/>
             <w:tcMar>
               <w:top w:w="70" w:type="dxa"/>
